--- a/files/CV-Marc_Klinger_01-2025.docx
+++ b/files/CV-Marc_Klinger_01-2025.docx
@@ -2526,8 +2526,8 @@
               <mc:AlternateContent>
                 <mc:Choice Requires="wps">
                   <w:drawing>
-                    <wp:inline distT="0" distB="0" distL="0" distR="0" wp14:anchorId="7CD36407" wp14:editId="5D5DDDD7">
-                      <wp:extent cx="6184900" cy="812800"/>
+                    <wp:inline distT="0" distB="0" distL="0" distR="0" wp14:anchorId="7CD36407" wp14:editId="03E037E7">
+                      <wp:extent cx="6184900" cy="766618"/>
                       <wp:effectExtent l="0" t="0" r="0" b="0"/>
                       <wp:docPr id="2034922394" name="Rectangle: Rounded Corners 1"/>
                       <wp:cNvGraphicFramePr/>
@@ -2538,7 +2538,7 @@
                             <wps:spPr>
                               <a:xfrm>
                                 <a:off x="0" y="0"/>
-                                <a:ext cx="6184900" cy="812800"/>
+                                <a:ext cx="6184900" cy="766618"/>
                               </a:xfrm>
                               <a:prstGeom prst="roundRect">
                                 <a:avLst>
@@ -2765,7 +2765,7 @@
                                 </w:p>
                               </w:txbxContent>
                             </wps:txbx>
-                            <wps:bodyPr rot="0" spcFirstLastPara="0" vertOverflow="overflow" horzOverflow="overflow" vert="horz" wrap="square" lIns="91440" tIns="45720" rIns="91440" bIns="45720" numCol="1" spcCol="0" rtlCol="0" fromWordArt="0" anchor="ctr" anchorCtr="0" forceAA="0" compatLnSpc="1">
+                            <wps:bodyPr rot="0" spcFirstLastPara="0" vertOverflow="overflow" horzOverflow="overflow" vert="horz" wrap="square" lIns="91440" tIns="45720" rIns="91440" bIns="0" numCol="1" spcCol="0" rtlCol="0" fromWordArt="0" anchor="ctr" anchorCtr="0" forceAA="0" compatLnSpc="1">
                               <a:prstTxWarp prst="textNoShape">
                                 <a:avLst/>
                               </a:prstTxWarp>
@@ -2779,10 +2779,10 @@
                 </mc:Choice>
                 <mc:Fallback>
                   <w:pict>
-                    <v:roundrect w14:anchorId="7CD36407" id="_x0000_s1029" style="width:487pt;height:64pt;visibility:visible;mso-wrap-style:square;mso-left-percent:-10001;mso-top-percent:-10001;mso-position-horizontal:absolute;mso-position-horizontal-relative:char;mso-position-vertical:absolute;mso-position-vertical-relative:line;mso-left-percent:-10001;mso-top-percent:-10001;v-text-anchor:middle" arcsize="10361f" o:gfxdata="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" fillcolor="#d8d8d8 [2732]" stroked="f" strokeweight="1pt">
+                    <v:roundrect w14:anchorId="7CD36407" id="_x0000_s1029" style="width:487pt;height:60.35pt;visibility:visible;mso-wrap-style:square;mso-left-percent:-10001;mso-top-percent:-10001;mso-position-horizontal:absolute;mso-position-horizontal-relative:char;mso-position-vertical:absolute;mso-position-vertical-relative:line;mso-left-percent:-10001;mso-top-percent:-10001;v-text-anchor:middle" arcsize="10361f" o:gfxdata="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" fillcolor="#d8d8d8 [2732]" stroked="f" strokeweight="1pt">
                       <v:fill opacity="16448f"/>
                       <v:stroke joinstyle="miter"/>
-                      <v:textbox>
+                      <v:textbox inset=",,,0">
                         <w:txbxContent>
                           <w:tbl>
                             <w:tblPr>
@@ -2959,6 +2959,388 @@
                                     </w:rPr>
                                     <w:t>Improving multi-messenger physics in GRMHD simulations of black holes</w:t>
                                   </w:r>
+                                </w:p>
+                              </w:tc>
+                            </w:tr>
+                          </w:tbl>
+                          <w:p>
+                            <w:pPr>
+                              <w:rPr>
+                                <w:color w:val="000000" w:themeColor="text1"/>
+                                <w:sz w:val="20"/>
+                              </w:rPr>
+                            </w:pPr>
+                          </w:p>
+                        </w:txbxContent>
+                      </v:textbox>
+                      <w10:anchorlock/>
+                    </v:roundrect>
+                  </w:pict>
+                </mc:Fallback>
+              </mc:AlternateContent>
+            </w:r>
+          </w:p>
+        </w:tc>
+      </w:tr>
+      <w:tr>
+        <w:tc>
+          <w:tcPr>
+            <w:tcW w:w="9966" w:type="dxa"/>
+          </w:tcPr>
+          <w:p>
+            <w:pPr>
+              <w:pStyle w:val="CVText"/>
+              <w:spacing w:line="276" w:lineRule="auto"/>
+              <w:rPr>
+                <w:noProof/>
+              </w:rPr>
+            </w:pPr>
+            <w:r>
+              <w:rPr>
+                <w:noProof/>
+              </w:rPr>
+              <mc:AlternateContent>
+                <mc:Choice Requires="wps">
+                  <w:drawing>
+                    <wp:inline distT="0" distB="0" distL="0" distR="0" wp14:anchorId="6B32F192" wp14:editId="1C6A51EC">
+                      <wp:extent cx="6184900" cy="258618"/>
+                      <wp:effectExtent l="0" t="0" r="0" b="0"/>
+                      <wp:docPr id="1806771812" name="Rectangle: Rounded Corners 1"/>
+                      <wp:cNvGraphicFramePr/>
+                      <a:graphic xmlns:a="http://schemas.openxmlformats.org/drawingml/2006/main">
+                        <a:graphicData uri="http://schemas.microsoft.com/office/word/2010/wordprocessingShape">
+                          <wps:wsp>
+                            <wps:cNvSpPr/>
+                            <wps:spPr>
+                              <a:xfrm>
+                                <a:off x="0" y="0"/>
+                                <a:ext cx="6184900" cy="258618"/>
+                              </a:xfrm>
+                              <a:prstGeom prst="roundRect">
+                                <a:avLst>
+                                  <a:gd name="adj" fmla="val 15809"/>
+                                </a:avLst>
+                              </a:prstGeom>
+                              <a:solidFill>
+                                <a:schemeClr val="bg1">
+                                  <a:lumMod val="85000"/>
+                                  <a:alpha val="25000"/>
+                                </a:schemeClr>
+                              </a:solidFill>
+                              <a:ln>
+                                <a:noFill/>
+                              </a:ln>
+                              <a:effectLst>
+                                <a:softEdge rad="0"/>
+                              </a:effectLst>
+                            </wps:spPr>
+                            <wps:style>
+                              <a:lnRef idx="2">
+                                <a:schemeClr val="accent1">
+                                  <a:shade val="50000"/>
+                                </a:schemeClr>
+                              </a:lnRef>
+                              <a:fillRef idx="1">
+                                <a:schemeClr val="accent1"/>
+                              </a:fillRef>
+                              <a:effectRef idx="0">
+                                <a:schemeClr val="accent1"/>
+                              </a:effectRef>
+                              <a:fontRef idx="minor">
+                                <a:schemeClr val="lt1"/>
+                              </a:fontRef>
+                            </wps:style>
+                            <wps:txbx>
+                              <w:txbxContent>
+                                <w:tbl>
+                                  <w:tblPr>
+                                    <w:tblStyle w:val="TableGrid"/>
+                                    <w:tblW w:w="9574" w:type="dxa"/>
+                                    <w:tblBorders>
+                                      <w:top w:val="none" w:sz="0" w:space="0" w:color="auto"/>
+                                      <w:left w:val="none" w:sz="0" w:space="0" w:color="auto"/>
+                                      <w:bottom w:val="none" w:sz="0" w:space="0" w:color="auto"/>
+                                      <w:right w:val="none" w:sz="0" w:space="0" w:color="auto"/>
+                                      <w:insideH w:val="none" w:sz="0" w:space="0" w:color="auto"/>
+                                      <w:insideV w:val="none" w:sz="0" w:space="0" w:color="auto"/>
+                                    </w:tblBorders>
+                                    <w:tblLook w:val="04A0" w:firstRow="1" w:lastRow="0" w:firstColumn="1" w:lastColumn="0" w:noHBand="0" w:noVBand="1"/>
+                                  </w:tblPr>
+                                  <w:tblGrid>
+                                    <w:gridCol w:w="1980"/>
+                                    <w:gridCol w:w="7594"/>
+                                  </w:tblGrid>
+                                  <w:tr>
+                                    <w:trPr>
+                                      <w:trHeight w:val="1610"/>
+                                    </w:trPr>
+                                    <w:tc>
+                                      <w:tcPr>
+                                        <w:tcW w:w="1980" w:type="dxa"/>
+                                        <w:shd w:val="clear" w:color="auto" w:fill="auto"/>
+                                      </w:tcPr>
+                                      <w:p>
+                                        <w:pPr>
+                                          <w:pBdr>
+                                            <w:top w:val="none" w:sz="0" w:space="0" w:color="auto"/>
+                                            <w:left w:val="none" w:sz="0" w:space="0" w:color="auto"/>
+                                            <w:bottom w:val="none" w:sz="0" w:space="0" w:color="auto"/>
+                                            <w:right w:val="none" w:sz="0" w:space="0" w:color="auto"/>
+                                            <w:between w:val="none" w:sz="0" w:space="0" w:color="auto"/>
+                                          </w:pBdr>
+                                          <w:spacing w:after="160"/>
+                                          <w:rPr>
+                                            <w:rFonts w:ascii="Trebuchet MS" w:eastAsiaTheme="minorHAnsi" w:hAnsi="Trebuchet MS" w:cstheme="minorBidi"/>
+                                            <w:color w:val="000000" w:themeColor="text1"/>
+                                            <w:sz w:val="20"/>
+                                            <w:lang w:val="en-US"/>
+                                          </w:rPr>
+                                        </w:pPr>
+                                        <w:r>
+                                          <w:rPr>
+                                            <w:rFonts w:ascii="Trebuchet MS" w:eastAsiaTheme="minorHAnsi" w:hAnsi="Trebuchet MS" w:cstheme="minorBidi"/>
+                                            <w:color w:val="000000" w:themeColor="text1"/>
+                                            <w:sz w:val="20"/>
+                                            <w:lang w:val="en-US"/>
+                                          </w:rPr>
+                                          <w:t>06/2022</w:t>
+                                        </w:r>
+                                      </w:p>
+                                    </w:tc>
+                                    <w:tc>
+                                      <w:tcPr>
+                                        <w:tcW w:w="7594" w:type="dxa"/>
+                                        <w:shd w:val="clear" w:color="auto" w:fill="auto"/>
+                                      </w:tcPr>
+                                      <w:p>
+                                        <w:pPr>
+                                          <w:spacing w:line="276" w:lineRule="auto"/>
+                                          <w:rPr>
+                                            <w:rFonts w:ascii="Trebuchet MS" w:hAnsi="Trebuchet MS"/>
+                                            <w:b/>
+                                            <w:color w:val="000000" w:themeColor="text1"/>
+                                            <w:sz w:val="20"/>
+                                          </w:rPr>
+                                        </w:pPr>
+                                        <w:r>
+                                          <w:rPr>
+                                            <w:rFonts w:ascii="Trebuchet MS" w:hAnsi="Trebuchet MS"/>
+                                            <w:b/>
+                                            <w:color w:val="000000" w:themeColor="text1"/>
+                                            <w:sz w:val="20"/>
+                                          </w:rPr>
+                                          <w:t xml:space="preserve">Summer School - </w:t>
+                                        </w:r>
+                                        <w:r>
+                                          <w:rPr>
+                                            <w:rFonts w:ascii="Trebuchet MS" w:hAnsi="Trebuchet MS"/>
+                                            <w:b/>
+                                            <w:color w:val="000000" w:themeColor="text1"/>
+                                            <w:sz w:val="20"/>
+                                          </w:rPr>
+                                          <w:t>Foundations of Cosmic Ray Astrophysics</w:t>
+                                        </w:r>
+                                        <w:r>
+                                          <w:rPr>
+                                            <w:rFonts w:ascii="Trebuchet MS" w:hAnsi="Trebuchet MS"/>
+                                            <w:b/>
+                                            <w:color w:val="000000" w:themeColor="text1"/>
+                                            <w:sz w:val="20"/>
+                                          </w:rPr>
+                                          <w:t xml:space="preserve">, </w:t>
+                                        </w:r>
+                                        <w:proofErr w:type="spellStart"/>
+                                        <w:r>
+                                          <w:rPr>
+                                            <w:rFonts w:ascii="Trebuchet MS" w:hAnsi="Trebuchet MS"/>
+                                            <w:b/>
+                                            <w:color w:val="000000" w:themeColor="text1"/>
+                                            <w:sz w:val="20"/>
+                                          </w:rPr>
+                                          <w:t>Varenna</w:t>
+                                        </w:r>
+                                        <w:proofErr w:type="spellEnd"/>
+                                        <w:r>
+                                          <w:rPr>
+                                            <w:rFonts w:ascii="Trebuchet MS" w:hAnsi="Trebuchet MS"/>
+                                            <w:b/>
+                                            <w:color w:val="000000" w:themeColor="text1"/>
+                                            <w:sz w:val="20"/>
+                                          </w:rPr>
+                                          <w:t xml:space="preserve"> (Italy)</w:t>
+                                        </w:r>
+                                      </w:p>
+                                      <w:p>
+                                        <w:pPr>
+                                          <w:spacing w:line="276" w:lineRule="auto"/>
+                                          <w:rPr>
+                                            <w:rFonts w:ascii="Trebuchet MS" w:hAnsi="Trebuchet MS"/>
+                                            <w:i/>
+                                            <w:color w:val="000000" w:themeColor="text1"/>
+                                            <w:sz w:val="20"/>
+                                          </w:rPr>
+                                        </w:pPr>
+                                      </w:p>
+                                    </w:tc>
+                                  </w:tr>
+                                </w:tbl>
+                                <w:p>
+                                  <w:pPr>
+                                    <w:rPr>
+                                      <w:color w:val="000000" w:themeColor="text1"/>
+                                      <w:sz w:val="20"/>
+                                    </w:rPr>
+                                  </w:pPr>
+                                </w:p>
+                              </w:txbxContent>
+                            </wps:txbx>
+                            <wps:bodyPr rot="0" spcFirstLastPara="0" vertOverflow="overflow" horzOverflow="overflow" vert="horz" wrap="square" lIns="91440" tIns="45720" rIns="91440" bIns="0" numCol="1" spcCol="0" rtlCol="0" fromWordArt="0" anchor="ctr" anchorCtr="0" forceAA="0" compatLnSpc="1">
+                              <a:prstTxWarp prst="textNoShape">
+                                <a:avLst/>
+                              </a:prstTxWarp>
+                              <a:noAutofit/>
+                            </wps:bodyPr>
+                          </wps:wsp>
+                        </a:graphicData>
+                      </a:graphic>
+                    </wp:inline>
+                  </w:drawing>
+                </mc:Choice>
+                <mc:Fallback>
+                  <w:pict>
+                    <v:roundrect w14:anchorId="6B32F192" id="_x0000_s1030" style="width:487pt;height:20.35pt;visibility:visible;mso-wrap-style:square;mso-left-percent:-10001;mso-top-percent:-10001;mso-position-horizontal:absolute;mso-position-horizontal-relative:char;mso-position-vertical:absolute;mso-position-vertical-relative:line;mso-left-percent:-10001;mso-top-percent:-10001;v-text-anchor:middle" arcsize="10361f" o:gfxdata="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" fillcolor="#d8d8d8 [2732]" stroked="f" strokeweight="1pt">
+                      <v:fill opacity="16448f"/>
+                      <v:stroke joinstyle="miter"/>
+                      <v:textbox inset=",,,0">
+                        <w:txbxContent>
+                          <w:tbl>
+                            <w:tblPr>
+                              <w:tblStyle w:val="TableGrid"/>
+                              <w:tblW w:w="9574" w:type="dxa"/>
+                              <w:tblBorders>
+                                <w:top w:val="none" w:sz="0" w:space="0" w:color="auto"/>
+                                <w:left w:val="none" w:sz="0" w:space="0" w:color="auto"/>
+                                <w:bottom w:val="none" w:sz="0" w:space="0" w:color="auto"/>
+                                <w:right w:val="none" w:sz="0" w:space="0" w:color="auto"/>
+                                <w:insideH w:val="none" w:sz="0" w:space="0" w:color="auto"/>
+                                <w:insideV w:val="none" w:sz="0" w:space="0" w:color="auto"/>
+                              </w:tblBorders>
+                              <w:tblLook w:val="04A0" w:firstRow="1" w:lastRow="0" w:firstColumn="1" w:lastColumn="0" w:noHBand="0" w:noVBand="1"/>
+                            </w:tblPr>
+                            <w:tblGrid>
+                              <w:gridCol w:w="1980"/>
+                              <w:gridCol w:w="7594"/>
+                            </w:tblGrid>
+                            <w:tr>
+                              <w:trPr>
+                                <w:trHeight w:val="1610"/>
+                              </w:trPr>
+                              <w:tc>
+                                <w:tcPr>
+                                  <w:tcW w:w="1980" w:type="dxa"/>
+                                  <w:shd w:val="clear" w:color="auto" w:fill="auto"/>
+                                </w:tcPr>
+                                <w:p>
+                                  <w:pPr>
+                                    <w:pBdr>
+                                      <w:top w:val="none" w:sz="0" w:space="0" w:color="auto"/>
+                                      <w:left w:val="none" w:sz="0" w:space="0" w:color="auto"/>
+                                      <w:bottom w:val="none" w:sz="0" w:space="0" w:color="auto"/>
+                                      <w:right w:val="none" w:sz="0" w:space="0" w:color="auto"/>
+                                      <w:between w:val="none" w:sz="0" w:space="0" w:color="auto"/>
+                                    </w:pBdr>
+                                    <w:spacing w:after="160"/>
+                                    <w:rPr>
+                                      <w:rFonts w:ascii="Trebuchet MS" w:eastAsiaTheme="minorHAnsi" w:hAnsi="Trebuchet MS" w:cstheme="minorBidi"/>
+                                      <w:color w:val="000000" w:themeColor="text1"/>
+                                      <w:sz w:val="20"/>
+                                      <w:lang w:val="en-US"/>
+                                    </w:rPr>
+                                  </w:pPr>
+                                  <w:r>
+                                    <w:rPr>
+                                      <w:rFonts w:ascii="Trebuchet MS" w:eastAsiaTheme="minorHAnsi" w:hAnsi="Trebuchet MS" w:cstheme="minorBidi"/>
+                                      <w:color w:val="000000" w:themeColor="text1"/>
+                                      <w:sz w:val="20"/>
+                                      <w:lang w:val="en-US"/>
+                                    </w:rPr>
+                                    <w:t>06/2022</w:t>
+                                  </w:r>
+                                </w:p>
+                              </w:tc>
+                              <w:tc>
+                                <w:tcPr>
+                                  <w:tcW w:w="7594" w:type="dxa"/>
+                                  <w:shd w:val="clear" w:color="auto" w:fill="auto"/>
+                                </w:tcPr>
+                                <w:p>
+                                  <w:pPr>
+                                    <w:spacing w:line="276" w:lineRule="auto"/>
+                                    <w:rPr>
+                                      <w:rFonts w:ascii="Trebuchet MS" w:hAnsi="Trebuchet MS"/>
+                                      <w:b/>
+                                      <w:color w:val="000000" w:themeColor="text1"/>
+                                      <w:sz w:val="20"/>
+                                    </w:rPr>
+                                  </w:pPr>
+                                  <w:r>
+                                    <w:rPr>
+                                      <w:rFonts w:ascii="Trebuchet MS" w:hAnsi="Trebuchet MS"/>
+                                      <w:b/>
+                                      <w:color w:val="000000" w:themeColor="text1"/>
+                                      <w:sz w:val="20"/>
+                                    </w:rPr>
+                                    <w:t xml:space="preserve">Summer School - </w:t>
+                                  </w:r>
+                                  <w:r>
+                                    <w:rPr>
+                                      <w:rFonts w:ascii="Trebuchet MS" w:hAnsi="Trebuchet MS"/>
+                                      <w:b/>
+                                      <w:color w:val="000000" w:themeColor="text1"/>
+                                      <w:sz w:val="20"/>
+                                    </w:rPr>
+                                    <w:t>Foundations of Cosmic Ray Astrophysics</w:t>
+                                  </w:r>
+                                  <w:r>
+                                    <w:rPr>
+                                      <w:rFonts w:ascii="Trebuchet MS" w:hAnsi="Trebuchet MS"/>
+                                      <w:b/>
+                                      <w:color w:val="000000" w:themeColor="text1"/>
+                                      <w:sz w:val="20"/>
+                                    </w:rPr>
+                                    <w:t xml:space="preserve">, </w:t>
+                                  </w:r>
+                                  <w:proofErr w:type="spellStart"/>
+                                  <w:r>
+                                    <w:rPr>
+                                      <w:rFonts w:ascii="Trebuchet MS" w:hAnsi="Trebuchet MS"/>
+                                      <w:b/>
+                                      <w:color w:val="000000" w:themeColor="text1"/>
+                                      <w:sz w:val="20"/>
+                                    </w:rPr>
+                                    <w:t>Varenna</w:t>
+                                  </w:r>
+                                  <w:proofErr w:type="spellEnd"/>
+                                  <w:r>
+                                    <w:rPr>
+                                      <w:rFonts w:ascii="Trebuchet MS" w:hAnsi="Trebuchet MS"/>
+                                      <w:b/>
+                                      <w:color w:val="000000" w:themeColor="text1"/>
+                                      <w:sz w:val="20"/>
+                                    </w:rPr>
+                                    <w:t xml:space="preserve"> (Italy)</w:t>
+                                  </w:r>
+                                </w:p>
+                                <w:p>
+                                  <w:pPr>
+                                    <w:spacing w:line="276" w:lineRule="auto"/>
+                                    <w:rPr>
+                                      <w:rFonts w:ascii="Trebuchet MS" w:hAnsi="Trebuchet MS"/>
+                                      <w:i/>
+                                      <w:color w:val="000000" w:themeColor="text1"/>
+                                      <w:sz w:val="20"/>
+                                    </w:rPr>
+                                  </w:pPr>
                                 </w:p>
                               </w:tc>
                             </w:tr>
@@ -2999,8 +3381,8 @@
               <mc:AlternateContent>
                 <mc:Choice Requires="wps">
                   <w:drawing>
-                    <wp:inline distT="0" distB="0" distL="0" distR="0" wp14:anchorId="74CB52F1" wp14:editId="298A20BC">
-                      <wp:extent cx="6184900" cy="699654"/>
+                    <wp:inline distT="0" distB="0" distL="0" distR="0" wp14:anchorId="74CB52F1" wp14:editId="482E9DE6">
+                      <wp:extent cx="6184900" cy="609600"/>
                       <wp:effectExtent l="0" t="0" r="0" b="0"/>
                       <wp:docPr id="1467628505" name="Rectangle: Rounded Corners 55"/>
                       <wp:cNvGraphicFramePr/>
@@ -3011,7 +3393,7 @@
                             <wps:spPr>
                               <a:xfrm>
                                 <a:off x="0" y="0"/>
-                                <a:ext cx="6184900" cy="699654"/>
+                                <a:ext cx="6184900" cy="609600"/>
                               </a:xfrm>
                               <a:prstGeom prst="roundRect">
                                 <a:avLst>
@@ -3197,7 +3579,7 @@
                                 </w:p>
                               </w:txbxContent>
                             </wps:txbx>
-                            <wps:bodyPr rot="0" spcFirstLastPara="0" vertOverflow="overflow" horzOverflow="overflow" vert="horz" wrap="square" lIns="91440" tIns="45720" rIns="91440" bIns="45720" numCol="1" spcCol="0" rtlCol="0" fromWordArt="0" anchor="ctr" anchorCtr="0" forceAA="0" compatLnSpc="1">
+                            <wps:bodyPr rot="0" spcFirstLastPara="0" vertOverflow="overflow" horzOverflow="overflow" vert="horz" wrap="square" lIns="91440" tIns="45720" rIns="91440" bIns="0" numCol="1" spcCol="0" rtlCol="0" fromWordArt="0" anchor="ctr" anchorCtr="0" forceAA="0" compatLnSpc="1">
                               <a:prstTxWarp prst="textNoShape">
                                 <a:avLst/>
                               </a:prstTxWarp>
@@ -3211,10 +3593,10 @@
                 </mc:Choice>
                 <mc:Fallback>
                   <w:pict>
-                    <v:roundrect w14:anchorId="74CB52F1" id="Rectangle: Rounded Corners 55" o:spid="_x0000_s1030" style="width:487pt;height:55.1pt;visibility:visible;mso-wrap-style:square;mso-left-percent:-10001;mso-top-percent:-10001;mso-position-horizontal:absolute;mso-position-horizontal-relative:char;mso-position-vertical:absolute;mso-position-vertical-relative:line;mso-left-percent:-10001;mso-top-percent:-10001;v-text-anchor:middle" arcsize="8774f" o:gfxdata="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" fillcolor="#d8d8d8 [2732]" stroked="f" strokeweight="1pt">
+                    <v:roundrect w14:anchorId="74CB52F1" id="Rectangle: Rounded Corners 55" o:spid="_x0000_s1031" style="width:487pt;height:48pt;visibility:visible;mso-wrap-style:square;mso-left-percent:-10001;mso-top-percent:-10001;mso-position-horizontal:absolute;mso-position-horizontal-relative:char;mso-position-vertical:absolute;mso-position-vertical-relative:line;mso-left-percent:-10001;mso-top-percent:-10001;v-text-anchor:middle" arcsize="8774f" o:gfxdata="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" fillcolor="#d8d8d8 [2732]" stroked="f" strokeweight="1pt">
                       <v:fill opacity="16448f"/>
                       <v:stroke joinstyle="miter"/>
-                      <v:textbox>
+                      <v:textbox inset=",,,0">
                         <w:txbxContent>
                           <w:tbl>
                             <w:tblPr>
@@ -3383,9 +3765,9 @@
               <mc:AlternateContent>
                 <mc:Choice Requires="wps">
                   <w:drawing>
-                    <wp:inline distT="0" distB="0" distL="0" distR="0" wp14:anchorId="5612878A" wp14:editId="02E58CF3">
-                      <wp:extent cx="6184900" cy="667385"/>
-                      <wp:effectExtent l="0" t="0" r="0" b="5715"/>
+                    <wp:inline distT="0" distB="0" distL="0" distR="0" wp14:anchorId="5612878A" wp14:editId="388777BE">
+                      <wp:extent cx="6184900" cy="581891"/>
+                      <wp:effectExtent l="0" t="0" r="0" b="2540"/>
                       <wp:docPr id="865441015" name="Rectangle: Rounded Corners 56"/>
                       <wp:cNvGraphicFramePr/>
                       <a:graphic xmlns:a="http://schemas.openxmlformats.org/drawingml/2006/main">
@@ -3395,7 +3777,7 @@
                             <wps:spPr>
                               <a:xfrm>
                                 <a:off x="0" y="0"/>
-                                <a:ext cx="6184900" cy="667385"/>
+                                <a:ext cx="6184900" cy="581891"/>
                               </a:xfrm>
                               <a:prstGeom prst="roundRect">
                                 <a:avLst>
@@ -3552,7 +3934,7 @@
                                 </w:p>
                               </w:txbxContent>
                             </wps:txbx>
-                            <wps:bodyPr rot="0" spcFirstLastPara="0" vertOverflow="overflow" horzOverflow="overflow" vert="horz" wrap="square" lIns="91440" tIns="45720" rIns="91440" bIns="45720" numCol="1" spcCol="0" rtlCol="0" fromWordArt="0" anchor="ctr" anchorCtr="0" forceAA="0" compatLnSpc="1">
+                            <wps:bodyPr rot="0" spcFirstLastPara="0" vertOverflow="overflow" horzOverflow="overflow" vert="horz" wrap="square" lIns="91440" tIns="45720" rIns="91440" bIns="0" numCol="1" spcCol="0" rtlCol="0" fromWordArt="0" anchor="ctr" anchorCtr="0" forceAA="0" compatLnSpc="1">
                               <a:prstTxWarp prst="textNoShape">
                                 <a:avLst/>
                               </a:prstTxWarp>
@@ -3566,10 +3948,10 @@
                 </mc:Choice>
                 <mc:Fallback>
                   <w:pict>
-                    <v:roundrect w14:anchorId="5612878A" id="Rectangle: Rounded Corners 56" o:spid="_x0000_s1031" style="width:487pt;height:52.55pt;visibility:visible;mso-wrap-style:square;mso-left-percent:-10001;mso-top-percent:-10001;mso-position-horizontal:absolute;mso-position-horizontal-relative:char;mso-position-vertical:absolute;mso-position-vertical-relative:line;mso-left-percent:-10001;mso-top-percent:-10001;v-text-anchor:middle" arcsize="10273f" o:gfxdata="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" fillcolor="#d8d8d8 [2732]" stroked="f" strokeweight="1pt">
+                    <v:roundrect w14:anchorId="5612878A" id="Rectangle: Rounded Corners 56" o:spid="_x0000_s1032" style="width:487pt;height:45.8pt;visibility:visible;mso-wrap-style:square;mso-left-percent:-10001;mso-top-percent:-10001;mso-position-horizontal:absolute;mso-position-horizontal-relative:char;mso-position-vertical:absolute;mso-position-vertical-relative:line;mso-left-percent:-10001;mso-top-percent:-10001;v-text-anchor:middle" arcsize="10273f" o:gfxdata="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" fillcolor="#d8d8d8 [2732]" stroked="f" strokeweight="1pt">
                       <v:fill opacity="16448f"/>
                       <v:stroke joinstyle="miter"/>
-                      <v:textbox>
+                      <v:textbox inset=",,,0">
                         <w:txbxContent>
                           <w:tbl>
                             <w:tblPr>
@@ -3708,9 +4090,9 @@
               <mc:AlternateContent>
                 <mc:Choice Requires="wps">
                   <w:drawing>
-                    <wp:inline distT="0" distB="0" distL="0" distR="0" wp14:anchorId="1E7FDD26" wp14:editId="76F2094A">
-                      <wp:extent cx="6184900" cy="787179"/>
-                      <wp:effectExtent l="0" t="0" r="0" b="635"/>
+                    <wp:inline distT="0" distB="0" distL="0" distR="0" wp14:anchorId="1E7FDD26" wp14:editId="27FEF487">
+                      <wp:extent cx="6184900" cy="738909"/>
+                      <wp:effectExtent l="0" t="0" r="0" b="0"/>
                       <wp:docPr id="313860976" name="Rectangle: Rounded Corners 57"/>
                       <wp:cNvGraphicFramePr/>
                       <a:graphic xmlns:a="http://schemas.openxmlformats.org/drawingml/2006/main">
@@ -3720,7 +4102,7 @@
                             <wps:spPr>
                               <a:xfrm>
                                 <a:off x="0" y="0"/>
-                                <a:ext cx="6184900" cy="787179"/>
+                                <a:ext cx="6184900" cy="738909"/>
                               </a:xfrm>
                               <a:prstGeom prst="roundRect">
                                 <a:avLst>
@@ -3919,7 +4301,7 @@
                                 </w:p>
                               </w:txbxContent>
                             </wps:txbx>
-                            <wps:bodyPr rot="0" spcFirstLastPara="0" vertOverflow="overflow" horzOverflow="overflow" vert="horz" wrap="square" lIns="91440" tIns="45720" rIns="91440" bIns="45720" numCol="1" spcCol="0" rtlCol="0" fromWordArt="0" anchor="ctr" anchorCtr="0" forceAA="0" compatLnSpc="1">
+                            <wps:bodyPr rot="0" spcFirstLastPara="0" vertOverflow="overflow" horzOverflow="overflow" vert="horz" wrap="square" lIns="91440" tIns="45720" rIns="91440" bIns="0" numCol="1" spcCol="0" rtlCol="0" fromWordArt="0" anchor="ctr" anchorCtr="0" forceAA="0" compatLnSpc="1">
                               <a:prstTxWarp prst="textNoShape">
                                 <a:avLst/>
                               </a:prstTxWarp>
@@ -3933,10 +4315,10 @@
                 </mc:Choice>
                 <mc:Fallback>
                   <w:pict>
-                    <v:roundrect w14:anchorId="1E7FDD26" id="Rectangle: Rounded Corners 57" o:spid="_x0000_s1032" style="width:487pt;height:62pt;visibility:visible;mso-wrap-style:square;mso-left-percent:-10001;mso-top-percent:-10001;mso-position-horizontal:absolute;mso-position-horizontal-relative:char;mso-position-vertical:absolute;mso-position-vertical-relative:line;mso-left-percent:-10001;mso-top-percent:-10001;v-text-anchor:middle" arcsize="7175f" o:gfxdata="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" fillcolor="#d8d8d8 [2732]" stroked="f" strokeweight="1pt">
+                    <v:roundrect w14:anchorId="1E7FDD26" id="Rectangle: Rounded Corners 57" o:spid="_x0000_s1033" style="width:487pt;height:58.2pt;visibility:visible;mso-wrap-style:square;mso-left-percent:-10001;mso-top-percent:-10001;mso-position-horizontal:absolute;mso-position-horizontal-relative:char;mso-position-vertical:absolute;mso-position-vertical-relative:line;mso-left-percent:-10001;mso-top-percent:-10001;v-text-anchor:middle" arcsize="7175f" o:gfxdata="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" fillcolor="#d8d8d8 [2732]" stroked="f" strokeweight="1pt">
                       <v:fill opacity="16448f"/>
                       <v:stroke joinstyle="miter"/>
-                      <v:textbox>
+                      <v:textbox inset=",,,0">
                         <w:txbxContent>
                           <w:tbl>
                             <w:tblPr>
@@ -4109,12 +4491,6 @@
         </w:tc>
       </w:tr>
     </w:tbl>
-    <w:p>
-      <w:pPr>
-        <w:pStyle w:val="CVHeading"/>
-        <w:spacing w:after="120" w:line="240" w:lineRule="auto"/>
-      </w:pPr>
-    </w:p>
     <w:p>
       <w:pPr>
         <w:pStyle w:val="CVHeading"/>
@@ -4161,7 +4537,7 @@
               <mc:AlternateContent>
                 <mc:Choice Requires="wps">
                   <w:drawing>
-                    <wp:inline distT="0" distB="0" distL="0" distR="0" wp14:anchorId="0BE98777" wp14:editId="0BEB0FB8">
+                    <wp:inline distT="0" distB="0" distL="0" distR="0" wp14:anchorId="0BE98777" wp14:editId="1D61A9E1">
                       <wp:extent cx="6184900" cy="443346"/>
                       <wp:effectExtent l="0" t="0" r="0" b="1270"/>
                       <wp:docPr id="45" name="Rectangle: Rounded Corners 45"/>
@@ -4346,7 +4722,7 @@
                                 </w:p>
                               </w:txbxContent>
                             </wps:txbx>
-                            <wps:bodyPr rot="0" spcFirstLastPara="0" vertOverflow="overflow" horzOverflow="overflow" vert="horz" wrap="square" lIns="91440" tIns="45720" rIns="91440" bIns="45720" numCol="1" spcCol="0" rtlCol="0" fromWordArt="0" anchor="ctr" anchorCtr="0" forceAA="0" compatLnSpc="1">
+                            <wps:bodyPr rot="0" spcFirstLastPara="0" vertOverflow="overflow" horzOverflow="overflow" vert="horz" wrap="square" lIns="91440" tIns="45720" rIns="91440" bIns="0" numCol="1" spcCol="0" rtlCol="0" fromWordArt="0" anchor="ctr" anchorCtr="0" forceAA="0" compatLnSpc="1">
                               <a:prstTxWarp prst="textNoShape">
                                 <a:avLst/>
                               </a:prstTxWarp>
@@ -4360,10 +4736,10 @@
                 </mc:Choice>
                 <mc:Fallback>
                   <w:pict>
-                    <v:roundrect w14:anchorId="0BE98777" id="Rectangle: Rounded Corners 45" o:spid="_x0000_s1033" style="width:487pt;height:34.9pt;visibility:visible;mso-wrap-style:square;mso-left-percent:-10001;mso-top-percent:-10001;mso-position-horizontal:absolute;mso-position-horizontal-relative:char;mso-position-vertical:absolute;mso-position-vertical-relative:line;mso-left-percent:-10001;mso-top-percent:-10001;v-text-anchor:middle" arcsize="8774f" o:gfxdata="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" fillcolor="#d8d8d8 [2732]" stroked="f" strokeweight="1pt">
+                    <v:roundrect w14:anchorId="0BE98777" id="Rectangle: Rounded Corners 45" o:spid="_x0000_s1034" style="width:487pt;height:34.9pt;visibility:visible;mso-wrap-style:square;mso-left-percent:-10001;mso-top-percent:-10001;mso-position-horizontal:absolute;mso-position-horizontal-relative:char;mso-position-vertical:absolute;mso-position-vertical-relative:line;mso-left-percent:-10001;mso-top-percent:-10001;v-text-anchor:middle" arcsize="8774f" o:gfxdata="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" fillcolor="#d8d8d8 [2732]" stroked="f" strokeweight="1pt">
                       <v:fill opacity="16448f"/>
                       <v:stroke joinstyle="miter"/>
-                      <v:textbox>
+                      <v:textbox inset=",,,0">
                         <w:txbxContent>
                           <w:tbl>
                             <w:tblPr>
@@ -4528,7 +4904,7 @@
               <mc:AlternateContent>
                 <mc:Choice Requires="wps">
                   <w:drawing>
-                    <wp:inline distT="0" distB="0" distL="0" distR="0" wp14:anchorId="463F213C" wp14:editId="5507EEA5">
+                    <wp:inline distT="0" distB="0" distL="0" distR="0" wp14:anchorId="463F213C" wp14:editId="5FCB82B1">
                       <wp:extent cx="6184900" cy="323273"/>
                       <wp:effectExtent l="0" t="0" r="0" b="0"/>
                       <wp:docPr id="126976732" name="Rectangle: Rounded Corners 45"/>
@@ -4763,7 +5139,7 @@
                                 </w:p>
                               </w:txbxContent>
                             </wps:txbx>
-                            <wps:bodyPr rot="0" spcFirstLastPara="0" vertOverflow="overflow" horzOverflow="overflow" vert="horz" wrap="square" lIns="91440" tIns="45720" rIns="91440" bIns="45720" numCol="1" spcCol="0" rtlCol="0" fromWordArt="0" anchor="ctr" anchorCtr="0" forceAA="0" compatLnSpc="1">
+                            <wps:bodyPr rot="0" spcFirstLastPara="0" vertOverflow="overflow" horzOverflow="overflow" vert="horz" wrap="square" lIns="91440" tIns="45720" rIns="91440" bIns="0" numCol="1" spcCol="0" rtlCol="0" fromWordArt="0" anchor="ctr" anchorCtr="0" forceAA="0" compatLnSpc="1">
                               <a:prstTxWarp prst="textNoShape">
                                 <a:avLst/>
                               </a:prstTxWarp>
@@ -4777,10 +5153,10 @@
                 </mc:Choice>
                 <mc:Fallback>
                   <w:pict>
-                    <v:roundrect w14:anchorId="463F213C" id="_x0000_s1034" style="width:487pt;height:25.45pt;visibility:visible;mso-wrap-style:square;mso-left-percent:-10001;mso-top-percent:-10001;mso-position-horizontal:absolute;mso-position-horizontal-relative:char;mso-position-vertical:absolute;mso-position-vertical-relative:line;mso-left-percent:-10001;mso-top-percent:-10001;v-text-anchor:middle" arcsize="8774f" o:gfxdata="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" fillcolor="#d8d8d8 [2732]" stroked="f" strokeweight="1pt">
+                    <v:roundrect w14:anchorId="463F213C" id="_x0000_s1035" style="width:487pt;height:25.45pt;visibility:visible;mso-wrap-style:square;mso-left-percent:-10001;mso-top-percent:-10001;mso-position-horizontal:absolute;mso-position-horizontal-relative:char;mso-position-vertical:absolute;mso-position-vertical-relative:line;mso-left-percent:-10001;mso-top-percent:-10001;v-text-anchor:middle" arcsize="8774f" o:gfxdata="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" fillcolor="#d8d8d8 [2732]" stroked="f" strokeweight="1pt">
                       <v:fill opacity="16448f"/>
                       <v:stroke joinstyle="miter"/>
-                      <v:textbox>
+                      <v:textbox inset=",,,0">
                         <w:txbxContent>
                           <w:tbl>
                             <w:tblPr>
@@ -5225,7 +5601,7 @@
                 </mc:Choice>
                 <mc:Fallback>
                   <w:pict>
-                    <v:roundrect w14:anchorId="79ABF5F7" id="Rectangle: Rounded Corners 46" o:spid="_x0000_s1035" style="width:487pt;height:38.2pt;visibility:visible;mso-wrap-style:square;mso-left-percent:-10001;mso-top-percent:-10001;mso-position-horizontal:absolute;mso-position-horizontal-relative:char;mso-position-vertical:absolute;mso-position-vertical-relative:line;mso-left-percent:-10001;mso-top-percent:-10001;v-text-anchor:middle" arcsize="8774f" o:gfxdata="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" fillcolor="#d8d8d8 [2732]" stroked="f" strokeweight="1pt">
+                    <v:roundrect w14:anchorId="79ABF5F7" id="Rectangle: Rounded Corners 46" o:spid="_x0000_s1036" style="width:487pt;height:38.2pt;visibility:visible;mso-wrap-style:square;mso-left-percent:-10001;mso-top-percent:-10001;mso-position-horizontal:absolute;mso-position-horizontal-relative:char;mso-position-vertical:absolute;mso-position-vertical-relative:line;mso-left-percent:-10001;mso-top-percent:-10001;v-text-anchor:middle" arcsize="8774f" o:gfxdata="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" fillcolor="#d8d8d8 [2732]" stroked="f" strokeweight="1pt">
                       <v:fill opacity="16448f"/>
                       <v:stroke joinstyle="miter"/>
                       <v:textbox>
@@ -5570,7 +5946,7 @@
                 </mc:Choice>
                 <mc:Fallback>
                   <w:pict>
-                    <v:roundrect w14:anchorId="2F6479FD" id="Rectangle: Rounded Corners 47" o:spid="_x0000_s1036" style="width:487pt;height:35.7pt;visibility:visible;mso-wrap-style:square;mso-left-percent:-10001;mso-top-percent:-10001;mso-position-horizontal:absolute;mso-position-horizontal-relative:char;mso-position-vertical:absolute;mso-position-vertical-relative:line;mso-left-percent:-10001;mso-top-percent:-10001;v-text-anchor:middle" arcsize="8774f" o:gfxdata="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" fillcolor="#d8d8d8 [2732]" stroked="f" strokeweight="1pt">
+                    <v:roundrect w14:anchorId="2F6479FD" id="Rectangle: Rounded Corners 47" o:spid="_x0000_s1037" style="width:487pt;height:35.7pt;visibility:visible;mso-wrap-style:square;mso-left-percent:-10001;mso-top-percent:-10001;mso-position-horizontal:absolute;mso-position-horizontal-relative:char;mso-position-vertical:absolute;mso-position-vertical-relative:line;mso-left-percent:-10001;mso-top-percent:-10001;v-text-anchor:middle" arcsize="8774f" o:gfxdata="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" fillcolor="#d8d8d8 [2732]" stroked="f" strokeweight="1pt">
                       <v:fill opacity="16448f"/>
                       <v:stroke joinstyle="miter"/>
                       <v:textbox>
@@ -5931,7 +6307,7 @@
                 </mc:Choice>
                 <mc:Fallback>
                   <w:pict>
-                    <v:roundrect w14:anchorId="26F2C350" id="Rectangle: Rounded Corners 49" o:spid="_x0000_s1037" style="width:487pt;height:38.55pt;visibility:visible;mso-wrap-style:square;mso-left-percent:-10001;mso-top-percent:-10001;mso-position-horizontal:absolute;mso-position-horizontal-relative:char;mso-position-vertical:absolute;mso-position-vertical-relative:line;mso-left-percent:-10001;mso-top-percent:-10001;v-text-anchor:middle" arcsize="11447f" o:gfxdata="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" fillcolor="#d8d8d8 [2732]" stroked="f" strokeweight="1pt">
+                    <v:roundrect w14:anchorId="26F2C350" id="Rectangle: Rounded Corners 49" o:spid="_x0000_s1038" style="width:487pt;height:38.55pt;visibility:visible;mso-wrap-style:square;mso-left-percent:-10001;mso-top-percent:-10001;mso-position-horizontal:absolute;mso-position-horizontal-relative:char;mso-position-vertical:absolute;mso-position-vertical-relative:line;mso-left-percent:-10001;mso-top-percent:-10001;v-text-anchor:middle" arcsize="11447f" o:gfxdata="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" fillcolor="#d8d8d8 [2732]" stroked="f" strokeweight="1pt">
                       <v:fill opacity="16448f"/>
                       <v:stroke joinstyle="miter"/>
                       <v:textbox>
@@ -6278,7 +6654,7 @@
                 </mc:Choice>
                 <mc:Fallback>
                   <w:pict>
-                    <v:roundrect w14:anchorId="1920356A" id="Rectangle: Rounded Corners 48" o:spid="_x0000_s1038" style="width:487pt;height:37.1pt;visibility:visible;mso-wrap-style:square;mso-left-percent:-10001;mso-top-percent:-10001;mso-position-horizontal:absolute;mso-position-horizontal-relative:char;mso-position-vertical:absolute;mso-position-vertical-relative:line;mso-left-percent:-10001;mso-top-percent:-10001;v-text-anchor:middle" arcsize="8774f" o:gfxdata="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" fillcolor="#d8d8d8 [2732]" stroked="f" strokeweight="1pt">
+                    <v:roundrect w14:anchorId="1920356A" id="Rectangle: Rounded Corners 48" o:spid="_x0000_s1039" style="width:487pt;height:37.1pt;visibility:visible;mso-wrap-style:square;mso-left-percent:-10001;mso-top-percent:-10001;mso-position-horizontal:absolute;mso-position-horizontal-relative:char;mso-position-vertical:absolute;mso-position-vertical-relative:line;mso-left-percent:-10001;mso-top-percent:-10001;v-text-anchor:middle" arcsize="8774f" o:gfxdata="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" fillcolor="#d8d8d8 [2732]" stroked="f" strokeweight="1pt">
                       <v:fill opacity="16448f"/>
                       <v:stroke joinstyle="miter"/>
                       <v:textbox>
@@ -6642,7 +7018,7 @@
                 </mc:Choice>
                 <mc:Fallback>
                   <w:pict>
-                    <v:roundrect w14:anchorId="6322F490" id="Rectangle: Rounded Corners 50" o:spid="_x0000_s1039" style="width:487pt;height:55.1pt;visibility:visible;mso-wrap-style:square;mso-left-percent:-10001;mso-top-percent:-10001;mso-position-horizontal:absolute;mso-position-horizontal-relative:char;mso-position-vertical:absolute;mso-position-vertical-relative:line;mso-left-percent:-10001;mso-top-percent:-10001;v-text-anchor:middle" arcsize="8016f" o:gfxdata="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" fillcolor="#d8d8d8 [2732]" stroked="f" strokeweight="1pt">
+                    <v:roundrect w14:anchorId="6322F490" id="Rectangle: Rounded Corners 50" o:spid="_x0000_s1040" style="width:487pt;height:55.1pt;visibility:visible;mso-wrap-style:square;mso-left-percent:-10001;mso-top-percent:-10001;mso-position-horizontal:absolute;mso-position-horizontal-relative:char;mso-position-vertical:absolute;mso-position-vertical-relative:line;mso-left-percent:-10001;mso-top-percent:-10001;v-text-anchor:middle" arcsize="8016f" o:gfxdata="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" fillcolor="#d8d8d8 [2732]" stroked="f" strokeweight="1pt">
                       <v:fill opacity="16448f"/>
                       <v:stroke joinstyle="miter"/>
                       <v:textbox>
@@ -7013,7 +7389,7 @@
                 </mc:Choice>
                 <mc:Fallback>
                   <w:pict>
-                    <v:roundrect w14:anchorId="7E3763E7" id="Rectangle: Rounded Corners 51" o:spid="_x0000_s1040" style="width:487pt;height:39pt;visibility:visible;mso-wrap-style:square;mso-left-percent:-10001;mso-top-percent:-10001;mso-position-horizontal:absolute;mso-position-horizontal-relative:char;mso-position-vertical:absolute;mso-position-vertical-relative:line;mso-left-percent:-10001;mso-top-percent:-10001;v-text-anchor:middle" arcsize="8774f" o:gfxdata="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" fillcolor="#d8d8d8 [2732]" stroked="f" strokeweight="1pt">
+                    <v:roundrect w14:anchorId="7E3763E7" id="Rectangle: Rounded Corners 51" o:spid="_x0000_s1041" style="width:487pt;height:39pt;visibility:visible;mso-wrap-style:square;mso-left-percent:-10001;mso-top-percent:-10001;mso-position-horizontal:absolute;mso-position-horizontal-relative:char;mso-position-vertical:absolute;mso-position-vertical-relative:line;mso-left-percent:-10001;mso-top-percent:-10001;v-text-anchor:middle" arcsize="8774f" o:gfxdata="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" fillcolor="#d8d8d8 [2732]" stroked="f" strokeweight="1pt">
                       <v:fill opacity="16448f"/>
                       <v:stroke joinstyle="miter"/>
                       <v:textbox>
@@ -7480,7 +7856,7 @@
                 </mc:Choice>
                 <mc:Fallback>
                   <w:pict>
-                    <v:roundrect w14:anchorId="660CA787" id="Rectangle: Rounded Corners 52" o:spid="_x0000_s1041" style="width:487pt;height:34.45pt;visibility:visible;mso-wrap-style:square;mso-left-percent:-10001;mso-top-percent:-10001;mso-position-horizontal:absolute;mso-position-horizontal-relative:char;mso-position-vertical:absolute;mso-position-vertical-relative:line;mso-left-percent:-10001;mso-top-percent:-10001;v-text-anchor:middle" arcsize="8110f" o:gfxdata="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" fillcolor="#d8d8d8 [2732]" stroked="f" strokeweight="1pt">
+                    <v:roundrect w14:anchorId="660CA787" id="Rectangle: Rounded Corners 52" o:spid="_x0000_s1042" style="width:487pt;height:34.45pt;visibility:visible;mso-wrap-style:square;mso-left-percent:-10001;mso-top-percent:-10001;mso-position-horizontal:absolute;mso-position-horizontal-relative:char;mso-position-vertical:absolute;mso-position-vertical-relative:line;mso-left-percent:-10001;mso-top-percent:-10001;v-text-anchor:middle" arcsize="8110f" o:gfxdata="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" fillcolor="#d8d8d8 [2732]" stroked="f" strokeweight="1pt">
                       <v:fill opacity="16448f"/>
                       <v:stroke joinstyle="miter"/>
                       <v:textbox>
@@ -7976,7 +8352,7 @@
                 </mc:Choice>
                 <mc:Fallback>
                   <w:pict>
-                    <v:roundrect w14:anchorId="0A3E5EA0" id="Rectangle: Rounded Corners 24" o:spid="_x0000_s1042" style="width:487pt;height:46.5pt;visibility:visible;mso-wrap-style:square;mso-left-percent:-10001;mso-top-percent:-10001;mso-position-horizontal:absolute;mso-position-horizontal-relative:char;mso-position-vertical:absolute;mso-position-vertical-relative:line;mso-left-percent:-10001;mso-top-percent:-10001;v-text-anchor:middle" arcsize="8774f" o:gfxdata="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" fillcolor="#d8d8d8 [2732]" stroked="f" strokeweight="1pt">
+                    <v:roundrect w14:anchorId="0A3E5EA0" id="Rectangle: Rounded Corners 24" o:spid="_x0000_s1043" style="width:487pt;height:46.5pt;visibility:visible;mso-wrap-style:square;mso-left-percent:-10001;mso-top-percent:-10001;mso-position-horizontal:absolute;mso-position-horizontal-relative:char;mso-position-vertical:absolute;mso-position-vertical-relative:line;mso-left-percent:-10001;mso-top-percent:-10001;v-text-anchor:middle" arcsize="8774f" o:gfxdata="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" fillcolor="#d8d8d8 [2732]" stroked="f" strokeweight="1pt">
                       <v:fill opacity="16448f"/>
                       <v:stroke joinstyle="miter"/>
                       <v:textbox>
@@ -8271,7 +8647,7 @@
                 </mc:Choice>
                 <mc:Fallback>
                   <w:pict>
-                    <v:roundrect w14:anchorId="5CDD2CEE" id="Rectangle: Rounded Corners 25" o:spid="_x0000_s1043" style="width:487pt;height:24.75pt;visibility:visible;mso-wrap-style:square;mso-left-percent:-10001;mso-top-percent:-10001;mso-position-horizontal:absolute;mso-position-horizontal-relative:char;mso-position-vertical:absolute;mso-position-vertical-relative:line;mso-left-percent:-10001;mso-top-percent:-10001;v-text-anchor:middle" arcsize="11447f" o:gfxdata="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" fillcolor="#d8d8d8 [2732]" stroked="f" strokeweight="1pt">
+                    <v:roundrect w14:anchorId="5CDD2CEE" id="Rectangle: Rounded Corners 25" o:spid="_x0000_s1044" style="width:487pt;height:24.75pt;visibility:visible;mso-wrap-style:square;mso-left-percent:-10001;mso-top-percent:-10001;mso-position-horizontal:absolute;mso-position-horizontal-relative:char;mso-position-vertical:absolute;mso-position-vertical-relative:line;mso-left-percent:-10001;mso-top-percent:-10001;v-text-anchor:middle" arcsize="11447f" o:gfxdata="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" fillcolor="#d8d8d8 [2732]" stroked="f" strokeweight="1pt">
                       <v:fill opacity="16448f"/>
                       <v:stroke joinstyle="miter"/>
                       <v:textbox>
@@ -8542,7 +8918,7 @@
                 </mc:Choice>
                 <mc:Fallback>
                   <w:pict>
-                    <v:roundrect w14:anchorId="3ABDEA3E" id="Rectangle: Rounded Corners 26" o:spid="_x0000_s1044" style="width:487pt;height:22.5pt;visibility:visible;mso-wrap-style:square;mso-left-percent:-10001;mso-top-percent:-10001;mso-position-horizontal:absolute;mso-position-horizontal-relative:char;mso-position-vertical:absolute;mso-position-vertical-relative:line;mso-left-percent:-10001;mso-top-percent:-10001;v-text-anchor:middle" arcsize="8969f" o:gfxdata="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" fillcolor="#d8d8d8 [2732]" stroked="f" strokeweight="1pt">
+                    <v:roundrect w14:anchorId="3ABDEA3E" id="Rectangle: Rounded Corners 26" o:spid="_x0000_s1045" style="width:487pt;height:22.5pt;visibility:visible;mso-wrap-style:square;mso-left-percent:-10001;mso-top-percent:-10001;mso-position-horizontal:absolute;mso-position-horizontal-relative:char;mso-position-vertical:absolute;mso-position-vertical-relative:line;mso-left-percent:-10001;mso-top-percent:-10001;v-text-anchor:middle" arcsize="8969f" o:gfxdata="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" fillcolor="#d8d8d8 [2732]" stroked="f" strokeweight="1pt">
                       <v:fill opacity="16448f"/>
                       <v:stroke joinstyle="miter"/>
                       <v:textbox>
@@ -8846,7 +9222,7 @@
                 </mc:Choice>
                 <mc:Fallback>
                   <w:pict>
-                    <v:roundrect w14:anchorId="26179290" id="Rectangle: Rounded Corners 38" o:spid="_x0000_s1045" style="width:487pt;height:21.75pt;visibility:visible;mso-wrap-style:square;mso-left-percent:-10001;mso-top-percent:-10001;mso-position-horizontal:absolute;mso-position-horizontal-relative:char;mso-position-vertical:absolute;mso-position-vertical-relative:line;mso-left-percent:-10001;mso-top-percent:-10001;v-text-anchor:middle" arcsize="11447f" o:gfxdata="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" fillcolor="#d8d8d8 [2732]" stroked="f" strokeweight="1pt">
+                    <v:roundrect w14:anchorId="26179290" id="Rectangle: Rounded Corners 38" o:spid="_x0000_s1046" style="width:487pt;height:21.75pt;visibility:visible;mso-wrap-style:square;mso-left-percent:-10001;mso-top-percent:-10001;mso-position-horizontal:absolute;mso-position-horizontal-relative:char;mso-position-vertical:absolute;mso-position-vertical-relative:line;mso-left-percent:-10001;mso-top-percent:-10001;v-text-anchor:middle" arcsize="11447f" o:gfxdata="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" fillcolor="#d8d8d8 [2732]" stroked="f" strokeweight="1pt">
                       <v:fill opacity="16448f"/>
                       <v:stroke joinstyle="miter"/>
                       <v:textbox>
@@ -9211,7 +9587,7 @@
                 </mc:Choice>
                 <mc:Fallback>
                   <w:pict>
-                    <v:roundrect w14:anchorId="4DB61E8D" id="Rectangle: Rounded Corners 40" o:spid="_x0000_s1046" style="width:487pt;height:26.25pt;visibility:visible;mso-wrap-style:square;mso-left-percent:-10001;mso-top-percent:-10001;mso-position-horizontal:absolute;mso-position-horizontal-relative:char;mso-position-vertical:absolute;mso-position-vertical-relative:line;mso-left-percent:-10001;mso-top-percent:-10001;v-text-anchor:middle" arcsize="11447f" o:gfxdata="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" fillcolor="#d8d8d8 [2732]" stroked="f" strokeweight="1pt">
+                    <v:roundrect w14:anchorId="4DB61E8D" id="Rectangle: Rounded Corners 40" o:spid="_x0000_s1047" style="width:487pt;height:26.25pt;visibility:visible;mso-wrap-style:square;mso-left-percent:-10001;mso-top-percent:-10001;mso-position-horizontal:absolute;mso-position-horizontal-relative:char;mso-position-vertical:absolute;mso-position-vertical-relative:line;mso-left-percent:-10001;mso-top-percent:-10001;v-text-anchor:middle" arcsize="11447f" o:gfxdata="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" fillcolor="#d8d8d8 [2732]" stroked="f" strokeweight="1pt">
                       <v:fill opacity="16448f"/>
                       <v:stroke joinstyle="miter"/>
                       <v:textbox>
@@ -9625,7 +10001,7 @@
                 </mc:Choice>
                 <mc:Fallback>
                   <w:pict>
-                    <v:roundrect w14:anchorId="5ADB7F59" id="Rectangle: Rounded Corners 39" o:spid="_x0000_s1047" style="width:487pt;height:26.25pt;visibility:visible;mso-wrap-style:square;mso-left-percent:-10001;mso-top-percent:-10001;mso-position-horizontal:absolute;mso-position-horizontal-relative:char;mso-position-vertical:absolute;mso-position-vertical-relative:line;mso-left-percent:-10001;mso-top-percent:-10001;v-text-anchor:middle" arcsize="11447f" o:gfxdata="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" fillcolor="#d8d8d8 [2732]" stroked="f" strokeweight="1pt">
+                    <v:roundrect w14:anchorId="5ADB7F59" id="Rectangle: Rounded Corners 39" o:spid="_x0000_s1048" style="width:487pt;height:26.25pt;visibility:visible;mso-wrap-style:square;mso-left-percent:-10001;mso-top-percent:-10001;mso-position-horizontal:absolute;mso-position-horizontal-relative:char;mso-position-vertical:absolute;mso-position-vertical-relative:line;mso-left-percent:-10001;mso-top-percent:-10001;v-text-anchor:middle" arcsize="11447f" o:gfxdata="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" fillcolor="#d8d8d8 [2732]" stroked="f" strokeweight="1pt">
                       <v:fill opacity="16448f"/>
                       <v:stroke joinstyle="miter"/>
                       <v:textbox>
@@ -9794,12 +10170,6 @@
       </w:tr>
     </w:tbl>
     <w:p/>
-    <w:p>
-      <w:pPr>
-        <w:pStyle w:val="CVHeading"/>
-        <w:spacing w:before="240"/>
-      </w:pPr>
-    </w:p>
     <w:p>
       <w:pPr>
         <w:pStyle w:val="CVHeading"/>
@@ -9853,9 +10223,9 @@
               <mc:AlternateContent>
                 <mc:Choice Requires="wps">
                   <w:drawing>
-                    <wp:inline distT="0" distB="0" distL="0" distR="0" wp14:anchorId="4664F926" wp14:editId="2AB704B1">
-                      <wp:extent cx="6184900" cy="476250"/>
-                      <wp:effectExtent l="0" t="0" r="0" b="6350"/>
+                    <wp:inline distT="0" distB="0" distL="0" distR="0" wp14:anchorId="207F91E5" wp14:editId="590CD389">
+                      <wp:extent cx="6184900" cy="415636"/>
+                      <wp:effectExtent l="0" t="0" r="0" b="3810"/>
                       <wp:docPr id="1086579395" name="Rectangle: Rounded Corners 10"/>
                       <wp:cNvGraphicFramePr/>
                       <a:graphic xmlns:a="http://schemas.openxmlformats.org/drawingml/2006/main">
@@ -9865,7 +10235,7 @@
                             <wps:spPr>
                               <a:xfrm>
                                 <a:off x="0" y="0"/>
-                                <a:ext cx="6184900" cy="476250"/>
+                                <a:ext cx="6184900" cy="415636"/>
                               </a:xfrm>
                               <a:prstGeom prst="roundRect">
                                 <a:avLst>
@@ -10067,7 +10437,7 @@
                                 </w:p>
                               </w:txbxContent>
                             </wps:txbx>
-                            <wps:bodyPr rot="0" spcFirstLastPara="0" vertOverflow="overflow" horzOverflow="overflow" vert="horz" wrap="square" lIns="91440" tIns="45720" rIns="91440" bIns="45720" numCol="1" spcCol="0" rtlCol="0" fromWordArt="0" anchor="ctr" anchorCtr="0" forceAA="0" compatLnSpc="1">
+                            <wps:bodyPr rot="0" spcFirstLastPara="0" vertOverflow="overflow" horzOverflow="overflow" vert="horz" wrap="square" lIns="91440" tIns="45720" rIns="91440" bIns="0" numCol="1" spcCol="0" rtlCol="0" fromWordArt="0" anchor="ctr" anchorCtr="0" forceAA="0" compatLnSpc="1">
                               <a:prstTxWarp prst="textNoShape">
                                 <a:avLst/>
                               </a:prstTxWarp>
@@ -10081,10 +10451,10 @@
                 </mc:Choice>
                 <mc:Fallback>
                   <w:pict>
-                    <v:roundrect w14:anchorId="4664F926" id="Rectangle: Rounded Corners 10" o:spid="_x0000_s1048" style="width:487pt;height:37.5pt;visibility:visible;mso-wrap-style:square;mso-left-percent:-10001;mso-top-percent:-10001;mso-position-horizontal:absolute;mso-position-horizontal-relative:char;mso-position-vertical:absolute;mso-position-vertical-relative:line;mso-left-percent:-10001;mso-top-percent:-10001;v-text-anchor:middle" arcsize="8774f" o:gfxdata="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" fillcolor="#d8d8d8 [2732]" stroked="f" strokeweight="1pt">
+                    <v:roundrect w14:anchorId="207F91E5" id="Rectangle: Rounded Corners 10" o:spid="_x0000_s1049" style="width:487pt;height:32.75pt;visibility:visible;mso-wrap-style:square;mso-left-percent:-10001;mso-top-percent:-10001;mso-position-horizontal:absolute;mso-position-horizontal-relative:char;mso-position-vertical:absolute;mso-position-vertical-relative:line;mso-left-percent:-10001;mso-top-percent:-10001;v-text-anchor:middle" arcsize="8774f" o:gfxdata="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" fillcolor="#d8d8d8 [2732]" stroked="f" strokeweight="1pt">
                       <v:fill opacity="16448f"/>
                       <v:stroke joinstyle="miter"/>
-                      <v:textbox>
+                      <v:textbox inset=",,,0">
                         <w:txbxContent>
                           <w:tbl>
                             <w:tblPr>
@@ -10286,9 +10656,9 @@
               <mc:AlternateContent>
                 <mc:Choice Requires="wps">
                   <w:drawing>
-                    <wp:inline distT="0" distB="0" distL="0" distR="0" wp14:anchorId="7DFC8B04" wp14:editId="5C6E185B">
-                      <wp:extent cx="6184900" cy="476250"/>
-                      <wp:effectExtent l="0" t="0" r="0" b="6350"/>
+                    <wp:inline distT="0" distB="0" distL="0" distR="0" wp14:anchorId="5C1C0456" wp14:editId="39DF41B7">
+                      <wp:extent cx="6184900" cy="397163"/>
+                      <wp:effectExtent l="0" t="0" r="0" b="0"/>
                       <wp:docPr id="986181222" name="Rectangle: Rounded Corners 10"/>
                       <wp:cNvGraphicFramePr/>
                       <a:graphic xmlns:a="http://schemas.openxmlformats.org/drawingml/2006/main">
@@ -10298,7 +10668,7 @@
                             <wps:spPr>
                               <a:xfrm>
                                 <a:off x="0" y="0"/>
-                                <a:ext cx="6184900" cy="476250"/>
+                                <a:ext cx="6184900" cy="397163"/>
                               </a:xfrm>
                               <a:prstGeom prst="roundRect">
                                 <a:avLst>
@@ -10487,7 +10857,7 @@
                                 </w:p>
                               </w:txbxContent>
                             </wps:txbx>
-                            <wps:bodyPr rot="0" spcFirstLastPara="0" vertOverflow="overflow" horzOverflow="overflow" vert="horz" wrap="square" lIns="91440" tIns="45720" rIns="91440" bIns="45720" numCol="1" spcCol="0" rtlCol="0" fromWordArt="0" anchor="ctr" anchorCtr="0" forceAA="0" compatLnSpc="1">
+                            <wps:bodyPr rot="0" spcFirstLastPara="0" vertOverflow="overflow" horzOverflow="overflow" vert="horz" wrap="square" lIns="91440" tIns="45720" rIns="91440" bIns="0" numCol="1" spcCol="0" rtlCol="0" fromWordArt="0" anchor="ctr" anchorCtr="0" forceAA="0" compatLnSpc="1">
                               <a:prstTxWarp prst="textNoShape">
                                 <a:avLst/>
                               </a:prstTxWarp>
@@ -10501,10 +10871,10 @@
                 </mc:Choice>
                 <mc:Fallback>
                   <w:pict>
-                    <v:roundrect w14:anchorId="7DFC8B04" id="_x0000_s1049" style="width:487pt;height:37.5pt;visibility:visible;mso-wrap-style:square;mso-left-percent:-10001;mso-top-percent:-10001;mso-position-horizontal:absolute;mso-position-horizontal-relative:char;mso-position-vertical:absolute;mso-position-vertical-relative:line;mso-left-percent:-10001;mso-top-percent:-10001;v-text-anchor:middle" arcsize="8774f" o:gfxdata="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" fillcolor="#d8d8d8 [2732]" stroked="f" strokeweight="1pt">
+                    <v:roundrect w14:anchorId="5C1C0456" id="_x0000_s1050" style="width:487pt;height:31.25pt;visibility:visible;mso-wrap-style:square;mso-left-percent:-10001;mso-top-percent:-10001;mso-position-horizontal:absolute;mso-position-horizontal-relative:char;mso-position-vertical:absolute;mso-position-vertical-relative:line;mso-left-percent:-10001;mso-top-percent:-10001;v-text-anchor:middle" arcsize="8774f" o:gfxdata="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" fillcolor="#d8d8d8 [2732]" stroked="f" strokeweight="1pt">
                       <v:fill opacity="16448f"/>
                       <v:stroke joinstyle="miter"/>
-                      <v:textbox>
+                      <v:textbox inset=",,,0">
                         <w:txbxContent>
                           <w:tbl>
                             <w:tblPr>
@@ -10693,9 +11063,9 @@
               <mc:AlternateContent>
                 <mc:Choice Requires="wps">
                   <w:drawing>
-                    <wp:inline distT="0" distB="0" distL="0" distR="0" wp14:anchorId="009645B1" wp14:editId="1FFC4250">
-                      <wp:extent cx="6184900" cy="476250"/>
-                      <wp:effectExtent l="0" t="0" r="0" b="6350"/>
+                    <wp:inline distT="0" distB="0" distL="0" distR="0" wp14:anchorId="44E8E797" wp14:editId="36096B17">
+                      <wp:extent cx="6184900" cy="415636"/>
+                      <wp:effectExtent l="0" t="0" r="0" b="3810"/>
                       <wp:docPr id="916385411" name="Rectangle: Rounded Corners 3"/>
                       <wp:cNvGraphicFramePr/>
                       <a:graphic xmlns:a="http://schemas.openxmlformats.org/drawingml/2006/main">
@@ -10705,7 +11075,7 @@
                             <wps:spPr>
                               <a:xfrm>
                                 <a:off x="0" y="0"/>
-                                <a:ext cx="6184900" cy="476250"/>
+                                <a:ext cx="6184900" cy="415636"/>
                               </a:xfrm>
                               <a:prstGeom prst="roundRect">
                                 <a:avLst>
@@ -10915,7 +11285,7 @@
                                 </w:p>
                               </w:txbxContent>
                             </wps:txbx>
-                            <wps:bodyPr rot="0" spcFirstLastPara="0" vertOverflow="overflow" horzOverflow="overflow" vert="horz" wrap="square" lIns="91440" tIns="45720" rIns="91440" bIns="45720" numCol="1" spcCol="0" rtlCol="0" fromWordArt="0" anchor="ctr" anchorCtr="0" forceAA="0" compatLnSpc="1">
+                            <wps:bodyPr rot="0" spcFirstLastPara="0" vertOverflow="overflow" horzOverflow="overflow" vert="horz" wrap="square" lIns="91440" tIns="45720" rIns="91440" bIns="0" numCol="1" spcCol="0" rtlCol="0" fromWordArt="0" anchor="ctr" anchorCtr="0" forceAA="0" compatLnSpc="1">
                               <a:prstTxWarp prst="textNoShape">
                                 <a:avLst/>
                               </a:prstTxWarp>
@@ -10929,10 +11299,10 @@
                 </mc:Choice>
                 <mc:Fallback>
                   <w:pict>
-                    <v:roundrect w14:anchorId="009645B1" id="Rectangle: Rounded Corners 3" o:spid="_x0000_s1050" style="width:487pt;height:37.5pt;visibility:visible;mso-wrap-style:square;mso-left-percent:-10001;mso-top-percent:-10001;mso-position-horizontal:absolute;mso-position-horizontal-relative:char;mso-position-vertical:absolute;mso-position-vertical-relative:line;mso-left-percent:-10001;mso-top-percent:-10001;v-text-anchor:middle" arcsize="8774f" o:gfxdata="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" fillcolor="#d8d8d8 [2732]" stroked="f" strokeweight="1pt">
+                    <v:roundrect w14:anchorId="44E8E797" id="Rectangle: Rounded Corners 3" o:spid="_x0000_s1051" style="width:487pt;height:32.75pt;visibility:visible;mso-wrap-style:square;mso-left-percent:-10001;mso-top-percent:-10001;mso-position-horizontal:absolute;mso-position-horizontal-relative:char;mso-position-vertical:absolute;mso-position-vertical-relative:line;mso-left-percent:-10001;mso-top-percent:-10001;v-text-anchor:middle" arcsize="8774f" o:gfxdata="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" fillcolor="#d8d8d8 [2732]" stroked="f" strokeweight="1pt">
                       <v:fill opacity="16448f"/>
                       <v:stroke joinstyle="miter"/>
-                      <v:textbox>
+                      <v:textbox inset=",,,0">
                         <w:txbxContent>
                           <w:tbl>
                             <w:tblPr>
@@ -11142,9 +11512,9 @@
               <mc:AlternateContent>
                 <mc:Choice Requires="wps">
                   <w:drawing>
-                    <wp:inline distT="0" distB="0" distL="0" distR="0" wp14:anchorId="2B88B495" wp14:editId="36847BFA">
-                      <wp:extent cx="6184900" cy="476250"/>
-                      <wp:effectExtent l="0" t="0" r="0" b="6350"/>
+                    <wp:inline distT="0" distB="0" distL="0" distR="0" wp14:anchorId="225E2607" wp14:editId="10E597C3">
+                      <wp:extent cx="6184900" cy="415636"/>
+                      <wp:effectExtent l="0" t="0" r="0" b="3810"/>
                       <wp:docPr id="3" name="Rectangle: Rounded Corners 3"/>
                       <wp:cNvGraphicFramePr/>
                       <a:graphic xmlns:a="http://schemas.openxmlformats.org/drawingml/2006/main">
@@ -11154,7 +11524,7 @@
                             <wps:spPr>
                               <a:xfrm>
                                 <a:off x="0" y="0"/>
-                                <a:ext cx="6184900" cy="476250"/>
+                                <a:ext cx="6184900" cy="415636"/>
                               </a:xfrm>
                               <a:prstGeom prst="roundRect">
                                 <a:avLst>
@@ -11318,7 +11688,7 @@
                                 </w:p>
                               </w:txbxContent>
                             </wps:txbx>
-                            <wps:bodyPr rot="0" spcFirstLastPara="0" vertOverflow="overflow" horzOverflow="overflow" vert="horz" wrap="square" lIns="91440" tIns="45720" rIns="91440" bIns="45720" numCol="1" spcCol="0" rtlCol="0" fromWordArt="0" anchor="ctr" anchorCtr="0" forceAA="0" compatLnSpc="1">
+                            <wps:bodyPr rot="0" spcFirstLastPara="0" vertOverflow="overflow" horzOverflow="overflow" vert="horz" wrap="square" lIns="91440" tIns="45720" rIns="91440" bIns="0" numCol="1" spcCol="0" rtlCol="0" fromWordArt="0" anchor="ctr" anchorCtr="0" forceAA="0" compatLnSpc="1">
                               <a:prstTxWarp prst="textNoShape">
                                 <a:avLst/>
                               </a:prstTxWarp>
@@ -11332,10 +11702,10 @@
                 </mc:Choice>
                 <mc:Fallback>
                   <w:pict>
-                    <v:roundrect w14:anchorId="2B88B495" id="_x0000_s1051" style="width:487pt;height:37.5pt;visibility:visible;mso-wrap-style:square;mso-left-percent:-10001;mso-top-percent:-10001;mso-position-horizontal:absolute;mso-position-horizontal-relative:char;mso-position-vertical:absolute;mso-position-vertical-relative:line;mso-left-percent:-10001;mso-top-percent:-10001;v-text-anchor:middle" arcsize="8774f" o:gfxdata="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" fillcolor="#d8d8d8 [2732]" stroked="f" strokeweight="1pt">
+                    <v:roundrect w14:anchorId="225E2607" id="_x0000_s1052" style="width:487pt;height:32.75pt;visibility:visible;mso-wrap-style:square;mso-left-percent:-10001;mso-top-percent:-10001;mso-position-horizontal:absolute;mso-position-horizontal-relative:char;mso-position-vertical:absolute;mso-position-vertical-relative:line;mso-left-percent:-10001;mso-top-percent:-10001;v-text-anchor:middle" arcsize="8774f" o:gfxdata="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" fillcolor="#d8d8d8 [2732]" stroked="f" strokeweight="1pt">
                       <v:fill opacity="16448f"/>
                       <v:stroke joinstyle="miter"/>
-                      <v:textbox>
+                      <v:textbox inset=",,,0">
                         <w:txbxContent>
                           <w:tbl>
                             <w:tblPr>
@@ -11499,9 +11869,9 @@
               <mc:AlternateContent>
                 <mc:Choice Requires="wps">
                   <w:drawing>
-                    <wp:inline distT="0" distB="0" distL="0" distR="0" wp14:anchorId="1394FEBA" wp14:editId="55FCD9B8">
-                      <wp:extent cx="6184900" cy="476250"/>
-                      <wp:effectExtent l="0" t="0" r="0" b="6350"/>
+                    <wp:inline distT="0" distB="0" distL="0" distR="0" wp14:anchorId="52FBD6AD" wp14:editId="22678597">
+                      <wp:extent cx="6184900" cy="424873"/>
+                      <wp:effectExtent l="0" t="0" r="0" b="0"/>
                       <wp:docPr id="27" name="Rectangle: Rounded Corners 27"/>
                       <wp:cNvGraphicFramePr/>
                       <a:graphic xmlns:a="http://schemas.openxmlformats.org/drawingml/2006/main">
@@ -11511,7 +11881,7 @@
                             <wps:spPr>
                               <a:xfrm>
                                 <a:off x="0" y="0"/>
-                                <a:ext cx="6184900" cy="476250"/>
+                                <a:ext cx="6184900" cy="424873"/>
                               </a:xfrm>
                               <a:prstGeom prst="roundRect">
                                 <a:avLst>
@@ -11708,7 +12078,7 @@
                                 </w:p>
                               </w:txbxContent>
                             </wps:txbx>
-                            <wps:bodyPr rot="0" spcFirstLastPara="0" vertOverflow="overflow" horzOverflow="overflow" vert="horz" wrap="square" lIns="91440" tIns="45720" rIns="91440" bIns="45720" numCol="1" spcCol="0" rtlCol="0" fromWordArt="0" anchor="ctr" anchorCtr="0" forceAA="0" compatLnSpc="1">
+                            <wps:bodyPr rot="0" spcFirstLastPara="0" vertOverflow="overflow" horzOverflow="overflow" vert="horz" wrap="square" lIns="91440" tIns="45720" rIns="91440" bIns="0" numCol="1" spcCol="0" rtlCol="0" fromWordArt="0" anchor="ctr" anchorCtr="0" forceAA="0" compatLnSpc="1">
                               <a:prstTxWarp prst="textNoShape">
                                 <a:avLst/>
                               </a:prstTxWarp>
@@ -11722,10 +12092,10 @@
                 </mc:Choice>
                 <mc:Fallback>
                   <w:pict>
-                    <v:roundrect w14:anchorId="1394FEBA" id="Rectangle: Rounded Corners 27" o:spid="_x0000_s1052" style="width:487pt;height:37.5pt;visibility:visible;mso-wrap-style:square;mso-left-percent:-10001;mso-top-percent:-10001;mso-position-horizontal:absolute;mso-position-horizontal-relative:char;mso-position-vertical:absolute;mso-position-vertical-relative:line;mso-left-percent:-10001;mso-top-percent:-10001;v-text-anchor:middle" arcsize="8774f" o:gfxdata="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" fillcolor="#d8d8d8 [2732]" stroked="f" strokeweight="1pt">
+                    <v:roundrect w14:anchorId="52FBD6AD" id="Rectangle: Rounded Corners 27" o:spid="_x0000_s1053" style="width:487pt;height:33.45pt;visibility:visible;mso-wrap-style:square;mso-left-percent:-10001;mso-top-percent:-10001;mso-position-horizontal:absolute;mso-position-horizontal-relative:char;mso-position-vertical:absolute;mso-position-vertical-relative:line;mso-left-percent:-10001;mso-top-percent:-10001;v-text-anchor:middle" arcsize="8774f" o:gfxdata="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" fillcolor="#d8d8d8 [2732]" stroked="f" strokeweight="1pt">
                       <v:fill opacity="16448f"/>
                       <v:stroke joinstyle="miter"/>
-                      <v:textbox>
+                      <v:textbox inset=",,,0">
                         <w:txbxContent>
                           <w:tbl>
                             <w:tblPr>
@@ -11922,9 +12292,9 @@
               <mc:AlternateContent>
                 <mc:Choice Requires="wps">
                   <w:drawing>
-                    <wp:inline distT="0" distB="0" distL="0" distR="0" wp14:anchorId="6A83D702" wp14:editId="5EDC5B7D">
-                      <wp:extent cx="6184900" cy="476250"/>
-                      <wp:effectExtent l="0" t="0" r="0" b="6350"/>
+                    <wp:inline distT="0" distB="0" distL="0" distR="0" wp14:anchorId="787CA40E" wp14:editId="60AEA1BF">
+                      <wp:extent cx="6184900" cy="424873"/>
+                      <wp:effectExtent l="0" t="0" r="0" b="0"/>
                       <wp:docPr id="10" name="Rectangle: Rounded Corners 10"/>
                       <wp:cNvGraphicFramePr/>
                       <a:graphic xmlns:a="http://schemas.openxmlformats.org/drawingml/2006/main">
@@ -11934,7 +12304,7 @@
                             <wps:spPr>
                               <a:xfrm>
                                 <a:off x="0" y="0"/>
-                                <a:ext cx="6184900" cy="476250"/>
+                                <a:ext cx="6184900" cy="424873"/>
                               </a:xfrm>
                               <a:prstGeom prst="roundRect">
                                 <a:avLst>
@@ -12109,7 +12479,7 @@
                                 </w:p>
                               </w:txbxContent>
                             </wps:txbx>
-                            <wps:bodyPr rot="0" spcFirstLastPara="0" vertOverflow="overflow" horzOverflow="overflow" vert="horz" wrap="square" lIns="91440" tIns="45720" rIns="91440" bIns="45720" numCol="1" spcCol="0" rtlCol="0" fromWordArt="0" anchor="ctr" anchorCtr="0" forceAA="0" compatLnSpc="1">
+                            <wps:bodyPr rot="0" spcFirstLastPara="0" vertOverflow="overflow" horzOverflow="overflow" vert="horz" wrap="square" lIns="91440" tIns="45720" rIns="91440" bIns="0" numCol="1" spcCol="0" rtlCol="0" fromWordArt="0" anchor="ctr" anchorCtr="0" forceAA="0" compatLnSpc="1">
                               <a:prstTxWarp prst="textNoShape">
                                 <a:avLst/>
                               </a:prstTxWarp>
@@ -12123,10 +12493,10 @@
                 </mc:Choice>
                 <mc:Fallback>
                   <w:pict>
-                    <v:roundrect w14:anchorId="6A83D702" id="_x0000_s1053" style="width:487pt;height:37.5pt;visibility:visible;mso-wrap-style:square;mso-left-percent:-10001;mso-top-percent:-10001;mso-position-horizontal:absolute;mso-position-horizontal-relative:char;mso-position-vertical:absolute;mso-position-vertical-relative:line;mso-left-percent:-10001;mso-top-percent:-10001;v-text-anchor:middle" arcsize="8774f" o:gfxdata="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" fillcolor="#d8d8d8 [2732]" stroked="f" strokeweight="1pt">
+                    <v:roundrect w14:anchorId="787CA40E" id="_x0000_s1054" style="width:487pt;height:33.45pt;visibility:visible;mso-wrap-style:square;mso-left-percent:-10001;mso-top-percent:-10001;mso-position-horizontal:absolute;mso-position-horizontal-relative:char;mso-position-vertical:absolute;mso-position-vertical-relative:line;mso-left-percent:-10001;mso-top-percent:-10001;v-text-anchor:middle" arcsize="8774f" o:gfxdata="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" fillcolor="#d8d8d8 [2732]" stroked="f" strokeweight="1pt">
                       <v:fill opacity="16448f"/>
                       <v:stroke joinstyle="miter"/>
-                      <v:textbox>
+                      <v:textbox inset=",,,0">
                         <w:txbxContent>
                           <w:tbl>
                             <w:tblPr>
@@ -12301,9 +12671,9 @@
               <mc:AlternateContent>
                 <mc:Choice Requires="wps">
                   <w:drawing>
-                    <wp:inline distT="0" distB="0" distL="0" distR="0" wp14:anchorId="12224CBF" wp14:editId="48E6E38C">
-                      <wp:extent cx="6184900" cy="419100"/>
-                      <wp:effectExtent l="0" t="0" r="0" b="0"/>
+                    <wp:inline distT="0" distB="0" distL="0" distR="0" wp14:anchorId="2680158C" wp14:editId="1AC76AB0">
+                      <wp:extent cx="6184900" cy="414540"/>
+                      <wp:effectExtent l="0" t="0" r="0" b="5080"/>
                       <wp:docPr id="11" name="Rectangle: Rounded Corners 11"/>
                       <wp:cNvGraphicFramePr/>
                       <a:graphic xmlns:a="http://schemas.openxmlformats.org/drawingml/2006/main">
@@ -12313,7 +12683,7 @@
                             <wps:spPr>
                               <a:xfrm>
                                 <a:off x="0" y="0"/>
-                                <a:ext cx="6184900" cy="419100"/>
+                                <a:ext cx="6184900" cy="414540"/>
                               </a:xfrm>
                               <a:prstGeom prst="roundRect">
                                 <a:avLst>
@@ -12480,7 +12850,7 @@
                                 </w:p>
                               </w:txbxContent>
                             </wps:txbx>
-                            <wps:bodyPr rot="0" spcFirstLastPara="0" vertOverflow="overflow" horzOverflow="overflow" vert="horz" wrap="square" lIns="91440" tIns="45720" rIns="91440" bIns="45720" numCol="1" spcCol="0" rtlCol="0" fromWordArt="0" anchor="ctr" anchorCtr="0" forceAA="0" compatLnSpc="1">
+                            <wps:bodyPr rot="0" spcFirstLastPara="0" vertOverflow="overflow" horzOverflow="overflow" vert="horz" wrap="square" lIns="91440" tIns="45720" rIns="91440" bIns="0" numCol="1" spcCol="0" rtlCol="0" fromWordArt="0" anchor="ctr" anchorCtr="0" forceAA="0" compatLnSpc="1">
                               <a:prstTxWarp prst="textNoShape">
                                 <a:avLst/>
                               </a:prstTxWarp>
@@ -12494,10 +12864,10 @@
                 </mc:Choice>
                 <mc:Fallback>
                   <w:pict>
-                    <v:roundrect w14:anchorId="12224CBF" id="Rectangle: Rounded Corners 11" o:spid="_x0000_s1054" style="width:487pt;height:33pt;visibility:visible;mso-wrap-style:square;mso-left-percent:-10001;mso-top-percent:-10001;mso-position-horizontal:absolute;mso-position-horizontal-relative:char;mso-position-vertical:absolute;mso-position-vertical-relative:line;mso-left-percent:-10001;mso-top-percent:-10001;v-text-anchor:middle" arcsize="8774f" o:gfxdata="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" fillcolor="#d8d8d8 [2732]" stroked="f" strokeweight="1pt">
+                    <v:roundrect w14:anchorId="2680158C" id="Rectangle: Rounded Corners 11" o:spid="_x0000_s1055" style="width:487pt;height:32.65pt;visibility:visible;mso-wrap-style:square;mso-left-percent:-10001;mso-top-percent:-10001;mso-position-horizontal:absolute;mso-position-horizontal-relative:char;mso-position-vertical:absolute;mso-position-vertical-relative:line;mso-left-percent:-10001;mso-top-percent:-10001;v-text-anchor:middle" arcsize="8774f" o:gfxdata="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" fillcolor="#d8d8d8 [2732]" stroked="f" strokeweight="1pt">
                       <v:fill opacity="16448f"/>
                       <v:stroke joinstyle="miter"/>
-                      <v:textbox>
+                      <v:textbox inset=",,,0">
                         <w:txbxContent>
                           <w:tbl>
                             <w:tblPr>
@@ -12664,9 +13034,9 @@
               <mc:AlternateContent>
                 <mc:Choice Requires="wps">
                   <w:drawing>
-                    <wp:inline distT="0" distB="0" distL="0" distR="0" wp14:anchorId="6E9D598B" wp14:editId="25811911">
-                      <wp:extent cx="6184900" cy="476250"/>
-                      <wp:effectExtent l="0" t="0" r="0" b="6350"/>
+                    <wp:inline distT="0" distB="0" distL="0" distR="0" wp14:anchorId="6F5498B5" wp14:editId="1B734F7E">
+                      <wp:extent cx="6184900" cy="424873"/>
+                      <wp:effectExtent l="0" t="0" r="0" b="0"/>
                       <wp:docPr id="12" name="Rectangle: Rounded Corners 12"/>
                       <wp:cNvGraphicFramePr/>
                       <a:graphic xmlns:a="http://schemas.openxmlformats.org/drawingml/2006/main">
@@ -12676,7 +13046,7 @@
                             <wps:spPr>
                               <a:xfrm>
                                 <a:off x="0" y="0"/>
-                                <a:ext cx="6184900" cy="476250"/>
+                                <a:ext cx="6184900" cy="424873"/>
                               </a:xfrm>
                               <a:prstGeom prst="roundRect">
                                 <a:avLst>
@@ -12899,7 +13269,7 @@
                                 </w:p>
                               </w:txbxContent>
                             </wps:txbx>
-                            <wps:bodyPr rot="0" spcFirstLastPara="0" vertOverflow="overflow" horzOverflow="overflow" vert="horz" wrap="square" lIns="91440" tIns="45720" rIns="91440" bIns="45720" numCol="1" spcCol="0" rtlCol="0" fromWordArt="0" anchor="ctr" anchorCtr="0" forceAA="0" compatLnSpc="1">
+                            <wps:bodyPr rot="0" spcFirstLastPara="0" vertOverflow="overflow" horzOverflow="overflow" vert="horz" wrap="square" lIns="91440" tIns="45720" rIns="91440" bIns="0" numCol="1" spcCol="0" rtlCol="0" fromWordArt="0" anchor="ctr" anchorCtr="0" forceAA="0" compatLnSpc="1">
                               <a:prstTxWarp prst="textNoShape">
                                 <a:avLst/>
                               </a:prstTxWarp>
@@ -12913,10 +13283,10 @@
                 </mc:Choice>
                 <mc:Fallback>
                   <w:pict>
-                    <v:roundrect w14:anchorId="6E9D598B" id="Rectangle: Rounded Corners 12" o:spid="_x0000_s1055" style="width:487pt;height:37.5pt;visibility:visible;mso-wrap-style:square;mso-left-percent:-10001;mso-top-percent:-10001;mso-position-horizontal:absolute;mso-position-horizontal-relative:char;mso-position-vertical:absolute;mso-position-vertical-relative:line;mso-left-percent:-10001;mso-top-percent:-10001;v-text-anchor:middle" arcsize="11447f" o:gfxdata="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" fillcolor="#d8d8d8 [2732]" stroked="f" strokeweight="1pt">
+                    <v:roundrect w14:anchorId="6F5498B5" id="Rectangle: Rounded Corners 12" o:spid="_x0000_s1056" style="width:487pt;height:33.45pt;visibility:visible;mso-wrap-style:square;mso-left-percent:-10001;mso-top-percent:-10001;mso-position-horizontal:absolute;mso-position-horizontal-relative:char;mso-position-vertical:absolute;mso-position-vertical-relative:line;mso-left-percent:-10001;mso-top-percent:-10001;v-text-anchor:middle" arcsize="11447f" o:gfxdata="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" fillcolor="#d8d8d8 [2732]" stroked="f" strokeweight="1pt">
                       <v:fill opacity="16448f"/>
                       <v:stroke joinstyle="miter"/>
-                      <v:textbox>
+                      <v:textbox inset=",,,0">
                         <w:txbxContent>
                           <w:tbl>
                             <w:tblPr>
@@ -13139,8 +13509,8 @@
               <mc:AlternateContent>
                 <mc:Choice Requires="wps">
                   <w:drawing>
-                    <wp:inline distT="0" distB="0" distL="0" distR="0" wp14:anchorId="603951DE" wp14:editId="12068C51">
-                      <wp:extent cx="6184900" cy="457200"/>
+                    <wp:inline distT="0" distB="0" distL="0" distR="0" wp14:anchorId="31BD524A" wp14:editId="470ABF98">
+                      <wp:extent cx="6184900" cy="406400"/>
                       <wp:effectExtent l="0" t="0" r="0" b="0"/>
                       <wp:docPr id="14" name="Rectangle: Rounded Corners 14"/>
                       <wp:cNvGraphicFramePr/>
@@ -13151,7 +13521,7 @@
                             <wps:spPr>
                               <a:xfrm>
                                 <a:off x="0" y="0"/>
-                                <a:ext cx="6184900" cy="457200"/>
+                                <a:ext cx="6184900" cy="406400"/>
                               </a:xfrm>
                               <a:prstGeom prst="roundRect">
                                 <a:avLst>
@@ -13333,7 +13703,7 @@
                                 </w:p>
                               </w:txbxContent>
                             </wps:txbx>
-                            <wps:bodyPr rot="0" spcFirstLastPara="0" vertOverflow="overflow" horzOverflow="overflow" vert="horz" wrap="square" lIns="91440" tIns="45720" rIns="91440" bIns="45720" numCol="1" spcCol="0" rtlCol="0" fromWordArt="0" anchor="ctr" anchorCtr="0" forceAA="0" compatLnSpc="1">
+                            <wps:bodyPr rot="0" spcFirstLastPara="0" vertOverflow="overflow" horzOverflow="overflow" vert="horz" wrap="square" lIns="91440" tIns="45720" rIns="91440" bIns="0" numCol="1" spcCol="0" rtlCol="0" fromWordArt="0" anchor="ctr" anchorCtr="0" forceAA="0" compatLnSpc="1">
                               <a:prstTxWarp prst="textNoShape">
                                 <a:avLst/>
                               </a:prstTxWarp>
@@ -13347,10 +13717,10 @@
                 </mc:Choice>
                 <mc:Fallback>
                   <w:pict>
-                    <v:roundrect w14:anchorId="603951DE" id="Rectangle: Rounded Corners 14" o:spid="_x0000_s1056" style="width:487pt;height:36pt;visibility:visible;mso-wrap-style:square;mso-left-percent:-10001;mso-top-percent:-10001;mso-position-horizontal:absolute;mso-position-horizontal-relative:char;mso-position-vertical:absolute;mso-position-vertical-relative:line;mso-left-percent:-10001;mso-top-percent:-10001;v-text-anchor:middle" arcsize="8774f" o:gfxdata="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" fillcolor="#d8d8d8 [2732]" stroked="f" strokeweight="1pt">
+                    <v:roundrect w14:anchorId="31BD524A" id="Rectangle: Rounded Corners 14" o:spid="_x0000_s1057" style="width:487pt;height:32pt;visibility:visible;mso-wrap-style:square;mso-left-percent:-10001;mso-top-percent:-10001;mso-position-horizontal:absolute;mso-position-horizontal-relative:char;mso-position-vertical:absolute;mso-position-vertical-relative:line;mso-left-percent:-10001;mso-top-percent:-10001;v-text-anchor:middle" arcsize="8774f" o:gfxdata="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" fillcolor="#d8d8d8 [2732]" stroked="f" strokeweight="1pt">
                       <v:fill opacity="16448f"/>
                       <v:stroke joinstyle="miter"/>
-                      <v:textbox>
+                      <v:textbox inset=",,,0">
                         <w:txbxContent>
                           <w:tbl>
                             <w:tblPr>
@@ -13532,8 +13902,8 @@
               <mc:AlternateContent>
                 <mc:Choice Requires="wps">
                   <w:drawing>
-                    <wp:inline distT="0" distB="0" distL="0" distR="0" wp14:anchorId="7F6CBEF1" wp14:editId="09E62C73">
-                      <wp:extent cx="6184900" cy="445273"/>
+                    <wp:inline distT="0" distB="0" distL="0" distR="0" wp14:anchorId="0264F47A" wp14:editId="7603A005">
+                      <wp:extent cx="6184900" cy="397164"/>
                       <wp:effectExtent l="0" t="0" r="0" b="0"/>
                       <wp:docPr id="13" name="Rectangle: Rounded Corners 13"/>
                       <wp:cNvGraphicFramePr/>
@@ -13544,7 +13914,7 @@
                             <wps:spPr>
                               <a:xfrm>
                                 <a:off x="0" y="0"/>
-                                <a:ext cx="6184900" cy="445273"/>
+                                <a:ext cx="6184900" cy="397164"/>
                               </a:xfrm>
                               <a:prstGeom prst="roundRect">
                                 <a:avLst>
@@ -13714,7 +14084,7 @@
                                 </w:p>
                               </w:txbxContent>
                             </wps:txbx>
-                            <wps:bodyPr rot="0" spcFirstLastPara="0" vertOverflow="overflow" horzOverflow="overflow" vert="horz" wrap="square" lIns="91440" tIns="45720" rIns="91440" bIns="45720" numCol="1" spcCol="0" rtlCol="0" fromWordArt="0" anchor="ctr" anchorCtr="0" forceAA="0" compatLnSpc="1">
+                            <wps:bodyPr rot="0" spcFirstLastPara="0" vertOverflow="overflow" horzOverflow="overflow" vert="horz" wrap="square" lIns="91440" tIns="45720" rIns="91440" bIns="0" numCol="1" spcCol="0" rtlCol="0" fromWordArt="0" anchor="ctr" anchorCtr="0" forceAA="0" compatLnSpc="1">
                               <a:prstTxWarp prst="textNoShape">
                                 <a:avLst/>
                               </a:prstTxWarp>
@@ -13728,10 +14098,10 @@
                 </mc:Choice>
                 <mc:Fallback>
                   <w:pict>
-                    <v:roundrect w14:anchorId="7F6CBEF1" id="Rectangle: Rounded Corners 13" o:spid="_x0000_s1057" style="width:487pt;height:35.05pt;visibility:visible;mso-wrap-style:square;mso-left-percent:-10001;mso-top-percent:-10001;mso-position-horizontal:absolute;mso-position-horizontal-relative:char;mso-position-vertical:absolute;mso-position-vertical-relative:line;mso-left-percent:-10001;mso-top-percent:-10001;v-text-anchor:middle" arcsize="8969f" o:gfxdata="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" fillcolor="#d8d8d8 [2732]" stroked="f" strokeweight="1pt">
+                    <v:roundrect w14:anchorId="0264F47A" id="Rectangle: Rounded Corners 13" o:spid="_x0000_s1058" style="width:487pt;height:31.25pt;visibility:visible;mso-wrap-style:square;mso-left-percent:-10001;mso-top-percent:-10001;mso-position-horizontal:absolute;mso-position-horizontal-relative:char;mso-position-vertical:absolute;mso-position-vertical-relative:line;mso-left-percent:-10001;mso-top-percent:-10001;v-text-anchor:middle" arcsize="8969f" o:gfxdata="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" fillcolor="#d8d8d8 [2732]" stroked="f" strokeweight="1pt">
                       <v:fill opacity="16448f"/>
                       <v:stroke joinstyle="miter"/>
-                      <v:textbox>
+                      <v:textbox inset=",,,0">
                         <w:txbxContent>
                           <w:tbl>
                             <w:tblPr>
@@ -13898,9 +14268,9 @@
               <mc:AlternateContent>
                 <mc:Choice Requires="wps">
                   <w:drawing>
-                    <wp:inline distT="0" distB="0" distL="0" distR="0" wp14:anchorId="2041AAA9" wp14:editId="123CE7D2">
-                      <wp:extent cx="6184900" cy="612251"/>
-                      <wp:effectExtent l="0" t="0" r="0" b="0"/>
+                    <wp:inline distT="0" distB="0" distL="0" distR="0" wp14:anchorId="041EC666" wp14:editId="2BADF4B9">
+                      <wp:extent cx="6184900" cy="591127"/>
+                      <wp:effectExtent l="0" t="0" r="0" b="6350"/>
                       <wp:docPr id="28" name="Rectangle: Rounded Corners 28"/>
                       <wp:cNvGraphicFramePr/>
                       <a:graphic xmlns:a="http://schemas.openxmlformats.org/drawingml/2006/main">
@@ -13910,7 +14280,7 @@
                             <wps:spPr>
                               <a:xfrm>
                                 <a:off x="0" y="0"/>
-                                <a:ext cx="6184900" cy="612251"/>
+                                <a:ext cx="6184900" cy="591127"/>
                               </a:xfrm>
                               <a:prstGeom prst="roundRect">
                                 <a:avLst>
@@ -14158,7 +14528,7 @@
                                 </w:p>
                               </w:txbxContent>
                             </wps:txbx>
-                            <wps:bodyPr rot="0" spcFirstLastPara="0" vertOverflow="overflow" horzOverflow="overflow" vert="horz" wrap="square" lIns="91440" tIns="45720" rIns="91440" bIns="45720" numCol="1" spcCol="0" rtlCol="0" fromWordArt="0" anchor="ctr" anchorCtr="0" forceAA="0" compatLnSpc="1">
+                            <wps:bodyPr rot="0" spcFirstLastPara="0" vertOverflow="overflow" horzOverflow="overflow" vert="horz" wrap="square" lIns="91440" tIns="45720" rIns="91440" bIns="0" numCol="1" spcCol="0" rtlCol="0" fromWordArt="0" anchor="ctr" anchorCtr="0" forceAA="0" compatLnSpc="1">
                               <a:prstTxWarp prst="textNoShape">
                                 <a:avLst/>
                               </a:prstTxWarp>
@@ -14172,10 +14542,10 @@
                 </mc:Choice>
                 <mc:Fallback>
                   <w:pict>
-                    <v:roundrect w14:anchorId="2041AAA9" id="Rectangle: Rounded Corners 28" o:spid="_x0000_s1058" style="width:487pt;height:48.2pt;visibility:visible;mso-wrap-style:square;mso-left-percent:-10001;mso-top-percent:-10001;mso-position-horizontal:absolute;mso-position-horizontal-relative:char;mso-position-vertical:absolute;mso-position-vertical-relative:line;mso-left-percent:-10001;mso-top-percent:-10001;v-text-anchor:middle" arcsize="8774f" o:gfxdata="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" fillcolor="#d8d8d8 [2732]" stroked="f" strokeweight="1pt">
+                    <v:roundrect w14:anchorId="041EC666" id="Rectangle: Rounded Corners 28" o:spid="_x0000_s1059" style="width:487pt;height:46.55pt;visibility:visible;mso-wrap-style:square;mso-left-percent:-10001;mso-top-percent:-10001;mso-position-horizontal:absolute;mso-position-horizontal-relative:char;mso-position-vertical:absolute;mso-position-vertical-relative:line;mso-left-percent:-10001;mso-top-percent:-10001;v-text-anchor:middle" arcsize="8774f" o:gfxdata="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" fillcolor="#d8d8d8 [2732]" stroked="f" strokeweight="1pt">
                       <v:fill opacity="16448f"/>
                       <v:stroke joinstyle="miter"/>
-                      <v:textbox>
+                      <v:textbox inset=",,,0">
                         <w:txbxContent>
                           <w:tbl>
                             <w:tblPr>
@@ -14420,9 +14790,9 @@
               <mc:AlternateContent>
                 <mc:Choice Requires="wps">
                   <w:drawing>
-                    <wp:inline distT="0" distB="0" distL="0" distR="0" wp14:anchorId="45960F46" wp14:editId="28D4BBCF">
-                      <wp:extent cx="6184900" cy="495300"/>
-                      <wp:effectExtent l="0" t="0" r="0" b="0"/>
+                    <wp:inline distT="0" distB="0" distL="0" distR="0" wp14:anchorId="4B92237D" wp14:editId="40685AC9">
+                      <wp:extent cx="6184900" cy="443346"/>
+                      <wp:effectExtent l="0" t="0" r="0" b="1270"/>
                       <wp:docPr id="41" name="Rectangle: Rounded Corners 41"/>
                       <wp:cNvGraphicFramePr/>
                       <a:graphic xmlns:a="http://schemas.openxmlformats.org/drawingml/2006/main">
@@ -14432,7 +14802,7 @@
                             <wps:spPr>
                               <a:xfrm>
                                 <a:off x="0" y="0"/>
-                                <a:ext cx="6184900" cy="495300"/>
+                                <a:ext cx="6184900" cy="443346"/>
                               </a:xfrm>
                               <a:prstGeom prst="roundRect">
                                 <a:avLst>
@@ -14592,7 +14962,7 @@
                                 </w:p>
                               </w:txbxContent>
                             </wps:txbx>
-                            <wps:bodyPr rot="0" spcFirstLastPara="0" vertOverflow="overflow" horzOverflow="overflow" vert="horz" wrap="square" lIns="91440" tIns="45720" rIns="91440" bIns="45720" numCol="1" spcCol="0" rtlCol="0" fromWordArt="0" anchor="ctr" anchorCtr="0" forceAA="0" compatLnSpc="1">
+                            <wps:bodyPr rot="0" spcFirstLastPara="0" vertOverflow="overflow" horzOverflow="overflow" vert="horz" wrap="square" lIns="91440" tIns="45720" rIns="91440" bIns="0" numCol="1" spcCol="0" rtlCol="0" fromWordArt="0" anchor="ctr" anchorCtr="0" forceAA="0" compatLnSpc="1">
                               <a:prstTxWarp prst="textNoShape">
                                 <a:avLst/>
                               </a:prstTxWarp>
@@ -14606,10 +14976,10 @@
                 </mc:Choice>
                 <mc:Fallback>
                   <w:pict>
-                    <v:roundrect w14:anchorId="45960F46" id="Rectangle: Rounded Corners 41" o:spid="_x0000_s1059" style="width:487pt;height:39pt;visibility:visible;mso-wrap-style:square;mso-left-percent:-10001;mso-top-percent:-10001;mso-position-horizontal:absolute;mso-position-horizontal-relative:char;mso-position-vertical:absolute;mso-position-vertical-relative:line;mso-left-percent:-10001;mso-top-percent:-10001;v-text-anchor:middle" arcsize="11447f" o:gfxdata="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" fillcolor="#d8d8d8 [2732]" stroked="f" strokeweight="1pt">
+                    <v:roundrect w14:anchorId="4B92237D" id="Rectangle: Rounded Corners 41" o:spid="_x0000_s1060" style="width:487pt;height:34.9pt;visibility:visible;mso-wrap-style:square;mso-left-percent:-10001;mso-top-percent:-10001;mso-position-horizontal:absolute;mso-position-horizontal-relative:char;mso-position-vertical:absolute;mso-position-vertical-relative:line;mso-left-percent:-10001;mso-top-percent:-10001;v-text-anchor:middle" arcsize="11447f" o:gfxdata="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" fillcolor="#d8d8d8 [2732]" stroked="f" strokeweight="1pt">
                       <v:fill opacity="16448f"/>
                       <v:stroke joinstyle="miter"/>
-                      <v:textbox>
+                      <v:textbox inset=",,,0">
                         <w:txbxContent>
                           <w:tbl>
                             <w:tblPr>
@@ -14769,8 +15139,8 @@
               <mc:AlternateContent>
                 <mc:Choice Requires="wps">
                   <w:drawing>
-                    <wp:inline distT="0" distB="0" distL="0" distR="0" wp14:anchorId="5E5EBC33" wp14:editId="7366E424">
-                      <wp:extent cx="6184900" cy="485775"/>
+                    <wp:inline distT="0" distB="0" distL="0" distR="0" wp14:anchorId="7E6FABD4" wp14:editId="1D1FE9EA">
+                      <wp:extent cx="6184900" cy="434109"/>
                       <wp:effectExtent l="0" t="0" r="0" b="0"/>
                       <wp:docPr id="21" name="Rectangle: Rounded Corners 21"/>
                       <wp:cNvGraphicFramePr/>
@@ -14781,7 +15151,7 @@
                             <wps:spPr>
                               <a:xfrm>
                                 <a:off x="0" y="0"/>
-                                <a:ext cx="6184900" cy="485775"/>
+                                <a:ext cx="6184900" cy="434109"/>
                               </a:xfrm>
                               <a:prstGeom prst="roundRect">
                                 <a:avLst>
@@ -14962,7 +15332,7 @@
                                 </w:p>
                               </w:txbxContent>
                             </wps:txbx>
-                            <wps:bodyPr rot="0" spcFirstLastPara="0" vertOverflow="overflow" horzOverflow="overflow" vert="horz" wrap="square" lIns="91440" tIns="45720" rIns="91440" bIns="45720" numCol="1" spcCol="0" rtlCol="0" fromWordArt="0" anchor="ctr" anchorCtr="0" forceAA="0" compatLnSpc="1">
+                            <wps:bodyPr rot="0" spcFirstLastPara="0" vertOverflow="overflow" horzOverflow="overflow" vert="horz" wrap="square" lIns="91440" tIns="45720" rIns="91440" bIns="0" numCol="1" spcCol="0" rtlCol="0" fromWordArt="0" anchor="ctr" anchorCtr="0" forceAA="0" compatLnSpc="1">
                               <a:prstTxWarp prst="textNoShape">
                                 <a:avLst/>
                               </a:prstTxWarp>
@@ -14976,10 +15346,10 @@
                 </mc:Choice>
                 <mc:Fallback>
                   <w:pict>
-                    <v:roundrect w14:anchorId="5E5EBC33" id="Rectangle: Rounded Corners 21" o:spid="_x0000_s1060" style="width:487pt;height:38.25pt;visibility:visible;mso-wrap-style:square;mso-left-percent:-10001;mso-top-percent:-10001;mso-position-horizontal:absolute;mso-position-horizontal-relative:char;mso-position-vertical:absolute;mso-position-vertical-relative:line;mso-left-percent:-10001;mso-top-percent:-10001;v-text-anchor:middle" arcsize="11447f" o:gfxdata="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" fillcolor="#d8d8d8 [2732]" stroked="f" strokeweight="1pt">
+                    <v:roundrect w14:anchorId="7E6FABD4" id="Rectangle: Rounded Corners 21" o:spid="_x0000_s1061" style="width:487pt;height:34.2pt;visibility:visible;mso-wrap-style:square;mso-left-percent:-10001;mso-top-percent:-10001;mso-position-horizontal:absolute;mso-position-horizontal-relative:char;mso-position-vertical:absolute;mso-position-vertical-relative:line;mso-left-percent:-10001;mso-top-percent:-10001;v-text-anchor:middle" arcsize="11447f" o:gfxdata="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" fillcolor="#d8d8d8 [2732]" stroked="f" strokeweight="1pt">
                       <v:fill opacity="16448f"/>
                       <v:stroke joinstyle="miter"/>
-                      <v:textbox>
+                      <v:textbox inset=",,,0">
                         <w:txbxContent>
                           <w:tbl>
                             <w:tblPr>
@@ -15160,7 +15530,7 @@
               <mc:AlternateContent>
                 <mc:Choice Requires="wps">
                   <w:drawing>
-                    <wp:inline distT="0" distB="0" distL="0" distR="0" wp14:anchorId="1BE57093" wp14:editId="4C1C7704">
+                    <wp:inline distT="0" distB="0" distL="0" distR="0" wp14:anchorId="6C5D8042" wp14:editId="5A0E6467">
                       <wp:extent cx="6184900" cy="452438"/>
                       <wp:effectExtent l="0" t="0" r="0" b="5080"/>
                       <wp:docPr id="15" name="Rectangle: Rounded Corners 15"/>
@@ -15420,7 +15790,7 @@
                 </mc:Choice>
                 <mc:Fallback>
                   <w:pict>
-                    <v:roundrect w14:anchorId="1BE57093" id="Rectangle: Rounded Corners 15" o:spid="_x0000_s1061" style="width:487pt;height:35.65pt;visibility:visible;mso-wrap-style:square;mso-left-percent:-10001;mso-top-percent:-10001;mso-position-horizontal:absolute;mso-position-horizontal-relative:char;mso-position-vertical:absolute;mso-position-vertical-relative:line;mso-left-percent:-10001;mso-top-percent:-10001;v-text-anchor:middle" arcsize="11447f" o:gfxdata="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" fillcolor="#d8d8d8 [2732]" stroked="f" strokeweight="1pt">
+                    <v:roundrect w14:anchorId="6C5D8042" id="Rectangle: Rounded Corners 15" o:spid="_x0000_s1062" style="width:487pt;height:35.65pt;visibility:visible;mso-wrap-style:square;mso-left-percent:-10001;mso-top-percent:-10001;mso-position-horizontal:absolute;mso-position-horizontal-relative:char;mso-position-vertical:absolute;mso-position-vertical-relative:line;mso-left-percent:-10001;mso-top-percent:-10001;v-text-anchor:middle" arcsize="11447f" o:gfxdata="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" fillcolor="#d8d8d8 [2732]" stroked="f" strokeweight="1pt">
                       <v:fill opacity="16448f"/>
                       <v:stroke joinstyle="miter"/>
                       <v:textbox>
@@ -15630,13 +16000,1426 @@
           </w:p>
         </w:tc>
       </w:tr>
+      <w:tr>
+        <w:tc>
+          <w:tcPr>
+            <w:tcW w:w="9966" w:type="dxa"/>
+          </w:tcPr>
+          <w:p>
+            <w:pPr>
+              <w:pStyle w:val="CVHeading"/>
+              <w:pBdr>
+                <w:top w:val="none" w:sz="0" w:space="0" w:color="auto"/>
+                <w:left w:val="none" w:sz="0" w:space="0" w:color="auto"/>
+                <w:bottom w:val="none" w:sz="0" w:space="0" w:color="auto"/>
+                <w:right w:val="none" w:sz="0" w:space="0" w:color="auto"/>
+                <w:between w:val="none" w:sz="0" w:space="0" w:color="auto"/>
+              </w:pBdr>
+              <w:spacing w:before="0" w:line="240" w:lineRule="auto"/>
+              <w:rPr>
+                <w:noProof/>
+              </w:rPr>
+            </w:pPr>
+            <w:r>
+              <w:rPr>
+                <w:noProof/>
+              </w:rPr>
+              <mc:AlternateContent>
+                <mc:Choice Requires="wps">
+                  <w:drawing>
+                    <wp:inline distT="0" distB="0" distL="0" distR="0" wp14:anchorId="752EA9FE" wp14:editId="1A3C68AA">
+                      <wp:extent cx="6184900" cy="452438"/>
+                      <wp:effectExtent l="0" t="0" r="0" b="5080"/>
+                      <wp:docPr id="1591977561" name="Rectangle: Rounded Corners 15"/>
+                      <wp:cNvGraphicFramePr/>
+                      <a:graphic xmlns:a="http://schemas.openxmlformats.org/drawingml/2006/main">
+                        <a:graphicData uri="http://schemas.microsoft.com/office/word/2010/wordprocessingShape">
+                          <wps:wsp>
+                            <wps:cNvSpPr/>
+                            <wps:spPr>
+                              <a:xfrm>
+                                <a:off x="0" y="0"/>
+                                <a:ext cx="6184900" cy="452438"/>
+                              </a:xfrm>
+                              <a:prstGeom prst="roundRect">
+                                <a:avLst>
+                                  <a:gd name="adj" fmla="val 17466"/>
+                                </a:avLst>
+                              </a:prstGeom>
+                              <a:solidFill>
+                                <a:schemeClr val="bg1">
+                                  <a:lumMod val="85000"/>
+                                  <a:alpha val="25000"/>
+                                </a:schemeClr>
+                              </a:solidFill>
+                              <a:ln>
+                                <a:noFill/>
+                              </a:ln>
+                              <a:effectLst>
+                                <a:softEdge rad="0"/>
+                              </a:effectLst>
+                            </wps:spPr>
+                            <wps:style>
+                              <a:lnRef idx="2">
+                                <a:schemeClr val="accent1">
+                                  <a:shade val="50000"/>
+                                </a:schemeClr>
+                              </a:lnRef>
+                              <a:fillRef idx="1">
+                                <a:schemeClr val="accent1"/>
+                              </a:fillRef>
+                              <a:effectRef idx="0">
+                                <a:schemeClr val="accent1"/>
+                              </a:effectRef>
+                              <a:fontRef idx="minor">
+                                <a:schemeClr val="lt1"/>
+                              </a:fontRef>
+                            </wps:style>
+                            <wps:txbx>
+                              <w:txbxContent>
+                                <w:tbl>
+                                  <w:tblPr>
+                                    <w:tblStyle w:val="TableGrid"/>
+                                    <w:tblW w:w="9574" w:type="dxa"/>
+                                    <w:tblBorders>
+                                      <w:top w:val="none" w:sz="0" w:space="0" w:color="auto"/>
+                                      <w:left w:val="none" w:sz="0" w:space="0" w:color="auto"/>
+                                      <w:bottom w:val="none" w:sz="0" w:space="0" w:color="auto"/>
+                                      <w:right w:val="none" w:sz="0" w:space="0" w:color="auto"/>
+                                      <w:insideH w:val="none" w:sz="0" w:space="0" w:color="auto"/>
+                                      <w:insideV w:val="none" w:sz="0" w:space="0" w:color="auto"/>
+                                    </w:tblBorders>
+                                    <w:tblLook w:val="04A0" w:firstRow="1" w:lastRow="0" w:firstColumn="1" w:lastColumn="0" w:noHBand="0" w:noVBand="1"/>
+                                  </w:tblPr>
+                                  <w:tblGrid>
+                                    <w:gridCol w:w="1701"/>
+                                    <w:gridCol w:w="7873"/>
+                                  </w:tblGrid>
+                                  <w:tr>
+                                    <w:trPr>
+                                      <w:trHeight w:val="1610"/>
+                                    </w:trPr>
+                                    <w:tc>
+                                      <w:tcPr>
+                                        <w:tcW w:w="1701" w:type="dxa"/>
+                                        <w:shd w:val="clear" w:color="auto" w:fill="auto"/>
+                                      </w:tcPr>
+                                      <w:p>
+                                        <w:pPr>
+                                          <w:spacing w:line="360" w:lineRule="auto"/>
+                                          <w:rPr>
+                                            <w:rFonts w:ascii="Trebuchet MS" w:hAnsi="Trebuchet MS"/>
+                                            <w:color w:val="000000" w:themeColor="text1"/>
+                                            <w:sz w:val="20"/>
+                                          </w:rPr>
+                                        </w:pPr>
+                                        <w:r>
+                                          <w:rPr>
+                                            <w:rFonts w:ascii="Trebuchet MS" w:hAnsi="Trebuchet MS"/>
+                                            <w:color w:val="000000" w:themeColor="text1"/>
+                                            <w:sz w:val="20"/>
+                                          </w:rPr>
+                                          <w:t>2</w:t>
+                                        </w:r>
+                                        <w:r>
+                                          <w:rPr>
+                                            <w:rFonts w:ascii="Trebuchet MS" w:hAnsi="Trebuchet MS"/>
+                                            <w:color w:val="000000" w:themeColor="text1"/>
+                                            <w:sz w:val="20"/>
+                                          </w:rPr>
+                                          <w:t>6</w:t>
+                                        </w:r>
+                                        <w:r>
+                                          <w:rPr>
+                                            <w:rFonts w:ascii="Trebuchet MS" w:hAnsi="Trebuchet MS"/>
+                                            <w:color w:val="000000" w:themeColor="text1"/>
+                                            <w:sz w:val="20"/>
+                                          </w:rPr>
+                                          <w:t>/</w:t>
+                                        </w:r>
+                                        <w:r>
+                                          <w:rPr>
+                                            <w:rFonts w:ascii="Trebuchet MS" w:hAnsi="Trebuchet MS"/>
+                                            <w:color w:val="000000" w:themeColor="text1"/>
+                                            <w:sz w:val="20"/>
+                                          </w:rPr>
+                                          <w:t>03</w:t>
+                                        </w:r>
+                                        <w:r>
+                                          <w:rPr>
+                                            <w:rFonts w:ascii="Trebuchet MS" w:hAnsi="Trebuchet MS"/>
+                                            <w:color w:val="000000" w:themeColor="text1"/>
+                                            <w:sz w:val="20"/>
+                                          </w:rPr>
+                                          <w:t>/</w:t>
+                                        </w:r>
+                                        <w:r>
+                                          <w:rPr>
+                                            <w:rFonts w:ascii="Trebuchet MS" w:hAnsi="Trebuchet MS"/>
+                                            <w:color w:val="000000" w:themeColor="text1"/>
+                                            <w:sz w:val="20"/>
+                                          </w:rPr>
+                                          <w:t>2019</w:t>
+                                        </w:r>
+                                      </w:p>
+                                    </w:tc>
+                                    <w:tc>
+                                      <w:tcPr>
+                                        <w:tcW w:w="7873" w:type="dxa"/>
+                                        <w:shd w:val="clear" w:color="auto" w:fill="auto"/>
+                                      </w:tcPr>
+                                      <w:p>
+                                        <w:pPr>
+                                          <w:spacing w:line="276" w:lineRule="auto"/>
+                                          <w:rPr>
+                                            <w:rFonts w:ascii="Trebuchet MS" w:hAnsi="Trebuchet MS"/>
+                                            <w:b/>
+                                            <w:color w:val="000000" w:themeColor="text1"/>
+                                            <w:sz w:val="20"/>
+                                            <w:lang w:val="de-DE"/>
+                                          </w:rPr>
+                                        </w:pPr>
+                                        <w:r>
+                                          <w:rPr>
+                                            <w:rFonts w:ascii="Trebuchet MS" w:hAnsi="Trebuchet MS"/>
+                                            <w:b/>
+                                            <w:color w:val="000000" w:themeColor="text1"/>
+                                            <w:sz w:val="20"/>
+                                          </w:rPr>
+                                          <w:t>German Physical Society Meeting</w:t>
+                                        </w:r>
+                                      </w:p>
+                                      <w:p>
+                                        <w:pPr>
+                                          <w:spacing w:line="360" w:lineRule="auto"/>
+                                          <w:rPr>
+                                            <w:rFonts w:ascii="Trebuchet MS" w:hAnsi="Trebuchet MS"/>
+                                            <w:color w:val="000000" w:themeColor="text1"/>
+                                            <w:sz w:val="20"/>
+                                            <w:lang w:val="de-DE"/>
+                                          </w:rPr>
+                                        </w:pPr>
+                                        <w:r>
+                                          <w:rPr>
+                                            <w:rFonts w:ascii="Trebuchet MS" w:hAnsi="Trebuchet MS"/>
+                                            <w:color w:val="000000" w:themeColor="text1"/>
+                                            <w:sz w:val="20"/>
+                                            <w:lang w:val="de-DE"/>
+                                          </w:rPr>
+                                          <w:t xml:space="preserve">FACT - </w:t>
+                                        </w:r>
+                                        <w:proofErr w:type="spellStart"/>
+                                        <w:r>
+                                          <w:rPr>
+                                            <w:rFonts w:ascii="Trebuchet MS" w:hAnsi="Trebuchet MS"/>
+                                            <w:color w:val="000000" w:themeColor="text1"/>
+                                            <w:sz w:val="20"/>
+                                            <w:lang w:val="de-DE"/>
+                                          </w:rPr>
+                                          <w:t>Spectral</w:t>
+                                        </w:r>
+                                        <w:proofErr w:type="spellEnd"/>
+                                        <w:r>
+                                          <w:rPr>
+                                            <w:rFonts w:ascii="Trebuchet MS" w:hAnsi="Trebuchet MS"/>
+                                            <w:color w:val="000000" w:themeColor="text1"/>
+                                            <w:sz w:val="20"/>
+                                            <w:lang w:val="de-DE"/>
+                                          </w:rPr>
+                                          <w:t xml:space="preserve"> </w:t>
+                                        </w:r>
+                                        <w:proofErr w:type="spellStart"/>
+                                        <w:r>
+                                          <w:rPr>
+                                            <w:rFonts w:ascii="Trebuchet MS" w:hAnsi="Trebuchet MS"/>
+                                            <w:color w:val="000000" w:themeColor="text1"/>
+                                            <w:sz w:val="20"/>
+                                            <w:lang w:val="de-DE"/>
+                                          </w:rPr>
+                                          <w:t>variability</w:t>
+                                        </w:r>
+                                        <w:proofErr w:type="spellEnd"/>
+                                        <w:r>
+                                          <w:rPr>
+                                            <w:rFonts w:ascii="Trebuchet MS" w:hAnsi="Trebuchet MS"/>
+                                            <w:color w:val="000000" w:themeColor="text1"/>
+                                            <w:sz w:val="20"/>
+                                            <w:lang w:val="de-DE"/>
+                                          </w:rPr>
+                                          <w:t xml:space="preserve"> </w:t>
+                                        </w:r>
+                                        <w:proofErr w:type="spellStart"/>
+                                        <w:r>
+                                          <w:rPr>
+                                            <w:rFonts w:ascii="Trebuchet MS" w:hAnsi="Trebuchet MS"/>
+                                            <w:color w:val="000000" w:themeColor="text1"/>
+                                            <w:sz w:val="20"/>
+                                            <w:lang w:val="de-DE"/>
+                                          </w:rPr>
+                                          <w:t>of</w:t>
+                                        </w:r>
+                                        <w:proofErr w:type="spellEnd"/>
+                                        <w:r>
+                                          <w:rPr>
+                                            <w:rFonts w:ascii="Trebuchet MS" w:hAnsi="Trebuchet MS"/>
+                                            <w:color w:val="000000" w:themeColor="text1"/>
+                                            <w:sz w:val="20"/>
+                                            <w:lang w:val="de-DE"/>
+                                          </w:rPr>
+                                          <w:t xml:space="preserve"> </w:t>
+                                        </w:r>
+                                        <w:proofErr w:type="spellStart"/>
+                                        <w:r>
+                                          <w:rPr>
+                                            <w:rFonts w:ascii="Trebuchet MS" w:hAnsi="Trebuchet MS"/>
+                                            <w:color w:val="000000" w:themeColor="text1"/>
+                                            <w:sz w:val="20"/>
+                                            <w:lang w:val="de-DE"/>
+                                          </w:rPr>
+                                          <w:t>TeV-blazars</w:t>
+                                        </w:r>
+                                        <w:proofErr w:type="spellEnd"/>
+                                      </w:p>
+                                    </w:tc>
+                                  </w:tr>
+                                </w:tbl>
+                                <w:p>
+                                  <w:pPr>
+                                    <w:rPr>
+                                      <w:color w:val="000000" w:themeColor="text1"/>
+                                      <w:sz w:val="20"/>
+                                      <w:lang w:val="de-DE"/>
+                                    </w:rPr>
+                                  </w:pPr>
+                                </w:p>
+                              </w:txbxContent>
+                            </wps:txbx>
+                            <wps:bodyPr rot="0" spcFirstLastPara="0" vertOverflow="overflow" horzOverflow="overflow" vert="horz" wrap="square" lIns="91440" tIns="45720" rIns="91440" bIns="45720" numCol="1" spcCol="0" rtlCol="0" fromWordArt="0" anchor="ctr" anchorCtr="0" forceAA="0" compatLnSpc="1">
+                              <a:prstTxWarp prst="textNoShape">
+                                <a:avLst/>
+                              </a:prstTxWarp>
+                              <a:noAutofit/>
+                            </wps:bodyPr>
+                          </wps:wsp>
+                        </a:graphicData>
+                      </a:graphic>
+                    </wp:inline>
+                  </w:drawing>
+                </mc:Choice>
+                <mc:Fallback>
+                  <w:pict>
+                    <v:roundrect w14:anchorId="752EA9FE" id="_x0000_s1063" style="width:487pt;height:35.65pt;visibility:visible;mso-wrap-style:square;mso-left-percent:-10001;mso-top-percent:-10001;mso-position-horizontal:absolute;mso-position-horizontal-relative:char;mso-position-vertical:absolute;mso-position-vertical-relative:line;mso-left-percent:-10001;mso-top-percent:-10001;v-text-anchor:middle" arcsize="11447f" o:gfxdata="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" fillcolor="#d8d8d8 [2732]" stroked="f" strokeweight="1pt">
+                      <v:fill opacity="16448f"/>
+                      <v:stroke joinstyle="miter"/>
+                      <v:textbox>
+                        <w:txbxContent>
+                          <w:tbl>
+                            <w:tblPr>
+                              <w:tblStyle w:val="TableGrid"/>
+                              <w:tblW w:w="9574" w:type="dxa"/>
+                              <w:tblBorders>
+                                <w:top w:val="none" w:sz="0" w:space="0" w:color="auto"/>
+                                <w:left w:val="none" w:sz="0" w:space="0" w:color="auto"/>
+                                <w:bottom w:val="none" w:sz="0" w:space="0" w:color="auto"/>
+                                <w:right w:val="none" w:sz="0" w:space="0" w:color="auto"/>
+                                <w:insideH w:val="none" w:sz="0" w:space="0" w:color="auto"/>
+                                <w:insideV w:val="none" w:sz="0" w:space="0" w:color="auto"/>
+                              </w:tblBorders>
+                              <w:tblLook w:val="04A0" w:firstRow="1" w:lastRow="0" w:firstColumn="1" w:lastColumn="0" w:noHBand="0" w:noVBand="1"/>
+                            </w:tblPr>
+                            <w:tblGrid>
+                              <w:gridCol w:w="1701"/>
+                              <w:gridCol w:w="7873"/>
+                            </w:tblGrid>
+                            <w:tr>
+                              <w:trPr>
+                                <w:trHeight w:val="1610"/>
+                              </w:trPr>
+                              <w:tc>
+                                <w:tcPr>
+                                  <w:tcW w:w="1701" w:type="dxa"/>
+                                  <w:shd w:val="clear" w:color="auto" w:fill="auto"/>
+                                </w:tcPr>
+                                <w:p>
+                                  <w:pPr>
+                                    <w:spacing w:line="360" w:lineRule="auto"/>
+                                    <w:rPr>
+                                      <w:rFonts w:ascii="Trebuchet MS" w:hAnsi="Trebuchet MS"/>
+                                      <w:color w:val="000000" w:themeColor="text1"/>
+                                      <w:sz w:val="20"/>
+                                    </w:rPr>
+                                  </w:pPr>
+                                  <w:r>
+                                    <w:rPr>
+                                      <w:rFonts w:ascii="Trebuchet MS" w:hAnsi="Trebuchet MS"/>
+                                      <w:color w:val="000000" w:themeColor="text1"/>
+                                      <w:sz w:val="20"/>
+                                    </w:rPr>
+                                    <w:t>2</w:t>
+                                  </w:r>
+                                  <w:r>
+                                    <w:rPr>
+                                      <w:rFonts w:ascii="Trebuchet MS" w:hAnsi="Trebuchet MS"/>
+                                      <w:color w:val="000000" w:themeColor="text1"/>
+                                      <w:sz w:val="20"/>
+                                    </w:rPr>
+                                    <w:t>6</w:t>
+                                  </w:r>
+                                  <w:r>
+                                    <w:rPr>
+                                      <w:rFonts w:ascii="Trebuchet MS" w:hAnsi="Trebuchet MS"/>
+                                      <w:color w:val="000000" w:themeColor="text1"/>
+                                      <w:sz w:val="20"/>
+                                    </w:rPr>
+                                    <w:t>/</w:t>
+                                  </w:r>
+                                  <w:r>
+                                    <w:rPr>
+                                      <w:rFonts w:ascii="Trebuchet MS" w:hAnsi="Trebuchet MS"/>
+                                      <w:color w:val="000000" w:themeColor="text1"/>
+                                      <w:sz w:val="20"/>
+                                    </w:rPr>
+                                    <w:t>03</w:t>
+                                  </w:r>
+                                  <w:r>
+                                    <w:rPr>
+                                      <w:rFonts w:ascii="Trebuchet MS" w:hAnsi="Trebuchet MS"/>
+                                      <w:color w:val="000000" w:themeColor="text1"/>
+                                      <w:sz w:val="20"/>
+                                    </w:rPr>
+                                    <w:t>/</w:t>
+                                  </w:r>
+                                  <w:r>
+                                    <w:rPr>
+                                      <w:rFonts w:ascii="Trebuchet MS" w:hAnsi="Trebuchet MS"/>
+                                      <w:color w:val="000000" w:themeColor="text1"/>
+                                      <w:sz w:val="20"/>
+                                    </w:rPr>
+                                    <w:t>2019</w:t>
+                                  </w:r>
+                                </w:p>
+                              </w:tc>
+                              <w:tc>
+                                <w:tcPr>
+                                  <w:tcW w:w="7873" w:type="dxa"/>
+                                  <w:shd w:val="clear" w:color="auto" w:fill="auto"/>
+                                </w:tcPr>
+                                <w:p>
+                                  <w:pPr>
+                                    <w:spacing w:line="276" w:lineRule="auto"/>
+                                    <w:rPr>
+                                      <w:rFonts w:ascii="Trebuchet MS" w:hAnsi="Trebuchet MS"/>
+                                      <w:b/>
+                                      <w:color w:val="000000" w:themeColor="text1"/>
+                                      <w:sz w:val="20"/>
+                                      <w:lang w:val="de-DE"/>
+                                    </w:rPr>
+                                  </w:pPr>
+                                  <w:r>
+                                    <w:rPr>
+                                      <w:rFonts w:ascii="Trebuchet MS" w:hAnsi="Trebuchet MS"/>
+                                      <w:b/>
+                                      <w:color w:val="000000" w:themeColor="text1"/>
+                                      <w:sz w:val="20"/>
+                                    </w:rPr>
+                                    <w:t>German Physical Society Meeting</w:t>
+                                  </w:r>
+                                </w:p>
+                                <w:p>
+                                  <w:pPr>
+                                    <w:spacing w:line="360" w:lineRule="auto"/>
+                                    <w:rPr>
+                                      <w:rFonts w:ascii="Trebuchet MS" w:hAnsi="Trebuchet MS"/>
+                                      <w:color w:val="000000" w:themeColor="text1"/>
+                                      <w:sz w:val="20"/>
+                                      <w:lang w:val="de-DE"/>
+                                    </w:rPr>
+                                  </w:pPr>
+                                  <w:r>
+                                    <w:rPr>
+                                      <w:rFonts w:ascii="Trebuchet MS" w:hAnsi="Trebuchet MS"/>
+                                      <w:color w:val="000000" w:themeColor="text1"/>
+                                      <w:sz w:val="20"/>
+                                      <w:lang w:val="de-DE"/>
+                                    </w:rPr>
+                                    <w:t xml:space="preserve">FACT - </w:t>
+                                  </w:r>
+                                  <w:proofErr w:type="spellStart"/>
+                                  <w:r>
+                                    <w:rPr>
+                                      <w:rFonts w:ascii="Trebuchet MS" w:hAnsi="Trebuchet MS"/>
+                                      <w:color w:val="000000" w:themeColor="text1"/>
+                                      <w:sz w:val="20"/>
+                                      <w:lang w:val="de-DE"/>
+                                    </w:rPr>
+                                    <w:t>Spectral</w:t>
+                                  </w:r>
+                                  <w:proofErr w:type="spellEnd"/>
+                                  <w:r>
+                                    <w:rPr>
+                                      <w:rFonts w:ascii="Trebuchet MS" w:hAnsi="Trebuchet MS"/>
+                                      <w:color w:val="000000" w:themeColor="text1"/>
+                                      <w:sz w:val="20"/>
+                                      <w:lang w:val="de-DE"/>
+                                    </w:rPr>
+                                    <w:t xml:space="preserve"> </w:t>
+                                  </w:r>
+                                  <w:proofErr w:type="spellStart"/>
+                                  <w:r>
+                                    <w:rPr>
+                                      <w:rFonts w:ascii="Trebuchet MS" w:hAnsi="Trebuchet MS"/>
+                                      <w:color w:val="000000" w:themeColor="text1"/>
+                                      <w:sz w:val="20"/>
+                                      <w:lang w:val="de-DE"/>
+                                    </w:rPr>
+                                    <w:t>variability</w:t>
+                                  </w:r>
+                                  <w:proofErr w:type="spellEnd"/>
+                                  <w:r>
+                                    <w:rPr>
+                                      <w:rFonts w:ascii="Trebuchet MS" w:hAnsi="Trebuchet MS"/>
+                                      <w:color w:val="000000" w:themeColor="text1"/>
+                                      <w:sz w:val="20"/>
+                                      <w:lang w:val="de-DE"/>
+                                    </w:rPr>
+                                    <w:t xml:space="preserve"> </w:t>
+                                  </w:r>
+                                  <w:proofErr w:type="spellStart"/>
+                                  <w:r>
+                                    <w:rPr>
+                                      <w:rFonts w:ascii="Trebuchet MS" w:hAnsi="Trebuchet MS"/>
+                                      <w:color w:val="000000" w:themeColor="text1"/>
+                                      <w:sz w:val="20"/>
+                                      <w:lang w:val="de-DE"/>
+                                    </w:rPr>
+                                    <w:t>of</w:t>
+                                  </w:r>
+                                  <w:proofErr w:type="spellEnd"/>
+                                  <w:r>
+                                    <w:rPr>
+                                      <w:rFonts w:ascii="Trebuchet MS" w:hAnsi="Trebuchet MS"/>
+                                      <w:color w:val="000000" w:themeColor="text1"/>
+                                      <w:sz w:val="20"/>
+                                      <w:lang w:val="de-DE"/>
+                                    </w:rPr>
+                                    <w:t xml:space="preserve"> </w:t>
+                                  </w:r>
+                                  <w:proofErr w:type="spellStart"/>
+                                  <w:r>
+                                    <w:rPr>
+                                      <w:rFonts w:ascii="Trebuchet MS" w:hAnsi="Trebuchet MS"/>
+                                      <w:color w:val="000000" w:themeColor="text1"/>
+                                      <w:sz w:val="20"/>
+                                      <w:lang w:val="de-DE"/>
+                                    </w:rPr>
+                                    <w:t>TeV-blazars</w:t>
+                                  </w:r>
+                                  <w:proofErr w:type="spellEnd"/>
+                                </w:p>
+                              </w:tc>
+                            </w:tr>
+                          </w:tbl>
+                          <w:p>
+                            <w:pPr>
+                              <w:rPr>
+                                <w:color w:val="000000" w:themeColor="text1"/>
+                                <w:sz w:val="20"/>
+                                <w:lang w:val="de-DE"/>
+                              </w:rPr>
+                            </w:pPr>
+                          </w:p>
+                        </w:txbxContent>
+                      </v:textbox>
+                      <w10:anchorlock/>
+                    </v:roundrect>
+                  </w:pict>
+                </mc:Fallback>
+              </mc:AlternateContent>
+            </w:r>
+          </w:p>
+        </w:tc>
+      </w:tr>
     </w:tbl>
     <w:p>
       <w:pPr>
-        <w:pStyle w:val="CVHeading"/>
-        <w:spacing w:before="240" w:after="120" w:line="240" w:lineRule="auto"/>
+        <w:spacing w:before="120"/>
+        <w:rPr>
+          <w:rFonts w:ascii="Trebuchet MS" w:eastAsia="Calibri Light" w:hAnsi="Trebuchet MS" w:cs="Calibri Light"/>
+          <w:b/>
+          <w:color w:val="1F3864" w:themeColor="accent1" w:themeShade="80"/>
+          <w:sz w:val="26"/>
+          <w:szCs w:val="26"/>
+          <w:lang w:val="en-GB"/>
+        </w:rPr>
       </w:pPr>
+      <w:r>
+        <w:rPr>
+          <w:rFonts w:ascii="Trebuchet MS" w:eastAsia="Calibri Light" w:hAnsi="Trebuchet MS" w:cs="Calibri Light"/>
+          <w:b/>
+          <w:color w:val="1F3864" w:themeColor="accent1" w:themeShade="80"/>
+          <w:sz w:val="26"/>
+          <w:szCs w:val="26"/>
+          <w:lang w:val="en-GB"/>
+        </w:rPr>
+        <w:t>Posters</w:t>
+      </w:r>
     </w:p>
+    <w:tbl>
+      <w:tblPr>
+        <w:tblStyle w:val="TableGrid"/>
+        <w:tblW w:w="9966" w:type="dxa"/>
+        <w:tblBorders>
+          <w:top w:val="none" w:sz="0" w:space="0" w:color="auto"/>
+          <w:left w:val="none" w:sz="0" w:space="0" w:color="auto"/>
+          <w:bottom w:val="none" w:sz="0" w:space="0" w:color="auto"/>
+          <w:right w:val="none" w:sz="0" w:space="0" w:color="auto"/>
+          <w:insideH w:val="none" w:sz="0" w:space="0" w:color="auto"/>
+          <w:insideV w:val="none" w:sz="0" w:space="0" w:color="auto"/>
+        </w:tblBorders>
+        <w:tblLook w:val="04A0" w:firstRow="1" w:lastRow="0" w:firstColumn="1" w:lastColumn="0" w:noHBand="0" w:noVBand="1"/>
+      </w:tblPr>
+      <w:tblGrid>
+        <w:gridCol w:w="9966"/>
+      </w:tblGrid>
+      <w:tr>
+        <w:tc>
+          <w:tcPr>
+            <w:tcW w:w="9966" w:type="dxa"/>
+          </w:tcPr>
+          <w:p>
+            <w:pPr>
+              <w:pStyle w:val="CVHeading"/>
+              <w:pBdr>
+                <w:top w:val="none" w:sz="0" w:space="0" w:color="auto"/>
+                <w:left w:val="none" w:sz="0" w:space="0" w:color="auto"/>
+                <w:bottom w:val="none" w:sz="0" w:space="0" w:color="auto"/>
+                <w:right w:val="none" w:sz="0" w:space="0" w:color="auto"/>
+                <w:between w:val="none" w:sz="0" w:space="0" w:color="auto"/>
+              </w:pBdr>
+              <w:spacing w:before="0" w:line="276" w:lineRule="auto"/>
+              <w:rPr>
+                <w:noProof/>
+              </w:rPr>
+            </w:pPr>
+            <w:r>
+              <w:rPr>
+                <w:noProof/>
+              </w:rPr>
+              <mc:AlternateContent>
+                <mc:Choice Requires="wps">
+                  <w:drawing>
+                    <wp:inline distT="0" distB="0" distL="0" distR="0" wp14:anchorId="1A88111C" wp14:editId="7105205B">
+                      <wp:extent cx="6184900" cy="415636"/>
+                      <wp:effectExtent l="0" t="0" r="0" b="3810"/>
+                      <wp:docPr id="2105723486" name="Rectangle: Rounded Corners 10"/>
+                      <wp:cNvGraphicFramePr/>
+                      <a:graphic xmlns:a="http://schemas.openxmlformats.org/drawingml/2006/main">
+                        <a:graphicData uri="http://schemas.microsoft.com/office/word/2010/wordprocessingShape">
+                          <wps:wsp>
+                            <wps:cNvSpPr/>
+                            <wps:spPr>
+                              <a:xfrm>
+                                <a:off x="0" y="0"/>
+                                <a:ext cx="6184900" cy="415636"/>
+                              </a:xfrm>
+                              <a:prstGeom prst="roundRect">
+                                <a:avLst>
+                                  <a:gd name="adj" fmla="val 13390"/>
+                                </a:avLst>
+                              </a:prstGeom>
+                              <a:solidFill>
+                                <a:schemeClr val="bg1">
+                                  <a:lumMod val="85000"/>
+                                  <a:alpha val="25000"/>
+                                </a:schemeClr>
+                              </a:solidFill>
+                              <a:ln>
+                                <a:noFill/>
+                              </a:ln>
+                              <a:effectLst>
+                                <a:softEdge rad="0"/>
+                              </a:effectLst>
+                            </wps:spPr>
+                            <wps:style>
+                              <a:lnRef idx="2">
+                                <a:schemeClr val="accent1">
+                                  <a:shade val="50000"/>
+                                </a:schemeClr>
+                              </a:lnRef>
+                              <a:fillRef idx="1">
+                                <a:schemeClr val="accent1"/>
+                              </a:fillRef>
+                              <a:effectRef idx="0">
+                                <a:schemeClr val="accent1"/>
+                              </a:effectRef>
+                              <a:fontRef idx="minor">
+                                <a:schemeClr val="lt1"/>
+                              </a:fontRef>
+                            </wps:style>
+                            <wps:txbx>
+                              <w:txbxContent>
+                                <w:tbl>
+                                  <w:tblPr>
+                                    <w:tblStyle w:val="TableGrid"/>
+                                    <w:tblW w:w="9574" w:type="dxa"/>
+                                    <w:tblBorders>
+                                      <w:top w:val="none" w:sz="0" w:space="0" w:color="auto"/>
+                                      <w:left w:val="none" w:sz="0" w:space="0" w:color="auto"/>
+                                      <w:bottom w:val="none" w:sz="0" w:space="0" w:color="auto"/>
+                                      <w:right w:val="none" w:sz="0" w:space="0" w:color="auto"/>
+                                      <w:insideH w:val="none" w:sz="0" w:space="0" w:color="auto"/>
+                                      <w:insideV w:val="none" w:sz="0" w:space="0" w:color="auto"/>
+                                    </w:tblBorders>
+                                    <w:tblLook w:val="04A0" w:firstRow="1" w:lastRow="0" w:firstColumn="1" w:lastColumn="0" w:noHBand="0" w:noVBand="1"/>
+                                  </w:tblPr>
+                                  <w:tblGrid>
+                                    <w:gridCol w:w="1701"/>
+                                    <w:gridCol w:w="7873"/>
+                                  </w:tblGrid>
+                                  <w:tr>
+                                    <w:trPr>
+                                      <w:trHeight w:val="1610"/>
+                                    </w:trPr>
+                                    <w:tc>
+                                      <w:tcPr>
+                                        <w:tcW w:w="1701" w:type="dxa"/>
+                                        <w:shd w:val="clear" w:color="auto" w:fill="auto"/>
+                                      </w:tcPr>
+                                      <w:p>
+                                        <w:pPr>
+                                          <w:spacing w:line="360" w:lineRule="auto"/>
+                                          <w:rPr>
+                                            <w:rFonts w:ascii="Trebuchet MS" w:hAnsi="Trebuchet MS"/>
+                                            <w:color w:val="000000" w:themeColor="text1"/>
+                                            <w:sz w:val="20"/>
+                                          </w:rPr>
+                                        </w:pPr>
+                                        <w:r>
+                                          <w:rPr>
+                                            <w:rFonts w:ascii="Trebuchet MS" w:hAnsi="Trebuchet MS"/>
+                                            <w:color w:val="000000" w:themeColor="text1"/>
+                                            <w:sz w:val="20"/>
+                                          </w:rPr>
+                                          <w:t>06</w:t>
+                                        </w:r>
+                                        <w:r>
+                                          <w:rPr>
+                                            <w:rFonts w:ascii="Trebuchet MS" w:hAnsi="Trebuchet MS"/>
+                                            <w:color w:val="000000" w:themeColor="text1"/>
+                                            <w:sz w:val="20"/>
+                                          </w:rPr>
+                                          <w:t>/</w:t>
+                                        </w:r>
+                                        <w:r>
+                                          <w:rPr>
+                                            <w:rFonts w:ascii="Trebuchet MS" w:hAnsi="Trebuchet MS"/>
+                                            <w:color w:val="000000" w:themeColor="text1"/>
+                                            <w:sz w:val="20"/>
+                                          </w:rPr>
+                                          <w:t>06</w:t>
+                                        </w:r>
+                                        <w:r>
+                                          <w:rPr>
+                                            <w:rFonts w:ascii="Trebuchet MS" w:hAnsi="Trebuchet MS"/>
+                                            <w:color w:val="000000" w:themeColor="text1"/>
+                                            <w:sz w:val="20"/>
+                                          </w:rPr>
+                                          <w:t>/202</w:t>
+                                        </w:r>
+                                        <w:r>
+                                          <w:rPr>
+                                            <w:rFonts w:ascii="Trebuchet MS" w:hAnsi="Trebuchet MS"/>
+                                            <w:color w:val="000000" w:themeColor="text1"/>
+                                            <w:sz w:val="20"/>
+                                          </w:rPr>
+                                          <w:t>3</w:t>
+                                        </w:r>
+                                      </w:p>
+                                    </w:tc>
+                                    <w:tc>
+                                      <w:tcPr>
+                                        <w:tcW w:w="7873" w:type="dxa"/>
+                                        <w:shd w:val="clear" w:color="auto" w:fill="auto"/>
+                                      </w:tcPr>
+                                      <w:p>
+                                        <w:pPr>
+                                          <w:spacing w:line="276" w:lineRule="auto"/>
+                                          <w:rPr>
+                                            <w:rFonts w:ascii="Trebuchet MS" w:hAnsi="Trebuchet MS"/>
+                                            <w:b/>
+                                            <w:color w:val="000000" w:themeColor="text1"/>
+                                            <w:sz w:val="20"/>
+                                          </w:rPr>
+                                        </w:pPr>
+                                        <w:r>
+                                          <w:rPr>
+                                            <w:rFonts w:ascii="Trebuchet MS" w:hAnsi="Trebuchet MS"/>
+                                            <w:b/>
+                                            <w:color w:val="000000" w:themeColor="text1"/>
+                                            <w:sz w:val="20"/>
+                                          </w:rPr>
+                                          <w:t xml:space="preserve">Annual Meeting of the </w:t>
+                                        </w:r>
+                                        <w:proofErr w:type="spellStart"/>
+                                        <w:r>
+                                          <w:rPr>
+                                            <w:rFonts w:ascii="Trebuchet MS" w:hAnsi="Trebuchet MS"/>
+                                            <w:b/>
+                                            <w:color w:val="000000" w:themeColor="text1"/>
+                                            <w:sz w:val="20"/>
+                                          </w:rPr>
+                                          <w:t>Multimessenger</w:t>
+                                        </w:r>
+                                        <w:proofErr w:type="spellEnd"/>
+                                        <w:r>
+                                          <w:rPr>
+                                            <w:rFonts w:ascii="Trebuchet MS" w:hAnsi="Trebuchet MS"/>
+                                            <w:b/>
+                                            <w:color w:val="000000" w:themeColor="text1"/>
+                                            <w:sz w:val="20"/>
+                                          </w:rPr>
+                                          <w:t xml:space="preserve"> School in Israel</w:t>
+                                        </w:r>
+                                      </w:p>
+                                      <w:p>
+                                        <w:pPr>
+                                          <w:spacing w:line="360" w:lineRule="auto"/>
+                                          <w:rPr>
+                                            <w:rFonts w:ascii="Trebuchet MS" w:hAnsi="Trebuchet MS"/>
+                                            <w:color w:val="000000" w:themeColor="text1"/>
+                                            <w:sz w:val="20"/>
+                                          </w:rPr>
+                                        </w:pPr>
+                                        <w:r>
+                                          <w:rPr>
+                                            <w:rFonts w:ascii="Trebuchet MS" w:hAnsi="Trebuchet MS"/>
+                                            <w:color w:val="000000" w:themeColor="text1"/>
+                                            <w:sz w:val="20"/>
+                                          </w:rPr>
+                                          <w:t>Understanding the Spectrum of Gamma-Ray Burst 190114C</w:t>
+                                        </w:r>
+                                      </w:p>
+                                    </w:tc>
+                                  </w:tr>
+                                </w:tbl>
+                                <w:p>
+                                  <w:pPr>
+                                    <w:rPr>
+                                      <w:color w:val="000000" w:themeColor="text1"/>
+                                      <w:sz w:val="20"/>
+                                    </w:rPr>
+                                  </w:pPr>
+                                </w:p>
+                              </w:txbxContent>
+                            </wps:txbx>
+                            <wps:bodyPr rot="0" spcFirstLastPara="0" vertOverflow="overflow" horzOverflow="overflow" vert="horz" wrap="square" lIns="91440" tIns="45720" rIns="91440" bIns="0" numCol="1" spcCol="0" rtlCol="0" fromWordArt="0" anchor="ctr" anchorCtr="0" forceAA="0" compatLnSpc="1">
+                              <a:prstTxWarp prst="textNoShape">
+                                <a:avLst/>
+                              </a:prstTxWarp>
+                              <a:noAutofit/>
+                            </wps:bodyPr>
+                          </wps:wsp>
+                        </a:graphicData>
+                      </a:graphic>
+                    </wp:inline>
+                  </w:drawing>
+                </mc:Choice>
+                <mc:Fallback>
+                  <w:pict>
+                    <v:roundrect w14:anchorId="1A88111C" id="_x0000_s1064" style="width:487pt;height:32.75pt;visibility:visible;mso-wrap-style:square;mso-left-percent:-10001;mso-top-percent:-10001;mso-position-horizontal:absolute;mso-position-horizontal-relative:char;mso-position-vertical:absolute;mso-position-vertical-relative:line;mso-left-percent:-10001;mso-top-percent:-10001;v-text-anchor:middle" arcsize="8774f" o:gfxdata="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" fillcolor="#d8d8d8 [2732]" stroked="f" strokeweight="1pt">
+                      <v:fill opacity="16448f"/>
+                      <v:stroke joinstyle="miter"/>
+                      <v:textbox inset=",,,0">
+                        <w:txbxContent>
+                          <w:tbl>
+                            <w:tblPr>
+                              <w:tblStyle w:val="TableGrid"/>
+                              <w:tblW w:w="9574" w:type="dxa"/>
+                              <w:tblBorders>
+                                <w:top w:val="none" w:sz="0" w:space="0" w:color="auto"/>
+                                <w:left w:val="none" w:sz="0" w:space="0" w:color="auto"/>
+                                <w:bottom w:val="none" w:sz="0" w:space="0" w:color="auto"/>
+                                <w:right w:val="none" w:sz="0" w:space="0" w:color="auto"/>
+                                <w:insideH w:val="none" w:sz="0" w:space="0" w:color="auto"/>
+                                <w:insideV w:val="none" w:sz="0" w:space="0" w:color="auto"/>
+                              </w:tblBorders>
+                              <w:tblLook w:val="04A0" w:firstRow="1" w:lastRow="0" w:firstColumn="1" w:lastColumn="0" w:noHBand="0" w:noVBand="1"/>
+                            </w:tblPr>
+                            <w:tblGrid>
+                              <w:gridCol w:w="1701"/>
+                              <w:gridCol w:w="7873"/>
+                            </w:tblGrid>
+                            <w:tr>
+                              <w:trPr>
+                                <w:trHeight w:val="1610"/>
+                              </w:trPr>
+                              <w:tc>
+                                <w:tcPr>
+                                  <w:tcW w:w="1701" w:type="dxa"/>
+                                  <w:shd w:val="clear" w:color="auto" w:fill="auto"/>
+                                </w:tcPr>
+                                <w:p>
+                                  <w:pPr>
+                                    <w:spacing w:line="360" w:lineRule="auto"/>
+                                    <w:rPr>
+                                      <w:rFonts w:ascii="Trebuchet MS" w:hAnsi="Trebuchet MS"/>
+                                      <w:color w:val="000000" w:themeColor="text1"/>
+                                      <w:sz w:val="20"/>
+                                    </w:rPr>
+                                  </w:pPr>
+                                  <w:r>
+                                    <w:rPr>
+                                      <w:rFonts w:ascii="Trebuchet MS" w:hAnsi="Trebuchet MS"/>
+                                      <w:color w:val="000000" w:themeColor="text1"/>
+                                      <w:sz w:val="20"/>
+                                    </w:rPr>
+                                    <w:t>06</w:t>
+                                  </w:r>
+                                  <w:r>
+                                    <w:rPr>
+                                      <w:rFonts w:ascii="Trebuchet MS" w:hAnsi="Trebuchet MS"/>
+                                      <w:color w:val="000000" w:themeColor="text1"/>
+                                      <w:sz w:val="20"/>
+                                    </w:rPr>
+                                    <w:t>/</w:t>
+                                  </w:r>
+                                  <w:r>
+                                    <w:rPr>
+                                      <w:rFonts w:ascii="Trebuchet MS" w:hAnsi="Trebuchet MS"/>
+                                      <w:color w:val="000000" w:themeColor="text1"/>
+                                      <w:sz w:val="20"/>
+                                    </w:rPr>
+                                    <w:t>06</w:t>
+                                  </w:r>
+                                  <w:r>
+                                    <w:rPr>
+                                      <w:rFonts w:ascii="Trebuchet MS" w:hAnsi="Trebuchet MS"/>
+                                      <w:color w:val="000000" w:themeColor="text1"/>
+                                      <w:sz w:val="20"/>
+                                    </w:rPr>
+                                    <w:t>/202</w:t>
+                                  </w:r>
+                                  <w:r>
+                                    <w:rPr>
+                                      <w:rFonts w:ascii="Trebuchet MS" w:hAnsi="Trebuchet MS"/>
+                                      <w:color w:val="000000" w:themeColor="text1"/>
+                                      <w:sz w:val="20"/>
+                                    </w:rPr>
+                                    <w:t>3</w:t>
+                                  </w:r>
+                                </w:p>
+                              </w:tc>
+                              <w:tc>
+                                <w:tcPr>
+                                  <w:tcW w:w="7873" w:type="dxa"/>
+                                  <w:shd w:val="clear" w:color="auto" w:fill="auto"/>
+                                </w:tcPr>
+                                <w:p>
+                                  <w:pPr>
+                                    <w:spacing w:line="276" w:lineRule="auto"/>
+                                    <w:rPr>
+                                      <w:rFonts w:ascii="Trebuchet MS" w:hAnsi="Trebuchet MS"/>
+                                      <w:b/>
+                                      <w:color w:val="000000" w:themeColor="text1"/>
+                                      <w:sz w:val="20"/>
+                                    </w:rPr>
+                                  </w:pPr>
+                                  <w:r>
+                                    <w:rPr>
+                                      <w:rFonts w:ascii="Trebuchet MS" w:hAnsi="Trebuchet MS"/>
+                                      <w:b/>
+                                      <w:color w:val="000000" w:themeColor="text1"/>
+                                      <w:sz w:val="20"/>
+                                    </w:rPr>
+                                    <w:t xml:space="preserve">Annual Meeting of the </w:t>
+                                  </w:r>
+                                  <w:proofErr w:type="spellStart"/>
+                                  <w:r>
+                                    <w:rPr>
+                                      <w:rFonts w:ascii="Trebuchet MS" w:hAnsi="Trebuchet MS"/>
+                                      <w:b/>
+                                      <w:color w:val="000000" w:themeColor="text1"/>
+                                      <w:sz w:val="20"/>
+                                    </w:rPr>
+                                    <w:t>Multimessenger</w:t>
+                                  </w:r>
+                                  <w:proofErr w:type="spellEnd"/>
+                                  <w:r>
+                                    <w:rPr>
+                                      <w:rFonts w:ascii="Trebuchet MS" w:hAnsi="Trebuchet MS"/>
+                                      <w:b/>
+                                      <w:color w:val="000000" w:themeColor="text1"/>
+                                      <w:sz w:val="20"/>
+                                    </w:rPr>
+                                    <w:t xml:space="preserve"> School in Israel</w:t>
+                                  </w:r>
+                                </w:p>
+                                <w:p>
+                                  <w:pPr>
+                                    <w:spacing w:line="360" w:lineRule="auto"/>
+                                    <w:rPr>
+                                      <w:rFonts w:ascii="Trebuchet MS" w:hAnsi="Trebuchet MS"/>
+                                      <w:color w:val="000000" w:themeColor="text1"/>
+                                      <w:sz w:val="20"/>
+                                    </w:rPr>
+                                  </w:pPr>
+                                  <w:r>
+                                    <w:rPr>
+                                      <w:rFonts w:ascii="Trebuchet MS" w:hAnsi="Trebuchet MS"/>
+                                      <w:color w:val="000000" w:themeColor="text1"/>
+                                      <w:sz w:val="20"/>
+                                    </w:rPr>
+                                    <w:t>Understanding the Spectrum of Gamma-Ray Burst 190114C</w:t>
+                                  </w:r>
+                                </w:p>
+                              </w:tc>
+                            </w:tr>
+                          </w:tbl>
+                          <w:p>
+                            <w:pPr>
+                              <w:rPr>
+                                <w:color w:val="000000" w:themeColor="text1"/>
+                                <w:sz w:val="20"/>
+                              </w:rPr>
+                            </w:pPr>
+                          </w:p>
+                        </w:txbxContent>
+                      </v:textbox>
+                      <w10:anchorlock/>
+                    </v:roundrect>
+                  </w:pict>
+                </mc:Fallback>
+              </mc:AlternateContent>
+            </w:r>
+          </w:p>
+        </w:tc>
+      </w:tr>
+      <w:tr>
+        <w:tc>
+          <w:tcPr>
+            <w:tcW w:w="9966" w:type="dxa"/>
+          </w:tcPr>
+          <w:p>
+            <w:pPr>
+              <w:pStyle w:val="CVHeading"/>
+              <w:pBdr>
+                <w:top w:val="none" w:sz="0" w:space="0" w:color="auto"/>
+                <w:left w:val="none" w:sz="0" w:space="0" w:color="auto"/>
+                <w:bottom w:val="none" w:sz="0" w:space="0" w:color="auto"/>
+                <w:right w:val="none" w:sz="0" w:space="0" w:color="auto"/>
+                <w:between w:val="none" w:sz="0" w:space="0" w:color="auto"/>
+              </w:pBdr>
+              <w:spacing w:before="0" w:line="276" w:lineRule="auto"/>
+              <w:rPr>
+                <w:noProof/>
+              </w:rPr>
+            </w:pPr>
+            <w:r>
+              <w:rPr>
+                <w:noProof/>
+              </w:rPr>
+              <mc:AlternateContent>
+                <mc:Choice Requires="wps">
+                  <w:drawing>
+                    <wp:inline distT="0" distB="0" distL="0" distR="0" wp14:anchorId="6CB7444F" wp14:editId="4DC47147">
+                      <wp:extent cx="6184900" cy="443346"/>
+                      <wp:effectExtent l="0" t="0" r="0" b="1270"/>
+                      <wp:docPr id="76313896" name="Rectangle: Rounded Corners 10"/>
+                      <wp:cNvGraphicFramePr/>
+                      <a:graphic xmlns:a="http://schemas.openxmlformats.org/drawingml/2006/main">
+                        <a:graphicData uri="http://schemas.microsoft.com/office/word/2010/wordprocessingShape">
+                          <wps:wsp>
+                            <wps:cNvSpPr/>
+                            <wps:spPr>
+                              <a:xfrm>
+                                <a:off x="0" y="0"/>
+                                <a:ext cx="6184900" cy="443346"/>
+                              </a:xfrm>
+                              <a:prstGeom prst="roundRect">
+                                <a:avLst>
+                                  <a:gd name="adj" fmla="val 13390"/>
+                                </a:avLst>
+                              </a:prstGeom>
+                              <a:solidFill>
+                                <a:schemeClr val="bg1">
+                                  <a:lumMod val="85000"/>
+                                  <a:alpha val="25000"/>
+                                </a:schemeClr>
+                              </a:solidFill>
+                              <a:ln>
+                                <a:noFill/>
+                              </a:ln>
+                              <a:effectLst>
+                                <a:softEdge rad="0"/>
+                              </a:effectLst>
+                            </wps:spPr>
+                            <wps:style>
+                              <a:lnRef idx="2">
+                                <a:schemeClr val="accent1">
+                                  <a:shade val="50000"/>
+                                </a:schemeClr>
+                              </a:lnRef>
+                              <a:fillRef idx="1">
+                                <a:schemeClr val="accent1"/>
+                              </a:fillRef>
+                              <a:effectRef idx="0">
+                                <a:schemeClr val="accent1"/>
+                              </a:effectRef>
+                              <a:fontRef idx="minor">
+                                <a:schemeClr val="lt1"/>
+                              </a:fontRef>
+                            </wps:style>
+                            <wps:txbx>
+                              <w:txbxContent>
+                                <w:tbl>
+                                  <w:tblPr>
+                                    <w:tblStyle w:val="TableGrid"/>
+                                    <w:tblW w:w="9574" w:type="dxa"/>
+                                    <w:tblBorders>
+                                      <w:top w:val="none" w:sz="0" w:space="0" w:color="auto"/>
+                                      <w:left w:val="none" w:sz="0" w:space="0" w:color="auto"/>
+                                      <w:bottom w:val="none" w:sz="0" w:space="0" w:color="auto"/>
+                                      <w:right w:val="none" w:sz="0" w:space="0" w:color="auto"/>
+                                      <w:insideH w:val="none" w:sz="0" w:space="0" w:color="auto"/>
+                                      <w:insideV w:val="none" w:sz="0" w:space="0" w:color="auto"/>
+                                    </w:tblBorders>
+                                    <w:tblLook w:val="04A0" w:firstRow="1" w:lastRow="0" w:firstColumn="1" w:lastColumn="0" w:noHBand="0" w:noVBand="1"/>
+                                  </w:tblPr>
+                                  <w:tblGrid>
+                                    <w:gridCol w:w="1701"/>
+                                    <w:gridCol w:w="7873"/>
+                                  </w:tblGrid>
+                                  <w:tr>
+                                    <w:trPr>
+                                      <w:trHeight w:val="1610"/>
+                                    </w:trPr>
+                                    <w:tc>
+                                      <w:tcPr>
+                                        <w:tcW w:w="1701" w:type="dxa"/>
+                                        <w:shd w:val="clear" w:color="auto" w:fill="auto"/>
+                                      </w:tcPr>
+                                      <w:p>
+                                        <w:pPr>
+                                          <w:spacing w:line="360" w:lineRule="auto"/>
+                                          <w:rPr>
+                                            <w:rFonts w:ascii="Trebuchet MS" w:hAnsi="Trebuchet MS"/>
+                                            <w:color w:val="000000" w:themeColor="text1"/>
+                                            <w:sz w:val="20"/>
+                                          </w:rPr>
+                                        </w:pPr>
+                                        <w:r>
+                                          <w:rPr>
+                                            <w:rFonts w:ascii="Trebuchet MS" w:hAnsi="Trebuchet MS"/>
+                                            <w:color w:val="000000" w:themeColor="text1"/>
+                                            <w:sz w:val="20"/>
+                                          </w:rPr>
+                                          <w:t>12</w:t>
+                                        </w:r>
+                                        <w:r>
+                                          <w:rPr>
+                                            <w:rFonts w:ascii="Trebuchet MS" w:hAnsi="Trebuchet MS"/>
+                                            <w:color w:val="000000" w:themeColor="text1"/>
+                                            <w:sz w:val="20"/>
+                                          </w:rPr>
+                                          <w:t>/</w:t>
+                                        </w:r>
+                                        <w:r>
+                                          <w:rPr>
+                                            <w:rFonts w:ascii="Trebuchet MS" w:hAnsi="Trebuchet MS"/>
+                                            <w:color w:val="000000" w:themeColor="text1"/>
+                                            <w:sz w:val="20"/>
+                                          </w:rPr>
+                                          <w:t>05</w:t>
+                                        </w:r>
+                                        <w:r>
+                                          <w:rPr>
+                                            <w:rFonts w:ascii="Trebuchet MS" w:hAnsi="Trebuchet MS"/>
+                                            <w:color w:val="000000" w:themeColor="text1"/>
+                                            <w:sz w:val="20"/>
+                                          </w:rPr>
+                                          <w:t>/202</w:t>
+                                        </w:r>
+                                        <w:r>
+                                          <w:rPr>
+                                            <w:rFonts w:ascii="Trebuchet MS" w:hAnsi="Trebuchet MS"/>
+                                            <w:color w:val="000000" w:themeColor="text1"/>
+                                            <w:sz w:val="20"/>
+                                          </w:rPr>
+                                          <w:t>2</w:t>
+                                        </w:r>
+                                      </w:p>
+                                    </w:tc>
+                                    <w:tc>
+                                      <w:tcPr>
+                                        <w:tcW w:w="7873" w:type="dxa"/>
+                                        <w:shd w:val="clear" w:color="auto" w:fill="auto"/>
+                                      </w:tcPr>
+                                      <w:p>
+                                        <w:pPr>
+                                          <w:rPr>
+                                            <w:rFonts w:ascii="Trebuchet MS" w:hAnsi="Trebuchet MS"/>
+                                            <w:color w:val="000000" w:themeColor="text1"/>
+                                            <w:sz w:val="20"/>
+                                          </w:rPr>
+                                        </w:pPr>
+                                        <w:r>
+                                          <w:rPr>
+                                            <w:rFonts w:ascii="Trebuchet MS" w:hAnsi="Trebuchet MS"/>
+                                            <w:b/>
+                                            <w:color w:val="000000" w:themeColor="text1"/>
+                                            <w:sz w:val="20"/>
+                                          </w:rPr>
+                                          <w:t xml:space="preserve">7th Meeting of the </w:t>
+                                        </w:r>
+                                        <w:proofErr w:type="spellStart"/>
+                                        <w:r>
+                                          <w:rPr>
+                                            <w:rFonts w:ascii="Trebuchet MS" w:hAnsi="Trebuchet MS"/>
+                                            <w:b/>
+                                            <w:color w:val="000000" w:themeColor="text1"/>
+                                            <w:sz w:val="20"/>
+                                          </w:rPr>
+                                          <w:t>Astroparticle</w:t>
+                                        </w:r>
+                                        <w:proofErr w:type="spellEnd"/>
+                                        <w:r>
+                                          <w:rPr>
+                                            <w:rFonts w:ascii="Trebuchet MS" w:hAnsi="Trebuchet MS"/>
+                                            <w:b/>
+                                            <w:color w:val="000000" w:themeColor="text1"/>
+                                            <w:sz w:val="20"/>
+                                          </w:rPr>
+                                          <w:t xml:space="preserve"> Physics Committee</w:t>
+                                        </w:r>
+                                        <w:r>
+                                          <w:rPr>
+                                            <w:rFonts w:ascii="Trebuchet MS" w:hAnsi="Trebuchet MS"/>
+                                            <w:b/>
+                                            <w:color w:val="000000" w:themeColor="text1"/>
+                                            <w:sz w:val="20"/>
+                                          </w:rPr>
+                                          <w:t xml:space="preserve"> at DESY</w:t>
+                                        </w:r>
+                                        <w:r>
+                                          <w:rPr>
+                                            <w:rFonts w:ascii="Trebuchet MS" w:hAnsi="Trebuchet MS"/>
+                                            <w:b/>
+                                            <w:color w:val="000000" w:themeColor="text1"/>
+                                            <w:sz w:val="20"/>
+                                          </w:rPr>
+                                          <w:br/>
+                                        </w:r>
+                                        <w:r>
+                                          <w:rPr>
+                                            <w:rFonts w:ascii="Trebuchet MS" w:hAnsi="Trebuchet MS"/>
+                                            <w:color w:val="000000" w:themeColor="text1"/>
+                                            <w:sz w:val="20"/>
+                                          </w:rPr>
+                                          <w:t>Understanding the Spectrum of Gamma-Ray Burst 190114C</w:t>
+                                        </w:r>
+                                      </w:p>
+                                    </w:tc>
+                                  </w:tr>
+                                </w:tbl>
+                                <w:p>
+                                  <w:pPr>
+                                    <w:rPr>
+                                      <w:color w:val="000000" w:themeColor="text1"/>
+                                      <w:sz w:val="20"/>
+                                    </w:rPr>
+                                  </w:pPr>
+                                </w:p>
+                              </w:txbxContent>
+                            </wps:txbx>
+                            <wps:bodyPr rot="0" spcFirstLastPara="0" vertOverflow="overflow" horzOverflow="overflow" vert="horz" wrap="square" lIns="91440" tIns="45720" rIns="91440" bIns="0" numCol="1" spcCol="0" rtlCol="0" fromWordArt="0" anchor="ctr" anchorCtr="0" forceAA="0" compatLnSpc="1">
+                              <a:prstTxWarp prst="textNoShape">
+                                <a:avLst/>
+                              </a:prstTxWarp>
+                              <a:noAutofit/>
+                            </wps:bodyPr>
+                          </wps:wsp>
+                        </a:graphicData>
+                      </a:graphic>
+                    </wp:inline>
+                  </w:drawing>
+                </mc:Choice>
+                <mc:Fallback>
+                  <w:pict>
+                    <v:roundrect w14:anchorId="6CB7444F" id="_x0000_s1065" style="width:487pt;height:34.9pt;visibility:visible;mso-wrap-style:square;mso-left-percent:-10001;mso-top-percent:-10001;mso-position-horizontal:absolute;mso-position-horizontal-relative:char;mso-position-vertical:absolute;mso-position-vertical-relative:line;mso-left-percent:-10001;mso-top-percent:-10001;v-text-anchor:middle" arcsize="8774f" o:gfxdata="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" fillcolor="#d8d8d8 [2732]" stroked="f" strokeweight="1pt">
+                      <v:fill opacity="16448f"/>
+                      <v:stroke joinstyle="miter"/>
+                      <v:textbox inset=",,,0">
+                        <w:txbxContent>
+                          <w:tbl>
+                            <w:tblPr>
+                              <w:tblStyle w:val="TableGrid"/>
+                              <w:tblW w:w="9574" w:type="dxa"/>
+                              <w:tblBorders>
+                                <w:top w:val="none" w:sz="0" w:space="0" w:color="auto"/>
+                                <w:left w:val="none" w:sz="0" w:space="0" w:color="auto"/>
+                                <w:bottom w:val="none" w:sz="0" w:space="0" w:color="auto"/>
+                                <w:right w:val="none" w:sz="0" w:space="0" w:color="auto"/>
+                                <w:insideH w:val="none" w:sz="0" w:space="0" w:color="auto"/>
+                                <w:insideV w:val="none" w:sz="0" w:space="0" w:color="auto"/>
+                              </w:tblBorders>
+                              <w:tblLook w:val="04A0" w:firstRow="1" w:lastRow="0" w:firstColumn="1" w:lastColumn="0" w:noHBand="0" w:noVBand="1"/>
+                            </w:tblPr>
+                            <w:tblGrid>
+                              <w:gridCol w:w="1701"/>
+                              <w:gridCol w:w="7873"/>
+                            </w:tblGrid>
+                            <w:tr>
+                              <w:trPr>
+                                <w:trHeight w:val="1610"/>
+                              </w:trPr>
+                              <w:tc>
+                                <w:tcPr>
+                                  <w:tcW w:w="1701" w:type="dxa"/>
+                                  <w:shd w:val="clear" w:color="auto" w:fill="auto"/>
+                                </w:tcPr>
+                                <w:p>
+                                  <w:pPr>
+                                    <w:spacing w:line="360" w:lineRule="auto"/>
+                                    <w:rPr>
+                                      <w:rFonts w:ascii="Trebuchet MS" w:hAnsi="Trebuchet MS"/>
+                                      <w:color w:val="000000" w:themeColor="text1"/>
+                                      <w:sz w:val="20"/>
+                                    </w:rPr>
+                                  </w:pPr>
+                                  <w:r>
+                                    <w:rPr>
+                                      <w:rFonts w:ascii="Trebuchet MS" w:hAnsi="Trebuchet MS"/>
+                                      <w:color w:val="000000" w:themeColor="text1"/>
+                                      <w:sz w:val="20"/>
+                                    </w:rPr>
+                                    <w:t>12</w:t>
+                                  </w:r>
+                                  <w:r>
+                                    <w:rPr>
+                                      <w:rFonts w:ascii="Trebuchet MS" w:hAnsi="Trebuchet MS"/>
+                                      <w:color w:val="000000" w:themeColor="text1"/>
+                                      <w:sz w:val="20"/>
+                                    </w:rPr>
+                                    <w:t>/</w:t>
+                                  </w:r>
+                                  <w:r>
+                                    <w:rPr>
+                                      <w:rFonts w:ascii="Trebuchet MS" w:hAnsi="Trebuchet MS"/>
+                                      <w:color w:val="000000" w:themeColor="text1"/>
+                                      <w:sz w:val="20"/>
+                                    </w:rPr>
+                                    <w:t>05</w:t>
+                                  </w:r>
+                                  <w:r>
+                                    <w:rPr>
+                                      <w:rFonts w:ascii="Trebuchet MS" w:hAnsi="Trebuchet MS"/>
+                                      <w:color w:val="000000" w:themeColor="text1"/>
+                                      <w:sz w:val="20"/>
+                                    </w:rPr>
+                                    <w:t>/202</w:t>
+                                  </w:r>
+                                  <w:r>
+                                    <w:rPr>
+                                      <w:rFonts w:ascii="Trebuchet MS" w:hAnsi="Trebuchet MS"/>
+                                      <w:color w:val="000000" w:themeColor="text1"/>
+                                      <w:sz w:val="20"/>
+                                    </w:rPr>
+                                    <w:t>2</w:t>
+                                  </w:r>
+                                </w:p>
+                              </w:tc>
+                              <w:tc>
+                                <w:tcPr>
+                                  <w:tcW w:w="7873" w:type="dxa"/>
+                                  <w:shd w:val="clear" w:color="auto" w:fill="auto"/>
+                                </w:tcPr>
+                                <w:p>
+                                  <w:pPr>
+                                    <w:rPr>
+                                      <w:rFonts w:ascii="Trebuchet MS" w:hAnsi="Trebuchet MS"/>
+                                      <w:color w:val="000000" w:themeColor="text1"/>
+                                      <w:sz w:val="20"/>
+                                    </w:rPr>
+                                  </w:pPr>
+                                  <w:r>
+                                    <w:rPr>
+                                      <w:rFonts w:ascii="Trebuchet MS" w:hAnsi="Trebuchet MS"/>
+                                      <w:b/>
+                                      <w:color w:val="000000" w:themeColor="text1"/>
+                                      <w:sz w:val="20"/>
+                                    </w:rPr>
+                                    <w:t xml:space="preserve">7th Meeting of the </w:t>
+                                  </w:r>
+                                  <w:proofErr w:type="spellStart"/>
+                                  <w:r>
+                                    <w:rPr>
+                                      <w:rFonts w:ascii="Trebuchet MS" w:hAnsi="Trebuchet MS"/>
+                                      <w:b/>
+                                      <w:color w:val="000000" w:themeColor="text1"/>
+                                      <w:sz w:val="20"/>
+                                    </w:rPr>
+                                    <w:t>Astroparticle</w:t>
+                                  </w:r>
+                                  <w:proofErr w:type="spellEnd"/>
+                                  <w:r>
+                                    <w:rPr>
+                                      <w:rFonts w:ascii="Trebuchet MS" w:hAnsi="Trebuchet MS"/>
+                                      <w:b/>
+                                      <w:color w:val="000000" w:themeColor="text1"/>
+                                      <w:sz w:val="20"/>
+                                    </w:rPr>
+                                    <w:t xml:space="preserve"> Physics Committee</w:t>
+                                  </w:r>
+                                  <w:r>
+                                    <w:rPr>
+                                      <w:rFonts w:ascii="Trebuchet MS" w:hAnsi="Trebuchet MS"/>
+                                      <w:b/>
+                                      <w:color w:val="000000" w:themeColor="text1"/>
+                                      <w:sz w:val="20"/>
+                                    </w:rPr>
+                                    <w:t xml:space="preserve"> at DESY</w:t>
+                                  </w:r>
+                                  <w:r>
+                                    <w:rPr>
+                                      <w:rFonts w:ascii="Trebuchet MS" w:hAnsi="Trebuchet MS"/>
+                                      <w:b/>
+                                      <w:color w:val="000000" w:themeColor="text1"/>
+                                      <w:sz w:val="20"/>
+                                    </w:rPr>
+                                    <w:br/>
+                                  </w:r>
+                                  <w:r>
+                                    <w:rPr>
+                                      <w:rFonts w:ascii="Trebuchet MS" w:hAnsi="Trebuchet MS"/>
+                                      <w:color w:val="000000" w:themeColor="text1"/>
+                                      <w:sz w:val="20"/>
+                                    </w:rPr>
+                                    <w:t>Understanding the Spectrum of Gamma-Ray Burst 190114C</w:t>
+                                  </w:r>
+                                </w:p>
+                              </w:tc>
+                            </w:tr>
+                          </w:tbl>
+                          <w:p>
+                            <w:pPr>
+                              <w:rPr>
+                                <w:color w:val="000000" w:themeColor="text1"/>
+                                <w:sz w:val="20"/>
+                              </w:rPr>
+                            </w:pPr>
+                          </w:p>
+                        </w:txbxContent>
+                      </v:textbox>
+                      <w10:anchorlock/>
+                    </v:roundrect>
+                  </w:pict>
+                </mc:Fallback>
+              </mc:AlternateContent>
+            </w:r>
+          </w:p>
+        </w:tc>
+      </w:tr>
+    </w:tbl>
     <w:p>
       <w:pPr>
         <w:rPr>
@@ -15651,29 +17434,7 @@
       <w:r>
         <w:br w:type="page"/>
       </w:r>
-    </w:p>
-    <w:bookmarkEnd w:id="0"/>
-    <w:p>
-      <w:pPr>
-        <w:keepLines/>
-        <w:pBdr>
-          <w:top w:val="none" w:sz="4" w:space="0" w:color="000000"/>
-          <w:left w:val="none" w:sz="4" w:space="0" w:color="000000"/>
-          <w:bottom w:val="none" w:sz="4" w:space="0" w:color="000000"/>
-          <w:right w:val="none" w:sz="4" w:space="0" w:color="000000"/>
-          <w:between w:val="none" w:sz="4" w:space="0" w:color="000000"/>
-        </w:pBdr>
-        <w:spacing w:before="40" w:after="0" w:line="360" w:lineRule="auto"/>
-        <w:outlineLvl w:val="1"/>
-        <w:rPr>
-          <w:rFonts w:ascii="Trebuchet MS" w:eastAsia="Calibri Light" w:hAnsi="Trebuchet MS" w:cs="Calibri Light"/>
-          <w:b/>
-          <w:color w:val="1F3864" w:themeColor="accent1" w:themeShade="80"/>
-          <w:sz w:val="26"/>
-          <w:szCs w:val="26"/>
-          <w:lang w:val="en-GB"/>
-        </w:rPr>
-      </w:pPr>
+      <w:bookmarkEnd w:id="0"/>
       <w:r>
         <w:rPr>
           <w:rFonts w:ascii="Trebuchet MS" w:eastAsia="Calibri Light" w:hAnsi="Trebuchet MS" w:cs="Calibri Light"/>
@@ -15741,7 +17502,7 @@
               <mc:AlternateContent>
                 <mc:Choice Requires="wps">
                   <w:drawing>
-                    <wp:inline distT="0" distB="0" distL="0" distR="0" wp14:anchorId="5AA316ED" wp14:editId="776AD2B3">
+                    <wp:inline distT="0" distB="0" distL="0" distR="0" wp14:anchorId="5AA316ED" wp14:editId="041643C9">
                       <wp:extent cx="6184900" cy="476250"/>
                       <wp:effectExtent l="0" t="0" r="0" b="6350"/>
                       <wp:docPr id="19" name="Rectangle: Rounded Corners 19"/>
@@ -15855,44 +17616,6 @@
                                           </w:rPr>
                                           <w:t xml:space="preserve">Flat Gamma-Ray Burst Afterglow Spectra up to Very-High Energies </w:t>
                                         </w:r>
-                                      </w:p>
-                                      <w:p>
-                                        <w:pPr>
-                                          <w:spacing w:line="276" w:lineRule="auto"/>
-                                          <w:rPr>
-                                            <w:rFonts w:ascii="Trebuchet MS" w:hAnsi="Trebuchet MS"/>
-                                            <w:color w:val="000000" w:themeColor="text1"/>
-                                            <w:sz w:val="20"/>
-                                          </w:rPr>
-                                        </w:pPr>
-                                        <w:r>
-                                          <w:rPr>
-                                            <w:rFonts w:ascii="Trebuchet MS" w:hAnsi="Trebuchet MS"/>
-                                            <w:b/>
-                                            <w:color w:val="000000" w:themeColor="text1"/>
-                                            <w:sz w:val="20"/>
-                                            <w:lang w:val="en-US"/>
-                                          </w:rPr>
-                                          <w:t>M. Klinger</w:t>
-                                        </w:r>
-                                        <w:r>
-                                          <w:rPr>
-                                            <w:rFonts w:ascii="Trebuchet MS" w:hAnsi="Trebuchet MS"/>
-                                            <w:color w:val="000000" w:themeColor="text1"/>
-                                            <w:sz w:val="20"/>
-                                            <w:lang w:val="en-US"/>
-                                          </w:rPr>
-                                          <w:t>, C Yuan, A. M. Taylor and W. Winter</w:t>
-                                        </w:r>
-                                        <w:r>
-                                          <w:rPr>
-                                            <w:rFonts w:ascii="Trebuchet MS" w:hAnsi="Trebuchet MS"/>
-                                            <w:color w:val="000000" w:themeColor="text1"/>
-                                            <w:sz w:val="20"/>
-                                            <w:lang w:val="en-US"/>
-                                          </w:rPr>
-                                          <w:t xml:space="preserve"> </w:t>
-                                        </w:r>
                                         <w:r>
                                           <w:rPr>
                                             <w:rFonts w:ascii="Trebuchet MS" w:hAnsi="Trebuchet MS"/>
@@ -15901,49 +17624,22 @@
                                           </w:rPr>
                                           <w:t>(</w:t>
                                         </w:r>
-                                        <w:proofErr w:type="spellStart"/>
-                                        <w:r>
-                                          <w:rPr>
-                                            <w:rFonts w:ascii="Trebuchet MS" w:hAnsi="Trebuchet MS"/>
-                                            <w:color w:val="595959" w:themeColor="text1" w:themeTint="A6"/>
-                                            <w:sz w:val="20"/>
-                                          </w:rPr>
-                                          <w:t>subm</w:t>
-                                        </w:r>
-                                        <w:proofErr w:type="spellEnd"/>
-                                        <w:r>
-                                          <w:rPr>
-                                            <w:rFonts w:ascii="Trebuchet MS" w:hAnsi="Trebuchet MS"/>
-                                            <w:color w:val="595959" w:themeColor="text1" w:themeTint="A6"/>
-                                            <w:sz w:val="20"/>
-                                          </w:rPr>
-                                          <w:t xml:space="preserve">. to </w:t>
-                                        </w:r>
-                                        <w:proofErr w:type="spellStart"/>
-                                        <w:r>
-                                          <w:rPr>
-                                            <w:rFonts w:ascii="Trebuchet MS" w:hAnsi="Trebuchet MS"/>
-                                            <w:color w:val="595959" w:themeColor="text1" w:themeTint="A6"/>
-                                            <w:sz w:val="20"/>
-                                          </w:rPr>
-                                          <w:t>ApJ</w:t>
-                                        </w:r>
-                                        <w:proofErr w:type="spellEnd"/>
-                                        <w:r>
-                                          <w:rPr>
-                                            <w:rFonts w:ascii="Trebuchet MS" w:hAnsi="Trebuchet MS"/>
-                                            <w:color w:val="595959" w:themeColor="text1" w:themeTint="A6"/>
-                                            <w:sz w:val="20"/>
-                                          </w:rPr>
-                                          <w:t xml:space="preserve">, </w:t>
-                                        </w:r>
                                         <w:hyperlink r:id="rId17" w:history="1">
+                                          <w:proofErr w:type="spellStart"/>
                                           <w:r>
                                             <w:rPr>
                                               <w:rStyle w:val="Hyperlink"/>
                                               <w:lang w:val="en-US"/>
                                             </w:rPr>
-                                            <w:t>arXiv:2403.13902</w:t>
+                                            <w:t>ApJ</w:t>
+                                          </w:r>
+                                          <w:proofErr w:type="spellEnd"/>
+                                          <w:r>
+                                            <w:rPr>
+                                              <w:rStyle w:val="Hyperlink"/>
+                                              <w:lang w:val="en-US"/>
+                                            </w:rPr>
+                                            <w:t xml:space="preserve"> 977 242</w:t>
                                           </w:r>
                                         </w:hyperlink>
                                         <w:r>
@@ -15953,6 +17649,44 @@
                                             <w:sz w:val="20"/>
                                           </w:rPr>
                                           <w:t>)</w:t>
+                                        </w:r>
+                                      </w:p>
+                                      <w:p>
+                                        <w:pPr>
+                                          <w:spacing w:line="276" w:lineRule="auto"/>
+                                          <w:rPr>
+                                            <w:rFonts w:ascii="Trebuchet MS" w:hAnsi="Trebuchet MS"/>
+                                            <w:color w:val="000000" w:themeColor="text1"/>
+                                            <w:sz w:val="20"/>
+                                          </w:rPr>
+                                        </w:pPr>
+                                        <w:r>
+                                          <w:rPr>
+                                            <w:rFonts w:ascii="Trebuchet MS" w:hAnsi="Trebuchet MS"/>
+                                            <w:b/>
+                                            <w:color w:val="000000" w:themeColor="text1"/>
+                                            <w:sz w:val="20"/>
+                                            <w:lang w:val="en-US"/>
+                                          </w:rPr>
+                                          <w:t>M. Klinger</w:t>
+                                        </w:r>
+                                        <w:r>
+                                          <w:rPr>
+                                            <w:rFonts w:ascii="Trebuchet MS" w:hAnsi="Trebuchet MS"/>
+                                            <w:color w:val="000000" w:themeColor="text1"/>
+                                            <w:sz w:val="20"/>
+                                            <w:lang w:val="en-US"/>
+                                          </w:rPr>
+                                          <w:t>, C Yuan, A. M. Taylor and W. Winter</w:t>
+                                        </w:r>
+                                        <w:r>
+                                          <w:rPr>
+                                            <w:rFonts w:ascii="Trebuchet MS" w:hAnsi="Trebuchet MS"/>
+                                            <w:color w:val="000000" w:themeColor="text1"/>
+                                            <w:sz w:val="20"/>
+                                            <w:lang w:val="en-US"/>
+                                          </w:rPr>
+                                          <w:t xml:space="preserve"> </w:t>
                                         </w:r>
                                       </w:p>
                                       <w:p>
@@ -15976,9 +17710,17 @@
                                     </w:rPr>
                                   </w:pPr>
                                 </w:p>
+                                <w:p>
+                                  <w:pPr>
+                                    <w:rPr>
+                                      <w:color w:val="000000" w:themeColor="text1"/>
+                                      <w:sz w:val="20"/>
+                                    </w:rPr>
+                                  </w:pPr>
+                                </w:p>
                               </w:txbxContent>
                             </wps:txbx>
-                            <wps:bodyPr rot="0" spcFirstLastPara="0" vertOverflow="overflow" horzOverflow="overflow" vert="horz" wrap="square" lIns="91440" tIns="45720" rIns="91440" bIns="45720" numCol="1" spcCol="0" rtlCol="0" fromWordArt="0" anchor="ctr" anchorCtr="0" forceAA="0" compatLnSpc="1">
+                            <wps:bodyPr rot="0" spcFirstLastPara="0" vertOverflow="overflow" horzOverflow="overflow" vert="horz" wrap="square" lIns="91440" tIns="45720" rIns="91440" bIns="0" numCol="1" spcCol="0" rtlCol="0" fromWordArt="0" anchor="ctr" anchorCtr="0" forceAA="0" compatLnSpc="1">
                               <a:prstTxWarp prst="textNoShape">
                                 <a:avLst/>
                               </a:prstTxWarp>
@@ -15992,10 +17734,10 @@
                 </mc:Choice>
                 <mc:Fallback>
                   <w:pict>
-                    <v:roundrect w14:anchorId="5AA316ED" id="Rectangle: Rounded Corners 19" o:spid="_x0000_s1062" style="width:487pt;height:37.5pt;visibility:visible;mso-wrap-style:square;mso-left-percent:-10001;mso-top-percent:-10001;mso-position-horizontal:absolute;mso-position-horizontal-relative:char;mso-position-vertical:absolute;mso-position-vertical-relative:line;mso-left-percent:-10001;mso-top-percent:-10001;v-text-anchor:middle" arcsize="8774f" o:gfxdata="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" fillcolor="#d8d8d8 [2732]" stroked="f" strokeweight="1pt">
+                    <v:roundrect w14:anchorId="5AA316ED" id="Rectangle: Rounded Corners 19" o:spid="_x0000_s1066" style="width:487pt;height:37.5pt;visibility:visible;mso-wrap-style:square;mso-left-percent:-10001;mso-top-percent:-10001;mso-position-horizontal:absolute;mso-position-horizontal-relative:char;mso-position-vertical:absolute;mso-position-vertical-relative:line;mso-left-percent:-10001;mso-top-percent:-10001;v-text-anchor:middle" arcsize="8774f" o:gfxdata="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" fillcolor="#d8d8d8 [2732]" stroked="f" strokeweight="1pt">
                       <v:fill opacity="16448f"/>
                       <v:stroke joinstyle="miter"/>
-                      <v:textbox>
+                      <v:textbox inset=",,,0">
                         <w:txbxContent>
                           <w:tbl>
                             <w:tblPr>
@@ -16075,44 +17817,6 @@
                                     </w:rPr>
                                     <w:t xml:space="preserve">Flat Gamma-Ray Burst Afterglow Spectra up to Very-High Energies </w:t>
                                   </w:r>
-                                </w:p>
-                                <w:p>
-                                  <w:pPr>
-                                    <w:spacing w:line="276" w:lineRule="auto"/>
-                                    <w:rPr>
-                                      <w:rFonts w:ascii="Trebuchet MS" w:hAnsi="Trebuchet MS"/>
-                                      <w:color w:val="000000" w:themeColor="text1"/>
-                                      <w:sz w:val="20"/>
-                                    </w:rPr>
-                                  </w:pPr>
-                                  <w:r>
-                                    <w:rPr>
-                                      <w:rFonts w:ascii="Trebuchet MS" w:hAnsi="Trebuchet MS"/>
-                                      <w:b/>
-                                      <w:color w:val="000000" w:themeColor="text1"/>
-                                      <w:sz w:val="20"/>
-                                      <w:lang w:val="en-US"/>
-                                    </w:rPr>
-                                    <w:t>M. Klinger</w:t>
-                                  </w:r>
-                                  <w:r>
-                                    <w:rPr>
-                                      <w:rFonts w:ascii="Trebuchet MS" w:hAnsi="Trebuchet MS"/>
-                                      <w:color w:val="000000" w:themeColor="text1"/>
-                                      <w:sz w:val="20"/>
-                                      <w:lang w:val="en-US"/>
-                                    </w:rPr>
-                                    <w:t>, C Yuan, A. M. Taylor and W. Winter</w:t>
-                                  </w:r>
-                                  <w:r>
-                                    <w:rPr>
-                                      <w:rFonts w:ascii="Trebuchet MS" w:hAnsi="Trebuchet MS"/>
-                                      <w:color w:val="000000" w:themeColor="text1"/>
-                                      <w:sz w:val="20"/>
-                                      <w:lang w:val="en-US"/>
-                                    </w:rPr>
-                                    <w:t xml:space="preserve"> </w:t>
-                                  </w:r>
                                   <w:r>
                                     <w:rPr>
                                       <w:rFonts w:ascii="Trebuchet MS" w:hAnsi="Trebuchet MS"/>
@@ -16121,49 +17825,22 @@
                                     </w:rPr>
                                     <w:t>(</w:t>
                                   </w:r>
-                                  <w:proofErr w:type="spellStart"/>
-                                  <w:r>
-                                    <w:rPr>
-                                      <w:rFonts w:ascii="Trebuchet MS" w:hAnsi="Trebuchet MS"/>
-                                      <w:color w:val="595959" w:themeColor="text1" w:themeTint="A6"/>
-                                      <w:sz w:val="20"/>
-                                    </w:rPr>
-                                    <w:t>subm</w:t>
-                                  </w:r>
-                                  <w:proofErr w:type="spellEnd"/>
-                                  <w:r>
-                                    <w:rPr>
-                                      <w:rFonts w:ascii="Trebuchet MS" w:hAnsi="Trebuchet MS"/>
-                                      <w:color w:val="595959" w:themeColor="text1" w:themeTint="A6"/>
-                                      <w:sz w:val="20"/>
-                                    </w:rPr>
-                                    <w:t xml:space="preserve">. to </w:t>
-                                  </w:r>
-                                  <w:proofErr w:type="spellStart"/>
-                                  <w:r>
-                                    <w:rPr>
-                                      <w:rFonts w:ascii="Trebuchet MS" w:hAnsi="Trebuchet MS"/>
-                                      <w:color w:val="595959" w:themeColor="text1" w:themeTint="A6"/>
-                                      <w:sz w:val="20"/>
-                                    </w:rPr>
-                                    <w:t>ApJ</w:t>
-                                  </w:r>
-                                  <w:proofErr w:type="spellEnd"/>
-                                  <w:r>
-                                    <w:rPr>
-                                      <w:rFonts w:ascii="Trebuchet MS" w:hAnsi="Trebuchet MS"/>
-                                      <w:color w:val="595959" w:themeColor="text1" w:themeTint="A6"/>
-                                      <w:sz w:val="20"/>
-                                    </w:rPr>
-                                    <w:t xml:space="preserve">, </w:t>
-                                  </w:r>
                                   <w:hyperlink r:id="rId18" w:history="1">
+                                    <w:proofErr w:type="spellStart"/>
                                     <w:r>
                                       <w:rPr>
                                         <w:rStyle w:val="Hyperlink"/>
                                         <w:lang w:val="en-US"/>
                                       </w:rPr>
-                                      <w:t>arXiv:2403.13902</w:t>
+                                      <w:t>ApJ</w:t>
+                                    </w:r>
+                                    <w:proofErr w:type="spellEnd"/>
+                                    <w:r>
+                                      <w:rPr>
+                                        <w:rStyle w:val="Hyperlink"/>
+                                        <w:lang w:val="en-US"/>
+                                      </w:rPr>
+                                      <w:t xml:space="preserve"> 977 242</w:t>
                                     </w:r>
                                   </w:hyperlink>
                                   <w:r>
@@ -16184,6 +17861,633 @@
                                       <w:sz w:val="20"/>
                                     </w:rPr>
                                   </w:pPr>
+                                  <w:r>
+                                    <w:rPr>
+                                      <w:rFonts w:ascii="Trebuchet MS" w:hAnsi="Trebuchet MS"/>
+                                      <w:b/>
+                                      <w:color w:val="000000" w:themeColor="text1"/>
+                                      <w:sz w:val="20"/>
+                                      <w:lang w:val="en-US"/>
+                                    </w:rPr>
+                                    <w:t>M. Klinger</w:t>
+                                  </w:r>
+                                  <w:r>
+                                    <w:rPr>
+                                      <w:rFonts w:ascii="Trebuchet MS" w:hAnsi="Trebuchet MS"/>
+                                      <w:color w:val="000000" w:themeColor="text1"/>
+                                      <w:sz w:val="20"/>
+                                      <w:lang w:val="en-US"/>
+                                    </w:rPr>
+                                    <w:t>, C Yuan, A. M. Taylor and W. Winter</w:t>
+                                  </w:r>
+                                  <w:r>
+                                    <w:rPr>
+                                      <w:rFonts w:ascii="Trebuchet MS" w:hAnsi="Trebuchet MS"/>
+                                      <w:color w:val="000000" w:themeColor="text1"/>
+                                      <w:sz w:val="20"/>
+                                      <w:lang w:val="en-US"/>
+                                    </w:rPr>
+                                    <w:t xml:space="preserve"> </w:t>
+                                  </w:r>
+                                </w:p>
+                                <w:p>
+                                  <w:pPr>
+                                    <w:spacing w:line="276" w:lineRule="auto"/>
+                                    <w:rPr>
+                                      <w:rFonts w:ascii="Trebuchet MS" w:hAnsi="Trebuchet MS"/>
+                                      <w:color w:val="000000" w:themeColor="text1"/>
+                                      <w:sz w:val="20"/>
+                                    </w:rPr>
+                                  </w:pPr>
+                                </w:p>
+                              </w:tc>
+                            </w:tr>
+                          </w:tbl>
+                          <w:p>
+                            <w:pPr>
+                              <w:rPr>
+                                <w:color w:val="000000" w:themeColor="text1"/>
+                                <w:sz w:val="20"/>
+                              </w:rPr>
+                            </w:pPr>
+                          </w:p>
+                          <w:p>
+                            <w:pPr>
+                              <w:rPr>
+                                <w:color w:val="000000" w:themeColor="text1"/>
+                                <w:sz w:val="20"/>
+                              </w:rPr>
+                            </w:pPr>
+                          </w:p>
+                        </w:txbxContent>
+                      </v:textbox>
+                      <w10:anchorlock/>
+                    </v:roundrect>
+                  </w:pict>
+                </mc:Fallback>
+              </mc:AlternateContent>
+            </w:r>
+          </w:p>
+        </w:tc>
+      </w:tr>
+      <w:tr>
+        <w:tc>
+          <w:tcPr>
+            <w:tcW w:w="9966" w:type="dxa"/>
+          </w:tcPr>
+          <w:p>
+            <w:pPr>
+              <w:keepLines/>
+              <w:pBdr>
+                <w:top w:val="none" w:sz="0" w:space="0" w:color="auto"/>
+                <w:left w:val="none" w:sz="0" w:space="0" w:color="auto"/>
+                <w:bottom w:val="none" w:sz="0" w:space="0" w:color="auto"/>
+                <w:right w:val="none" w:sz="0" w:space="0" w:color="auto"/>
+                <w:between w:val="none" w:sz="0" w:space="0" w:color="auto"/>
+              </w:pBdr>
+              <w:spacing w:before="40"/>
+              <w:rPr>
+                <w:rFonts w:ascii="Trebuchet MS" w:eastAsia="Calibri Light" w:hAnsi="Trebuchet MS" w:cs="Calibri Light"/>
+                <w:b/>
+                <w:noProof/>
+                <w:color w:val="1F3864" w:themeColor="accent1" w:themeShade="80"/>
+                <w:sz w:val="26"/>
+                <w:szCs w:val="26"/>
+              </w:rPr>
+            </w:pPr>
+            <w:r>
+              <w:rPr>
+                <w:rFonts w:ascii="Trebuchet MS" w:eastAsia="Calibri Light" w:hAnsi="Trebuchet MS" w:cs="Calibri Light"/>
+                <w:b/>
+                <w:noProof/>
+                <w:color w:val="1F3864" w:themeColor="accent1" w:themeShade="80"/>
+                <w:sz w:val="26"/>
+                <w:szCs w:val="26"/>
+              </w:rPr>
+              <mc:AlternateContent>
+                <mc:Choice Requires="wps">
+                  <w:drawing>
+                    <wp:inline distT="0" distB="0" distL="0" distR="0" wp14:anchorId="28DFE990" wp14:editId="502314C9">
+                      <wp:extent cx="6184900" cy="600364"/>
+                      <wp:effectExtent l="0" t="0" r="0" b="0"/>
+                      <wp:docPr id="7" name="Rectangle: Rounded Corners 7"/>
+                      <wp:cNvGraphicFramePr/>
+                      <a:graphic xmlns:a="http://schemas.openxmlformats.org/drawingml/2006/main">
+                        <a:graphicData uri="http://schemas.microsoft.com/office/word/2010/wordprocessingShape">
+                          <wps:wsp>
+                            <wps:cNvSpPr/>
+                            <wps:spPr>
+                              <a:xfrm>
+                                <a:off x="0" y="0"/>
+                                <a:ext cx="6184900" cy="600364"/>
+                              </a:xfrm>
+                              <a:prstGeom prst="roundRect">
+                                <a:avLst>
+                                  <a:gd name="adj" fmla="val 13390"/>
+                                </a:avLst>
+                              </a:prstGeom>
+                              <a:solidFill>
+                                <a:schemeClr val="bg1">
+                                  <a:lumMod val="85000"/>
+                                  <a:alpha val="25000"/>
+                                </a:schemeClr>
+                              </a:solidFill>
+                              <a:ln w="12700" cap="flat" cmpd="sng" algn="ctr">
+                                <a:noFill/>
+                                <a:prstDash val="solid"/>
+                                <a:miter lim="800000"/>
+                              </a:ln>
+                              <a:effectLst>
+                                <a:softEdge rad="0"/>
+                              </a:effectLst>
+                            </wps:spPr>
+                            <wps:txbx>
+                              <w:txbxContent>
+                                <w:tbl>
+                                  <w:tblPr>
+                                    <w:tblStyle w:val="TableGrid2"/>
+                                    <w:tblW w:w="9574" w:type="dxa"/>
+                                    <w:tblBorders>
+                                      <w:top w:val="none" w:sz="0" w:space="0" w:color="auto"/>
+                                      <w:left w:val="none" w:sz="0" w:space="0" w:color="auto"/>
+                                      <w:bottom w:val="none" w:sz="0" w:space="0" w:color="auto"/>
+                                      <w:right w:val="none" w:sz="0" w:space="0" w:color="auto"/>
+                                      <w:insideH w:val="none" w:sz="0" w:space="0" w:color="auto"/>
+                                      <w:insideV w:val="none" w:sz="0" w:space="0" w:color="auto"/>
+                                    </w:tblBorders>
+                                    <w:tblLook w:val="04A0" w:firstRow="1" w:lastRow="0" w:firstColumn="1" w:lastColumn="0" w:noHBand="0" w:noVBand="1"/>
+                                  </w:tblPr>
+                                  <w:tblGrid>
+                                    <w:gridCol w:w="1134"/>
+                                    <w:gridCol w:w="8440"/>
+                                  </w:tblGrid>
+                                  <w:tr>
+                                    <w:trPr>
+                                      <w:trHeight w:val="1610"/>
+                                    </w:trPr>
+                                    <w:tc>
+                                      <w:tcPr>
+                                        <w:tcW w:w="1134" w:type="dxa"/>
+                                        <w:shd w:val="clear" w:color="auto" w:fill="auto"/>
+                                      </w:tcPr>
+                                      <w:p>
+                                        <w:pPr>
+                                          <w:spacing w:line="360" w:lineRule="auto"/>
+                                          <w:rPr>
+                                            <w:rFonts w:ascii="Trebuchet MS" w:hAnsi="Trebuchet MS"/>
+                                            <w:color w:val="000000" w:themeColor="text1"/>
+                                            <w:sz w:val="20"/>
+                                          </w:rPr>
+                                        </w:pPr>
+                                        <w:r>
+                                          <w:rPr>
+                                            <w:rFonts w:ascii="Trebuchet MS" w:hAnsi="Trebuchet MS"/>
+                                            <w:color w:val="000000" w:themeColor="text1"/>
+                                            <w:sz w:val="20"/>
+                                          </w:rPr>
+                                          <w:t>202</w:t>
+                                        </w:r>
+                                        <w:r>
+                                          <w:rPr>
+                                            <w:rFonts w:ascii="Trebuchet MS" w:hAnsi="Trebuchet MS"/>
+                                            <w:color w:val="000000" w:themeColor="text1"/>
+                                            <w:sz w:val="20"/>
+                                          </w:rPr>
+                                          <w:t>4</w:t>
+                                        </w:r>
+                                      </w:p>
+                                    </w:tc>
+                                    <w:tc>
+                                      <w:tcPr>
+                                        <w:tcW w:w="8440" w:type="dxa"/>
+                                        <w:shd w:val="clear" w:color="auto" w:fill="auto"/>
+                                      </w:tcPr>
+                                      <w:p>
+                                        <w:pPr>
+                                          <w:rPr>
+                                            <w:rFonts w:ascii="Trebuchet MS" w:hAnsi="Trebuchet MS"/>
+                                            <w:b/>
+                                            <w:color w:val="000000" w:themeColor="text1"/>
+                                            <w:sz w:val="20"/>
+                                          </w:rPr>
+                                        </w:pPr>
+                                        <w:r>
+                                          <w:rPr>
+                                            <w:rFonts w:ascii="Trebuchet MS" w:hAnsi="Trebuchet MS"/>
+                                            <w:b/>
+                                            <w:color w:val="000000" w:themeColor="text1"/>
+                                            <w:sz w:val="20"/>
+                                          </w:rPr>
+                                          <w:t xml:space="preserve">AM³: An open-source tool for time-dependent </w:t>
+                                        </w:r>
+                                        <w:proofErr w:type="spellStart"/>
+                                        <w:r>
+                                          <w:rPr>
+                                            <w:rFonts w:ascii="Trebuchet MS" w:hAnsi="Trebuchet MS"/>
+                                            <w:b/>
+                                            <w:color w:val="000000" w:themeColor="text1"/>
+                                            <w:sz w:val="20"/>
+                                          </w:rPr>
+                                          <w:t>lepto</w:t>
+                                        </w:r>
+                                        <w:proofErr w:type="spellEnd"/>
+                                        <w:r>
+                                          <w:rPr>
+                                            <w:rFonts w:ascii="Trebuchet MS" w:hAnsi="Trebuchet MS"/>
+                                            <w:b/>
+                                            <w:color w:val="000000" w:themeColor="text1"/>
+                                            <w:sz w:val="20"/>
+                                          </w:rPr>
+                                          <w:t xml:space="preserve">-hadronic modelling of astrophysical sources </w:t>
+                                        </w:r>
+                                      </w:p>
+                                      <w:p>
+                                        <w:pPr>
+                                          <w:rPr>
+                                            <w:rFonts w:ascii="Trebuchet MS" w:hAnsi="Trebuchet MS"/>
+                                            <w:b/>
+                                            <w:color w:val="000000" w:themeColor="text1"/>
+                                            <w:sz w:val="20"/>
+                                          </w:rPr>
+                                        </w:pPr>
+                                        <w:r>
+                                          <w:rPr>
+                                            <w:rFonts w:ascii="Trebuchet MS" w:hAnsi="Trebuchet MS"/>
+                                            <w:b/>
+                                            <w:color w:val="000000" w:themeColor="text1"/>
+                                            <w:sz w:val="20"/>
+                                            <w:lang w:val="nl-NL"/>
+                                          </w:rPr>
+                                          <w:t xml:space="preserve">M. </w:t>
+                                        </w:r>
+                                        <w:proofErr w:type="spellStart"/>
+                                        <w:r>
+                                          <w:rPr>
+                                            <w:rFonts w:ascii="Trebuchet MS" w:hAnsi="Trebuchet MS"/>
+                                            <w:b/>
+                                            <w:color w:val="000000" w:themeColor="text1"/>
+                                            <w:sz w:val="20"/>
+                                            <w:lang w:val="nl-NL"/>
+                                          </w:rPr>
+                                          <w:t>Klinger</w:t>
+                                        </w:r>
+                                        <w:proofErr w:type="spellEnd"/>
+                                        <w:r>
+                                          <w:rPr>
+                                            <w:rFonts w:ascii="Trebuchet MS" w:hAnsi="Trebuchet MS"/>
+                                            <w:color w:val="000000" w:themeColor="text1"/>
+                                            <w:sz w:val="20"/>
+                                            <w:lang w:val="nl-NL"/>
+                                          </w:rPr>
+                                          <w:t xml:space="preserve">, </w:t>
+                                        </w:r>
+                                        <w:r>
+                                          <w:rPr>
+                                            <w:rFonts w:ascii="Trebuchet MS" w:hAnsi="Trebuchet MS"/>
+                                            <w:color w:val="000000" w:themeColor="text1"/>
+                                            <w:sz w:val="20"/>
+                                            <w:lang w:val="nl-NL"/>
+                                          </w:rPr>
+                                          <w:t xml:space="preserve">A. Rudolph, X. </w:t>
+                                        </w:r>
+                                        <w:proofErr w:type="spellStart"/>
+                                        <w:r>
+                                          <w:rPr>
+                                            <w:rFonts w:ascii="Trebuchet MS" w:hAnsi="Trebuchet MS"/>
+                                            <w:color w:val="000000" w:themeColor="text1"/>
+                                            <w:sz w:val="20"/>
+                                            <w:lang w:val="nl-NL"/>
+                                          </w:rPr>
+                                          <w:t>Rodrigues</w:t>
+                                        </w:r>
+                                        <w:proofErr w:type="spellEnd"/>
+                                        <w:r>
+                                          <w:rPr>
+                                            <w:rFonts w:ascii="Trebuchet MS" w:hAnsi="Trebuchet MS"/>
+                                            <w:color w:val="000000" w:themeColor="text1"/>
+                                            <w:sz w:val="20"/>
+                                            <w:lang w:val="nl-NL"/>
+                                          </w:rPr>
+                                          <w:t xml:space="preserve">, </w:t>
+                                        </w:r>
+                                        <w:r>
+                                          <w:rPr>
+                                            <w:rFonts w:ascii="Trebuchet MS" w:hAnsi="Trebuchet MS"/>
+                                            <w:color w:val="000000" w:themeColor="text1"/>
+                                            <w:sz w:val="20"/>
+                                            <w:lang w:val="nl-NL"/>
+                                          </w:rPr>
+                                          <w:t xml:space="preserve">et al. </w:t>
+                                        </w:r>
+                                        <w:r>
+                                          <w:rPr>
+                                            <w:rFonts w:ascii="Trebuchet MS" w:hAnsi="Trebuchet MS"/>
+                                            <w:color w:val="595959" w:themeColor="text1" w:themeTint="A6"/>
+                                            <w:sz w:val="20"/>
+                                          </w:rPr>
+                                          <w:t>(s</w:t>
+                                        </w:r>
+                                        <w:r>
+                                          <w:rPr>
+                                            <w:rFonts w:ascii="Trebuchet MS" w:hAnsi="Trebuchet MS"/>
+                                            <w:color w:val="595959" w:themeColor="text1" w:themeTint="A6"/>
+                                            <w:sz w:val="20"/>
+                                          </w:rPr>
+                                          <w:t>oftware</w:t>
+                                        </w:r>
+                                        <w:r>
+                                          <w:rPr>
+                                            <w:rFonts w:ascii="Trebuchet MS" w:hAnsi="Trebuchet MS"/>
+                                            <w:color w:val="595959" w:themeColor="text1" w:themeTint="A6"/>
+                                            <w:sz w:val="20"/>
+                                          </w:rPr>
+                                          <w:t xml:space="preserve">, </w:t>
+                                        </w:r>
+                                        <w:hyperlink r:id="rId19" w:history="1">
+                                          <w:proofErr w:type="spellStart"/>
+                                          <w:r>
+                                            <w:rPr>
+                                              <w:rStyle w:val="Hyperlink"/>
+                                              <w:lang w:val="en-US"/>
+                                            </w:rPr>
+                                            <w:t>ApJS</w:t>
+                                          </w:r>
+                                          <w:proofErr w:type="spellEnd"/>
+                                          <w:r>
+                                            <w:rPr>
+                                              <w:rStyle w:val="Hyperlink"/>
+                                              <w:lang w:val="en-US"/>
+                                            </w:rPr>
+                                            <w:t xml:space="preserve"> 275 4</w:t>
+                                          </w:r>
+                                        </w:hyperlink>
+                                        <w:r>
+                                          <w:rPr>
+                                            <w:rFonts w:ascii="Trebuchet MS" w:hAnsi="Trebuchet MS"/>
+                                            <w:color w:val="595959" w:themeColor="text1" w:themeTint="A6"/>
+                                            <w:sz w:val="20"/>
+                                          </w:rPr>
+                                          <w:t>)</w:t>
+                                        </w:r>
+                                      </w:p>
+                                    </w:tc>
+                                  </w:tr>
+                                </w:tbl>
+                                <w:p>
+                                  <w:pPr>
+                                    <w:rPr>
+                                      <w:color w:val="000000" w:themeColor="text1"/>
+                                      <w:sz w:val="20"/>
+                                    </w:rPr>
+                                  </w:pPr>
+                                </w:p>
+                              </w:txbxContent>
+                            </wps:txbx>
+                            <wps:bodyPr rot="0" spcFirstLastPara="0" vertOverflow="overflow" horzOverflow="overflow" vert="horz" wrap="square" lIns="91440" tIns="45720" rIns="91440" bIns="0" numCol="1" spcCol="0" rtlCol="0" fromWordArt="0" anchor="ctr" anchorCtr="0" forceAA="0" compatLnSpc="1">
+                              <a:prstTxWarp prst="textNoShape">
+                                <a:avLst/>
+                              </a:prstTxWarp>
+                              <a:noAutofit/>
+                            </wps:bodyPr>
+                          </wps:wsp>
+                        </a:graphicData>
+                      </a:graphic>
+                    </wp:inline>
+                  </w:drawing>
+                </mc:Choice>
+                <mc:Fallback>
+                  <w:pict>
+                    <v:roundrect w14:anchorId="28DFE990" id="Rectangle: Rounded Corners 7" o:spid="_x0000_s1067" style="width:487pt;height:47.25pt;visibility:visible;mso-wrap-style:square;mso-left-percent:-10001;mso-top-percent:-10001;mso-position-horizontal:absolute;mso-position-horizontal-relative:char;mso-position-vertical:absolute;mso-position-vertical-relative:line;mso-left-percent:-10001;mso-top-percent:-10001;v-text-anchor:middle" arcsize="8774f" o:gfxdata="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" fillcolor="#d8d8d8 [2732]" stroked="f" strokeweight="1pt">
+                      <v:fill opacity="16448f"/>
+                      <v:stroke joinstyle="miter"/>
+                      <v:textbox inset=",,,0">
+                        <w:txbxContent>
+                          <w:tbl>
+                            <w:tblPr>
+                              <w:tblStyle w:val="TableGrid2"/>
+                              <w:tblW w:w="9574" w:type="dxa"/>
+                              <w:tblBorders>
+                                <w:top w:val="none" w:sz="0" w:space="0" w:color="auto"/>
+                                <w:left w:val="none" w:sz="0" w:space="0" w:color="auto"/>
+                                <w:bottom w:val="none" w:sz="0" w:space="0" w:color="auto"/>
+                                <w:right w:val="none" w:sz="0" w:space="0" w:color="auto"/>
+                                <w:insideH w:val="none" w:sz="0" w:space="0" w:color="auto"/>
+                                <w:insideV w:val="none" w:sz="0" w:space="0" w:color="auto"/>
+                              </w:tblBorders>
+                              <w:tblLook w:val="04A0" w:firstRow="1" w:lastRow="0" w:firstColumn="1" w:lastColumn="0" w:noHBand="0" w:noVBand="1"/>
+                            </w:tblPr>
+                            <w:tblGrid>
+                              <w:gridCol w:w="1134"/>
+                              <w:gridCol w:w="8440"/>
+                            </w:tblGrid>
+                            <w:tr>
+                              <w:trPr>
+                                <w:trHeight w:val="1610"/>
+                              </w:trPr>
+                              <w:tc>
+                                <w:tcPr>
+                                  <w:tcW w:w="1134" w:type="dxa"/>
+                                  <w:shd w:val="clear" w:color="auto" w:fill="auto"/>
+                                </w:tcPr>
+                                <w:p>
+                                  <w:pPr>
+                                    <w:spacing w:line="360" w:lineRule="auto"/>
+                                    <w:rPr>
+                                      <w:rFonts w:ascii="Trebuchet MS" w:hAnsi="Trebuchet MS"/>
+                                      <w:color w:val="000000" w:themeColor="text1"/>
+                                      <w:sz w:val="20"/>
+                                    </w:rPr>
+                                  </w:pPr>
+                                  <w:r>
+                                    <w:rPr>
+                                      <w:rFonts w:ascii="Trebuchet MS" w:hAnsi="Trebuchet MS"/>
+                                      <w:color w:val="000000" w:themeColor="text1"/>
+                                      <w:sz w:val="20"/>
+                                    </w:rPr>
+                                    <w:t>202</w:t>
+                                  </w:r>
+                                  <w:r>
+                                    <w:rPr>
+                                      <w:rFonts w:ascii="Trebuchet MS" w:hAnsi="Trebuchet MS"/>
+                                      <w:color w:val="000000" w:themeColor="text1"/>
+                                      <w:sz w:val="20"/>
+                                    </w:rPr>
+                                    <w:t>4</w:t>
+                                  </w:r>
+                                </w:p>
+                              </w:tc>
+                              <w:tc>
+                                <w:tcPr>
+                                  <w:tcW w:w="8440" w:type="dxa"/>
+                                  <w:shd w:val="clear" w:color="auto" w:fill="auto"/>
+                                </w:tcPr>
+                                <w:p>
+                                  <w:pPr>
+                                    <w:rPr>
+                                      <w:rFonts w:ascii="Trebuchet MS" w:hAnsi="Trebuchet MS"/>
+                                      <w:b/>
+                                      <w:color w:val="000000" w:themeColor="text1"/>
+                                      <w:sz w:val="20"/>
+                                    </w:rPr>
+                                  </w:pPr>
+                                  <w:r>
+                                    <w:rPr>
+                                      <w:rFonts w:ascii="Trebuchet MS" w:hAnsi="Trebuchet MS"/>
+                                      <w:b/>
+                                      <w:color w:val="000000" w:themeColor="text1"/>
+                                      <w:sz w:val="20"/>
+                                    </w:rPr>
+                                    <w:t xml:space="preserve">AM³: An open-source tool for time-dependent </w:t>
+                                  </w:r>
+                                  <w:proofErr w:type="spellStart"/>
+                                  <w:r>
+                                    <w:rPr>
+                                      <w:rFonts w:ascii="Trebuchet MS" w:hAnsi="Trebuchet MS"/>
+                                      <w:b/>
+                                      <w:color w:val="000000" w:themeColor="text1"/>
+                                      <w:sz w:val="20"/>
+                                    </w:rPr>
+                                    <w:t>lepto</w:t>
+                                  </w:r>
+                                  <w:proofErr w:type="spellEnd"/>
+                                  <w:r>
+                                    <w:rPr>
+                                      <w:rFonts w:ascii="Trebuchet MS" w:hAnsi="Trebuchet MS"/>
+                                      <w:b/>
+                                      <w:color w:val="000000" w:themeColor="text1"/>
+                                      <w:sz w:val="20"/>
+                                    </w:rPr>
+                                    <w:t xml:space="preserve">-hadronic modelling of astrophysical sources </w:t>
+                                  </w:r>
+                                </w:p>
+                                <w:p>
+                                  <w:pPr>
+                                    <w:rPr>
+                                      <w:rFonts w:ascii="Trebuchet MS" w:hAnsi="Trebuchet MS"/>
+                                      <w:b/>
+                                      <w:color w:val="000000" w:themeColor="text1"/>
+                                      <w:sz w:val="20"/>
+                                    </w:rPr>
+                                  </w:pPr>
+                                  <w:r>
+                                    <w:rPr>
+                                      <w:rFonts w:ascii="Trebuchet MS" w:hAnsi="Trebuchet MS"/>
+                                      <w:b/>
+                                      <w:color w:val="000000" w:themeColor="text1"/>
+                                      <w:sz w:val="20"/>
+                                      <w:lang w:val="nl-NL"/>
+                                    </w:rPr>
+                                    <w:t xml:space="preserve">M. </w:t>
+                                  </w:r>
+                                  <w:proofErr w:type="spellStart"/>
+                                  <w:r>
+                                    <w:rPr>
+                                      <w:rFonts w:ascii="Trebuchet MS" w:hAnsi="Trebuchet MS"/>
+                                      <w:b/>
+                                      <w:color w:val="000000" w:themeColor="text1"/>
+                                      <w:sz w:val="20"/>
+                                      <w:lang w:val="nl-NL"/>
+                                    </w:rPr>
+                                    <w:t>Klinger</w:t>
+                                  </w:r>
+                                  <w:proofErr w:type="spellEnd"/>
+                                  <w:r>
+                                    <w:rPr>
+                                      <w:rFonts w:ascii="Trebuchet MS" w:hAnsi="Trebuchet MS"/>
+                                      <w:color w:val="000000" w:themeColor="text1"/>
+                                      <w:sz w:val="20"/>
+                                      <w:lang w:val="nl-NL"/>
+                                    </w:rPr>
+                                    <w:t xml:space="preserve">, </w:t>
+                                  </w:r>
+                                  <w:r>
+                                    <w:rPr>
+                                      <w:rFonts w:ascii="Trebuchet MS" w:hAnsi="Trebuchet MS"/>
+                                      <w:color w:val="000000" w:themeColor="text1"/>
+                                      <w:sz w:val="20"/>
+                                      <w:lang w:val="nl-NL"/>
+                                    </w:rPr>
+                                    <w:t xml:space="preserve">A. Rudolph, X. </w:t>
+                                  </w:r>
+                                  <w:proofErr w:type="spellStart"/>
+                                  <w:r>
+                                    <w:rPr>
+                                      <w:rFonts w:ascii="Trebuchet MS" w:hAnsi="Trebuchet MS"/>
+                                      <w:color w:val="000000" w:themeColor="text1"/>
+                                      <w:sz w:val="20"/>
+                                      <w:lang w:val="nl-NL"/>
+                                    </w:rPr>
+                                    <w:t>Rodrigues</w:t>
+                                  </w:r>
+                                  <w:proofErr w:type="spellEnd"/>
+                                  <w:r>
+                                    <w:rPr>
+                                      <w:rFonts w:ascii="Trebuchet MS" w:hAnsi="Trebuchet MS"/>
+                                      <w:color w:val="000000" w:themeColor="text1"/>
+                                      <w:sz w:val="20"/>
+                                      <w:lang w:val="nl-NL"/>
+                                    </w:rPr>
+                                    <w:t xml:space="preserve">, </w:t>
+                                  </w:r>
+                                  <w:r>
+                                    <w:rPr>
+                                      <w:rFonts w:ascii="Trebuchet MS" w:hAnsi="Trebuchet MS"/>
+                                      <w:color w:val="000000" w:themeColor="text1"/>
+                                      <w:sz w:val="20"/>
+                                      <w:lang w:val="nl-NL"/>
+                                    </w:rPr>
+                                    <w:t xml:space="preserve">et al. </w:t>
+                                  </w:r>
+                                  <w:r>
+                                    <w:rPr>
+                                      <w:rFonts w:ascii="Trebuchet MS" w:hAnsi="Trebuchet MS"/>
+                                      <w:color w:val="595959" w:themeColor="text1" w:themeTint="A6"/>
+                                      <w:sz w:val="20"/>
+                                    </w:rPr>
+                                    <w:t>(s</w:t>
+                                  </w:r>
+                                  <w:r>
+                                    <w:rPr>
+                                      <w:rFonts w:ascii="Trebuchet MS" w:hAnsi="Trebuchet MS"/>
+                                      <w:color w:val="595959" w:themeColor="text1" w:themeTint="A6"/>
+                                      <w:sz w:val="20"/>
+                                    </w:rPr>
+                                    <w:t>oftware</w:t>
+                                  </w:r>
+                                  <w:r>
+                                    <w:rPr>
+                                      <w:rFonts w:ascii="Trebuchet MS" w:hAnsi="Trebuchet MS"/>
+                                      <w:color w:val="595959" w:themeColor="text1" w:themeTint="A6"/>
+                                      <w:sz w:val="20"/>
+                                    </w:rPr>
+                                    <w:t xml:space="preserve">, </w:t>
+                                  </w:r>
+                                  <w:hyperlink r:id="rId20" w:history="1">
+                                    <w:proofErr w:type="spellStart"/>
+                                    <w:r>
+                                      <w:rPr>
+                                        <w:rStyle w:val="Hyperlink"/>
+                                        <w:lang w:val="en-US"/>
+                                      </w:rPr>
+                                      <w:t>ApJS</w:t>
+                                    </w:r>
+                                    <w:proofErr w:type="spellEnd"/>
+                                    <w:r>
+                                      <w:rPr>
+                                        <w:rStyle w:val="Hyperlink"/>
+                                        <w:lang w:val="en-US"/>
+                                      </w:rPr>
+                                      <w:t xml:space="preserve"> 275 4</w:t>
+                                    </w:r>
+                                  </w:hyperlink>
+                                  <w:r>
+                                    <w:rPr>
+                                      <w:rFonts w:ascii="Trebuchet MS" w:hAnsi="Trebuchet MS"/>
+                                      <w:color w:val="595959" w:themeColor="text1" w:themeTint="A6"/>
+                                      <w:sz w:val="20"/>
+                                    </w:rPr>
+                                    <w:t>)</w:t>
+                                  </w:r>
                                 </w:p>
                               </w:tc>
                             </w:tr>
@@ -16244,486 +18548,7 @@
               <mc:AlternateContent>
                 <mc:Choice Requires="wps">
                   <w:drawing>
-                    <wp:inline distT="0" distB="0" distL="0" distR="0" wp14:anchorId="28DFE990" wp14:editId="2E2A44CE">
-                      <wp:extent cx="6184900" cy="457200"/>
-                      <wp:effectExtent l="0" t="0" r="0" b="0"/>
-                      <wp:docPr id="7" name="Rectangle: Rounded Corners 7"/>
-                      <wp:cNvGraphicFramePr/>
-                      <a:graphic xmlns:a="http://schemas.openxmlformats.org/drawingml/2006/main">
-                        <a:graphicData uri="http://schemas.microsoft.com/office/word/2010/wordprocessingShape">
-                          <wps:wsp>
-                            <wps:cNvSpPr/>
-                            <wps:spPr>
-                              <a:xfrm>
-                                <a:off x="0" y="0"/>
-                                <a:ext cx="6184900" cy="457200"/>
-                              </a:xfrm>
-                              <a:prstGeom prst="roundRect">
-                                <a:avLst>
-                                  <a:gd name="adj" fmla="val 13390"/>
-                                </a:avLst>
-                              </a:prstGeom>
-                              <a:solidFill>
-                                <a:schemeClr val="bg1">
-                                  <a:lumMod val="85000"/>
-                                  <a:alpha val="25000"/>
-                                </a:schemeClr>
-                              </a:solidFill>
-                              <a:ln w="12700" cap="flat" cmpd="sng" algn="ctr">
-                                <a:noFill/>
-                                <a:prstDash val="solid"/>
-                                <a:miter lim="800000"/>
-                              </a:ln>
-                              <a:effectLst>
-                                <a:softEdge rad="0"/>
-                              </a:effectLst>
-                            </wps:spPr>
-                            <wps:txbx>
-                              <w:txbxContent>
-                                <w:tbl>
-                                  <w:tblPr>
-                                    <w:tblStyle w:val="TableGrid2"/>
-                                    <w:tblW w:w="9574" w:type="dxa"/>
-                                    <w:tblBorders>
-                                      <w:top w:val="none" w:sz="0" w:space="0" w:color="auto"/>
-                                      <w:left w:val="none" w:sz="0" w:space="0" w:color="auto"/>
-                                      <w:bottom w:val="none" w:sz="0" w:space="0" w:color="auto"/>
-                                      <w:right w:val="none" w:sz="0" w:space="0" w:color="auto"/>
-                                      <w:insideH w:val="none" w:sz="0" w:space="0" w:color="auto"/>
-                                      <w:insideV w:val="none" w:sz="0" w:space="0" w:color="auto"/>
-                                    </w:tblBorders>
-                                    <w:tblLook w:val="04A0" w:firstRow="1" w:lastRow="0" w:firstColumn="1" w:lastColumn="0" w:noHBand="0" w:noVBand="1"/>
-                                  </w:tblPr>
-                                  <w:tblGrid>
-                                    <w:gridCol w:w="1134"/>
-                                    <w:gridCol w:w="8440"/>
-                                  </w:tblGrid>
-                                  <w:tr>
-                                    <w:trPr>
-                                      <w:trHeight w:val="1610"/>
-                                    </w:trPr>
-                                    <w:tc>
-                                      <w:tcPr>
-                                        <w:tcW w:w="1134" w:type="dxa"/>
-                                        <w:shd w:val="clear" w:color="auto" w:fill="auto"/>
-                                      </w:tcPr>
-                                      <w:p>
-                                        <w:pPr>
-                                          <w:spacing w:line="360" w:lineRule="auto"/>
-                                          <w:rPr>
-                                            <w:rFonts w:ascii="Trebuchet MS" w:hAnsi="Trebuchet MS"/>
-                                            <w:color w:val="000000" w:themeColor="text1"/>
-                                            <w:sz w:val="20"/>
-                                          </w:rPr>
-                                        </w:pPr>
-                                        <w:r>
-                                          <w:rPr>
-                                            <w:rFonts w:ascii="Trebuchet MS" w:hAnsi="Trebuchet MS"/>
-                                            <w:color w:val="000000" w:themeColor="text1"/>
-                                            <w:sz w:val="20"/>
-                                          </w:rPr>
-                                          <w:t>202</w:t>
-                                        </w:r>
-                                        <w:r>
-                                          <w:rPr>
-                                            <w:rFonts w:ascii="Trebuchet MS" w:hAnsi="Trebuchet MS"/>
-                                            <w:color w:val="000000" w:themeColor="text1"/>
-                                            <w:sz w:val="20"/>
-                                          </w:rPr>
-                                          <w:t>4</w:t>
-                                        </w:r>
-                                      </w:p>
-                                    </w:tc>
-                                    <w:tc>
-                                      <w:tcPr>
-                                        <w:tcW w:w="8440" w:type="dxa"/>
-                                        <w:shd w:val="clear" w:color="auto" w:fill="auto"/>
-                                      </w:tcPr>
-                                      <w:p>
-                                        <w:pPr>
-                                          <w:rPr>
-                                            <w:rFonts w:ascii="Trebuchet MS" w:hAnsi="Trebuchet MS"/>
-                                            <w:b/>
-                                            <w:color w:val="000000" w:themeColor="text1"/>
-                                            <w:sz w:val="20"/>
-                                          </w:rPr>
-                                        </w:pPr>
-                                        <w:r>
-                                          <w:rPr>
-                                            <w:rFonts w:ascii="Trebuchet MS" w:hAnsi="Trebuchet MS"/>
-                                            <w:b/>
-                                            <w:color w:val="000000" w:themeColor="text1"/>
-                                            <w:sz w:val="20"/>
-                                          </w:rPr>
-                                          <w:t xml:space="preserve">AM³: An open-source tool for time-dependent </w:t>
-                                        </w:r>
-                                        <w:proofErr w:type="spellStart"/>
-                                        <w:r>
-                                          <w:rPr>
-                                            <w:rFonts w:ascii="Trebuchet MS" w:hAnsi="Trebuchet MS"/>
-                                            <w:b/>
-                                            <w:color w:val="000000" w:themeColor="text1"/>
-                                            <w:sz w:val="20"/>
-                                          </w:rPr>
-                                          <w:t>lepto</w:t>
-                                        </w:r>
-                                        <w:proofErr w:type="spellEnd"/>
-                                        <w:r>
-                                          <w:rPr>
-                                            <w:rFonts w:ascii="Trebuchet MS" w:hAnsi="Trebuchet MS"/>
-                                            <w:b/>
-                                            <w:color w:val="000000" w:themeColor="text1"/>
-                                            <w:sz w:val="20"/>
-                                          </w:rPr>
-                                          <w:t xml:space="preserve">-hadronic modelling of astrophysical sources - </w:t>
-                                        </w:r>
-                                        <w:r>
-                                          <w:rPr>
-                                            <w:rFonts w:ascii="Trebuchet MS" w:hAnsi="Trebuchet MS"/>
-                                            <w:b/>
-                                            <w:color w:val="000000" w:themeColor="text1"/>
-                                            <w:sz w:val="20"/>
-                                            <w:lang w:val="en-US"/>
-                                          </w:rPr>
-                                          <w:t>M. Klinger</w:t>
-                                        </w:r>
-                                        <w:r>
-                                          <w:rPr>
-                                            <w:rFonts w:ascii="Trebuchet MS" w:hAnsi="Trebuchet MS"/>
-                                            <w:color w:val="000000" w:themeColor="text1"/>
-                                            <w:sz w:val="20"/>
-                                            <w:lang w:val="en-US"/>
-                                          </w:rPr>
-                                          <w:t>, et al.</w:t>
-                                        </w:r>
-                                        <w:r>
-                                          <w:rPr>
-                                            <w:rFonts w:ascii="Trebuchet MS" w:hAnsi="Trebuchet MS"/>
-                                            <w:color w:val="000000" w:themeColor="text1"/>
-                                            <w:sz w:val="20"/>
-                                            <w:lang w:val="en-US"/>
-                                          </w:rPr>
-                                          <w:t xml:space="preserve"> </w:t>
-                                        </w:r>
-                                        <w:r>
-                                          <w:rPr>
-                                            <w:rFonts w:ascii="Trebuchet MS" w:hAnsi="Trebuchet MS"/>
-                                            <w:color w:val="595959" w:themeColor="text1" w:themeTint="A6"/>
-                                            <w:sz w:val="20"/>
-                                          </w:rPr>
-                                          <w:t>(s</w:t>
-                                        </w:r>
-                                        <w:r>
-                                          <w:rPr>
-                                            <w:rFonts w:ascii="Trebuchet MS" w:hAnsi="Trebuchet MS"/>
-                                            <w:color w:val="595959" w:themeColor="text1" w:themeTint="A6"/>
-                                            <w:sz w:val="20"/>
-                                          </w:rPr>
-                                          <w:t>oftware</w:t>
-                                        </w:r>
-                                        <w:r>
-                                          <w:rPr>
-                                            <w:rFonts w:ascii="Trebuchet MS" w:hAnsi="Trebuchet MS"/>
-                                            <w:color w:val="595959" w:themeColor="text1" w:themeTint="A6"/>
-                                            <w:sz w:val="20"/>
-                                          </w:rPr>
-                                          <w:t xml:space="preserve">, </w:t>
-                                        </w:r>
-                                        <w:hyperlink r:id="rId19" w:history="1">
-                                          <w:proofErr w:type="spellStart"/>
-                                          <w:r>
-                                            <w:rPr>
-                                              <w:rStyle w:val="Hyperlink"/>
-                                              <w:lang w:val="en-US"/>
-                                            </w:rPr>
-                                            <w:t>ApJS</w:t>
-                                          </w:r>
-                                          <w:proofErr w:type="spellEnd"/>
-                                          <w:r>
-                                            <w:rPr>
-                                              <w:rStyle w:val="Hyperlink"/>
-                                              <w:lang w:val="en-US"/>
-                                            </w:rPr>
-                                            <w:t xml:space="preserve"> 275 4</w:t>
-                                          </w:r>
-                                        </w:hyperlink>
-                                        <w:r>
-                                          <w:rPr>
-                                            <w:rFonts w:ascii="Trebuchet MS" w:hAnsi="Trebuchet MS"/>
-                                            <w:color w:val="595959" w:themeColor="text1" w:themeTint="A6"/>
-                                            <w:sz w:val="20"/>
-                                          </w:rPr>
-                                          <w:t>)</w:t>
-                                        </w:r>
-                                      </w:p>
-                                    </w:tc>
-                                  </w:tr>
-                                </w:tbl>
-                                <w:p>
-                                  <w:pPr>
-                                    <w:rPr>
-                                      <w:color w:val="000000" w:themeColor="text1"/>
-                                      <w:sz w:val="20"/>
-                                    </w:rPr>
-                                  </w:pPr>
-                                </w:p>
-                              </w:txbxContent>
-                            </wps:txbx>
-                            <wps:bodyPr rot="0" spcFirstLastPara="0" vertOverflow="overflow" horzOverflow="overflow" vert="horz" wrap="square" lIns="91440" tIns="45720" rIns="91440" bIns="45720" numCol="1" spcCol="0" rtlCol="0" fromWordArt="0" anchor="ctr" anchorCtr="0" forceAA="0" compatLnSpc="1">
-                              <a:prstTxWarp prst="textNoShape">
-                                <a:avLst/>
-                              </a:prstTxWarp>
-                              <a:noAutofit/>
-                            </wps:bodyPr>
-                          </wps:wsp>
-                        </a:graphicData>
-                      </a:graphic>
-                    </wp:inline>
-                  </w:drawing>
-                </mc:Choice>
-                <mc:Fallback>
-                  <w:pict>
-                    <v:roundrect w14:anchorId="28DFE990" id="Rectangle: Rounded Corners 7" o:spid="_x0000_s1063" style="width:487pt;height:36pt;visibility:visible;mso-wrap-style:square;mso-left-percent:-10001;mso-top-percent:-10001;mso-position-horizontal:absolute;mso-position-horizontal-relative:char;mso-position-vertical:absolute;mso-position-vertical-relative:line;mso-left-percent:-10001;mso-top-percent:-10001;v-text-anchor:middle" arcsize="8774f" o:gfxdata="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" fillcolor="#d8d8d8 [2732]" stroked="f" strokeweight="1pt">
-                      <v:fill opacity="16448f"/>
-                      <v:stroke joinstyle="miter"/>
-                      <v:textbox>
-                        <w:txbxContent>
-                          <w:tbl>
-                            <w:tblPr>
-                              <w:tblStyle w:val="TableGrid2"/>
-                              <w:tblW w:w="9574" w:type="dxa"/>
-                              <w:tblBorders>
-                                <w:top w:val="none" w:sz="0" w:space="0" w:color="auto"/>
-                                <w:left w:val="none" w:sz="0" w:space="0" w:color="auto"/>
-                                <w:bottom w:val="none" w:sz="0" w:space="0" w:color="auto"/>
-                                <w:right w:val="none" w:sz="0" w:space="0" w:color="auto"/>
-                                <w:insideH w:val="none" w:sz="0" w:space="0" w:color="auto"/>
-                                <w:insideV w:val="none" w:sz="0" w:space="0" w:color="auto"/>
-                              </w:tblBorders>
-                              <w:tblLook w:val="04A0" w:firstRow="1" w:lastRow="0" w:firstColumn="1" w:lastColumn="0" w:noHBand="0" w:noVBand="1"/>
-                            </w:tblPr>
-                            <w:tblGrid>
-                              <w:gridCol w:w="1134"/>
-                              <w:gridCol w:w="8440"/>
-                            </w:tblGrid>
-                            <w:tr>
-                              <w:trPr>
-                                <w:trHeight w:val="1610"/>
-                              </w:trPr>
-                              <w:tc>
-                                <w:tcPr>
-                                  <w:tcW w:w="1134" w:type="dxa"/>
-                                  <w:shd w:val="clear" w:color="auto" w:fill="auto"/>
-                                </w:tcPr>
-                                <w:p>
-                                  <w:pPr>
-                                    <w:spacing w:line="360" w:lineRule="auto"/>
-                                    <w:rPr>
-                                      <w:rFonts w:ascii="Trebuchet MS" w:hAnsi="Trebuchet MS"/>
-                                      <w:color w:val="000000" w:themeColor="text1"/>
-                                      <w:sz w:val="20"/>
-                                    </w:rPr>
-                                  </w:pPr>
-                                  <w:r>
-                                    <w:rPr>
-                                      <w:rFonts w:ascii="Trebuchet MS" w:hAnsi="Trebuchet MS"/>
-                                      <w:color w:val="000000" w:themeColor="text1"/>
-                                      <w:sz w:val="20"/>
-                                    </w:rPr>
-                                    <w:t>202</w:t>
-                                  </w:r>
-                                  <w:r>
-                                    <w:rPr>
-                                      <w:rFonts w:ascii="Trebuchet MS" w:hAnsi="Trebuchet MS"/>
-                                      <w:color w:val="000000" w:themeColor="text1"/>
-                                      <w:sz w:val="20"/>
-                                    </w:rPr>
-                                    <w:t>4</w:t>
-                                  </w:r>
-                                </w:p>
-                              </w:tc>
-                              <w:tc>
-                                <w:tcPr>
-                                  <w:tcW w:w="8440" w:type="dxa"/>
-                                  <w:shd w:val="clear" w:color="auto" w:fill="auto"/>
-                                </w:tcPr>
-                                <w:p>
-                                  <w:pPr>
-                                    <w:rPr>
-                                      <w:rFonts w:ascii="Trebuchet MS" w:hAnsi="Trebuchet MS"/>
-                                      <w:b/>
-                                      <w:color w:val="000000" w:themeColor="text1"/>
-                                      <w:sz w:val="20"/>
-                                    </w:rPr>
-                                  </w:pPr>
-                                  <w:r>
-                                    <w:rPr>
-                                      <w:rFonts w:ascii="Trebuchet MS" w:hAnsi="Trebuchet MS"/>
-                                      <w:b/>
-                                      <w:color w:val="000000" w:themeColor="text1"/>
-                                      <w:sz w:val="20"/>
-                                    </w:rPr>
-                                    <w:t xml:space="preserve">AM³: An open-source tool for time-dependent </w:t>
-                                  </w:r>
-                                  <w:proofErr w:type="spellStart"/>
-                                  <w:r>
-                                    <w:rPr>
-                                      <w:rFonts w:ascii="Trebuchet MS" w:hAnsi="Trebuchet MS"/>
-                                      <w:b/>
-                                      <w:color w:val="000000" w:themeColor="text1"/>
-                                      <w:sz w:val="20"/>
-                                    </w:rPr>
-                                    <w:t>lepto</w:t>
-                                  </w:r>
-                                  <w:proofErr w:type="spellEnd"/>
-                                  <w:r>
-                                    <w:rPr>
-                                      <w:rFonts w:ascii="Trebuchet MS" w:hAnsi="Trebuchet MS"/>
-                                      <w:b/>
-                                      <w:color w:val="000000" w:themeColor="text1"/>
-                                      <w:sz w:val="20"/>
-                                    </w:rPr>
-                                    <w:t xml:space="preserve">-hadronic modelling of astrophysical sources - </w:t>
-                                  </w:r>
-                                  <w:r>
-                                    <w:rPr>
-                                      <w:rFonts w:ascii="Trebuchet MS" w:hAnsi="Trebuchet MS"/>
-                                      <w:b/>
-                                      <w:color w:val="000000" w:themeColor="text1"/>
-                                      <w:sz w:val="20"/>
-                                      <w:lang w:val="en-US"/>
-                                    </w:rPr>
-                                    <w:t>M. Klinger</w:t>
-                                  </w:r>
-                                  <w:r>
-                                    <w:rPr>
-                                      <w:rFonts w:ascii="Trebuchet MS" w:hAnsi="Trebuchet MS"/>
-                                      <w:color w:val="000000" w:themeColor="text1"/>
-                                      <w:sz w:val="20"/>
-                                      <w:lang w:val="en-US"/>
-                                    </w:rPr>
-                                    <w:t>, et al.</w:t>
-                                  </w:r>
-                                  <w:r>
-                                    <w:rPr>
-                                      <w:rFonts w:ascii="Trebuchet MS" w:hAnsi="Trebuchet MS"/>
-                                      <w:color w:val="000000" w:themeColor="text1"/>
-                                      <w:sz w:val="20"/>
-                                      <w:lang w:val="en-US"/>
-                                    </w:rPr>
-                                    <w:t xml:space="preserve"> </w:t>
-                                  </w:r>
-                                  <w:r>
-                                    <w:rPr>
-                                      <w:rFonts w:ascii="Trebuchet MS" w:hAnsi="Trebuchet MS"/>
-                                      <w:color w:val="595959" w:themeColor="text1" w:themeTint="A6"/>
-                                      <w:sz w:val="20"/>
-                                    </w:rPr>
-                                    <w:t>(s</w:t>
-                                  </w:r>
-                                  <w:r>
-                                    <w:rPr>
-                                      <w:rFonts w:ascii="Trebuchet MS" w:hAnsi="Trebuchet MS"/>
-                                      <w:color w:val="595959" w:themeColor="text1" w:themeTint="A6"/>
-                                      <w:sz w:val="20"/>
-                                    </w:rPr>
-                                    <w:t>oftware</w:t>
-                                  </w:r>
-                                  <w:r>
-                                    <w:rPr>
-                                      <w:rFonts w:ascii="Trebuchet MS" w:hAnsi="Trebuchet MS"/>
-                                      <w:color w:val="595959" w:themeColor="text1" w:themeTint="A6"/>
-                                      <w:sz w:val="20"/>
-                                    </w:rPr>
-                                    <w:t xml:space="preserve">, </w:t>
-                                  </w:r>
-                                  <w:hyperlink r:id="rId20" w:history="1">
-                                    <w:proofErr w:type="spellStart"/>
-                                    <w:r>
-                                      <w:rPr>
-                                        <w:rStyle w:val="Hyperlink"/>
-                                        <w:lang w:val="en-US"/>
-                                      </w:rPr>
-                                      <w:t>ApJS</w:t>
-                                    </w:r>
-                                    <w:proofErr w:type="spellEnd"/>
-                                    <w:r>
-                                      <w:rPr>
-                                        <w:rStyle w:val="Hyperlink"/>
-                                        <w:lang w:val="en-US"/>
-                                      </w:rPr>
-                                      <w:t xml:space="preserve"> 275 4</w:t>
-                                    </w:r>
-                                  </w:hyperlink>
-                                  <w:r>
-                                    <w:rPr>
-                                      <w:rFonts w:ascii="Trebuchet MS" w:hAnsi="Trebuchet MS"/>
-                                      <w:color w:val="595959" w:themeColor="text1" w:themeTint="A6"/>
-                                      <w:sz w:val="20"/>
-                                    </w:rPr>
-                                    <w:t>)</w:t>
-                                  </w:r>
-                                </w:p>
-                              </w:tc>
-                            </w:tr>
-                          </w:tbl>
-                          <w:p>
-                            <w:pPr>
-                              <w:rPr>
-                                <w:color w:val="000000" w:themeColor="text1"/>
-                                <w:sz w:val="20"/>
-                              </w:rPr>
-                            </w:pPr>
-                          </w:p>
-                        </w:txbxContent>
-                      </v:textbox>
-                      <w10:anchorlock/>
-                    </v:roundrect>
-                  </w:pict>
-                </mc:Fallback>
-              </mc:AlternateContent>
-            </w:r>
-          </w:p>
-        </w:tc>
-      </w:tr>
-      <w:tr>
-        <w:tc>
-          <w:tcPr>
-            <w:tcW w:w="9966" w:type="dxa"/>
-          </w:tcPr>
-          <w:p>
-            <w:pPr>
-              <w:keepLines/>
-              <w:pBdr>
-                <w:top w:val="none" w:sz="0" w:space="0" w:color="auto"/>
-                <w:left w:val="none" w:sz="0" w:space="0" w:color="auto"/>
-                <w:bottom w:val="none" w:sz="0" w:space="0" w:color="auto"/>
-                <w:right w:val="none" w:sz="0" w:space="0" w:color="auto"/>
-                <w:between w:val="none" w:sz="0" w:space="0" w:color="auto"/>
-              </w:pBdr>
-              <w:spacing w:before="40"/>
-              <w:rPr>
-                <w:rFonts w:ascii="Trebuchet MS" w:eastAsia="Calibri Light" w:hAnsi="Trebuchet MS" w:cs="Calibri Light"/>
-                <w:b/>
-                <w:noProof/>
-                <w:color w:val="1F3864" w:themeColor="accent1" w:themeShade="80"/>
-                <w:sz w:val="26"/>
-                <w:szCs w:val="26"/>
-              </w:rPr>
-            </w:pPr>
-            <w:r>
-              <w:rPr>
-                <w:rFonts w:ascii="Trebuchet MS" w:eastAsia="Calibri Light" w:hAnsi="Trebuchet MS" w:cs="Calibri Light"/>
-                <w:b/>
-                <w:noProof/>
-                <w:color w:val="1F3864" w:themeColor="accent1" w:themeShade="80"/>
-                <w:sz w:val="26"/>
-                <w:szCs w:val="26"/>
-              </w:rPr>
-              <mc:AlternateContent>
-                <mc:Choice Requires="wps">
-                  <w:drawing>
-                    <wp:inline distT="0" distB="0" distL="0" distR="0" wp14:anchorId="600DE2B2" wp14:editId="24A83272">
+                    <wp:inline distT="0" distB="0" distL="0" distR="0" wp14:anchorId="600DE2B2" wp14:editId="74369C8D">
                       <wp:extent cx="6184900" cy="461176"/>
                       <wp:effectExtent l="0" t="0" r="0" b="0"/>
                       <wp:docPr id="4" name="Rectangle: Rounded Corners 4"/>
@@ -16933,7 +18758,7 @@
                                 </w:p>
                               </w:txbxContent>
                             </wps:txbx>
-                            <wps:bodyPr rot="0" spcFirstLastPara="0" vertOverflow="overflow" horzOverflow="overflow" vert="horz" wrap="square" lIns="91440" tIns="45720" rIns="91440" bIns="45720" numCol="1" spcCol="0" rtlCol="0" fromWordArt="0" anchor="ctr" anchorCtr="0" forceAA="0" compatLnSpc="1">
+                            <wps:bodyPr rot="0" spcFirstLastPara="0" vertOverflow="overflow" horzOverflow="overflow" vert="horz" wrap="square" lIns="91440" tIns="45720" rIns="91440" bIns="0" numCol="1" spcCol="0" rtlCol="0" fromWordArt="0" anchor="ctr" anchorCtr="0" forceAA="0" compatLnSpc="1">
                               <a:prstTxWarp prst="textNoShape">
                                 <a:avLst/>
                               </a:prstTxWarp>
@@ -16947,10 +18772,10 @@
                 </mc:Choice>
                 <mc:Fallback>
                   <w:pict>
-                    <v:roundrect w14:anchorId="600DE2B2" id="Rectangle: Rounded Corners 4" o:spid="_x0000_s1064" style="width:487pt;height:36.3pt;visibility:visible;mso-wrap-style:square;mso-left-percent:-10001;mso-top-percent:-10001;mso-position-horizontal:absolute;mso-position-horizontal-relative:char;mso-position-vertical:absolute;mso-position-vertical-relative:line;mso-left-percent:-10001;mso-top-percent:-10001;v-text-anchor:middle" arcsize="8774f" o:gfxdata="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" fillcolor="#d8d8d8 [2732]" stroked="f" strokeweight="1pt">
+                    <v:roundrect w14:anchorId="600DE2B2" id="Rectangle: Rounded Corners 4" o:spid="_x0000_s1068" style="width:487pt;height:36.3pt;visibility:visible;mso-wrap-style:square;mso-left-percent:-10001;mso-top-percent:-10001;mso-position-horizontal:absolute;mso-position-horizontal-relative:char;mso-position-vertical:absolute;mso-position-vertical-relative:line;mso-left-percent:-10001;mso-top-percent:-10001;v-text-anchor:middle" arcsize="8774f" o:gfxdata="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" fillcolor="#d8d8d8 [2732]" stroked="f" strokeweight="1pt">
                       <v:fill opacity="16448f"/>
                       <v:stroke joinstyle="miter"/>
-                      <v:textbox>
+                      <v:textbox inset=",,,0">
                         <w:txbxContent>
                           <w:tbl>
                             <w:tblPr>
@@ -17172,7 +18997,7 @@
               <mc:AlternateContent>
                 <mc:Choice Requires="wps">
                   <w:drawing>
-                    <wp:inline distT="0" distB="0" distL="0" distR="0" wp14:anchorId="22F19A91" wp14:editId="289D8D78">
+                    <wp:inline distT="0" distB="0" distL="0" distR="0" wp14:anchorId="22F19A91" wp14:editId="6E20C1BC">
                       <wp:extent cx="6184900" cy="461175"/>
                       <wp:effectExtent l="0" t="0" r="0" b="0"/>
                       <wp:docPr id="18" name="Rectangle: Rounded Corners 18"/>
@@ -17350,7 +19175,7 @@
                                 </w:p>
                               </w:txbxContent>
                             </wps:txbx>
-                            <wps:bodyPr rot="0" spcFirstLastPara="0" vertOverflow="overflow" horzOverflow="overflow" vert="horz" wrap="square" lIns="91440" tIns="45720" rIns="91440" bIns="45720" numCol="1" spcCol="0" rtlCol="0" fromWordArt="0" anchor="ctr" anchorCtr="0" forceAA="0" compatLnSpc="1">
+                            <wps:bodyPr rot="0" spcFirstLastPara="0" vertOverflow="overflow" horzOverflow="overflow" vert="horz" wrap="square" lIns="91440" tIns="45720" rIns="91440" bIns="0" numCol="1" spcCol="0" rtlCol="0" fromWordArt="0" anchor="ctr" anchorCtr="0" forceAA="0" compatLnSpc="1">
                               <a:prstTxWarp prst="textNoShape">
                                 <a:avLst/>
                               </a:prstTxWarp>
@@ -17364,10 +19189,10 @@
                 </mc:Choice>
                 <mc:Fallback>
                   <w:pict>
-                    <v:roundrect w14:anchorId="22F19A91" id="Rectangle: Rounded Corners 18" o:spid="_x0000_s1065" style="width:487pt;height:36.3pt;visibility:visible;mso-wrap-style:square;mso-left-percent:-10001;mso-top-percent:-10001;mso-position-horizontal:absolute;mso-position-horizontal-relative:char;mso-position-vertical:absolute;mso-position-vertical-relative:line;mso-left-percent:-10001;mso-top-percent:-10001;v-text-anchor:middle" arcsize="8774f" o:gfxdata="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" fillcolor="#d8d8d8 [2732]" stroked="f" strokeweight="1pt">
+                    <v:roundrect w14:anchorId="22F19A91" id="Rectangle: Rounded Corners 18" o:spid="_x0000_s1069" style="width:487pt;height:36.3pt;visibility:visible;mso-wrap-style:square;mso-left-percent:-10001;mso-top-percent:-10001;mso-position-horizontal:absolute;mso-position-horizontal-relative:char;mso-position-vertical:absolute;mso-position-vertical-relative:line;mso-left-percent:-10001;mso-top-percent:-10001;v-text-anchor:middle" arcsize="8774f" o:gfxdata="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" fillcolor="#d8d8d8 [2732]" stroked="f" strokeweight="1pt">
                       <v:fill opacity="16448f"/>
                       <v:stroke joinstyle="miter"/>
-                      <v:textbox>
+                      <v:textbox inset=",,,0">
                         <w:txbxContent>
                           <w:tbl>
                             <w:tblPr>
@@ -17556,7 +19381,7 @@
               <mc:AlternateContent>
                 <mc:Choice Requires="wps">
                   <w:drawing>
-                    <wp:inline distT="0" distB="0" distL="0" distR="0" wp14:anchorId="49F8AB0F" wp14:editId="6E854379">
+                    <wp:inline distT="0" distB="0" distL="0" distR="0" wp14:anchorId="49F8AB0F" wp14:editId="79B53484">
                       <wp:extent cx="6184900" cy="477078"/>
                       <wp:effectExtent l="0" t="0" r="0" b="5715"/>
                       <wp:docPr id="8" name="Rectangle: Rounded Corners 8"/>
@@ -17764,7 +19589,7 @@
                                 </w:p>
                               </w:txbxContent>
                             </wps:txbx>
-                            <wps:bodyPr rot="0" spcFirstLastPara="0" vertOverflow="overflow" horzOverflow="overflow" vert="horz" wrap="square" lIns="91440" tIns="45720" rIns="91440" bIns="45720" numCol="1" spcCol="0" rtlCol="0" fromWordArt="0" anchor="ctr" anchorCtr="0" forceAA="0" compatLnSpc="1">
+                            <wps:bodyPr rot="0" spcFirstLastPara="0" vertOverflow="overflow" horzOverflow="overflow" vert="horz" wrap="square" lIns="91440" tIns="45720" rIns="91440" bIns="0" numCol="1" spcCol="0" rtlCol="0" fromWordArt="0" anchor="ctr" anchorCtr="0" forceAA="0" compatLnSpc="1">
                               <a:prstTxWarp prst="textNoShape">
                                 <a:avLst/>
                               </a:prstTxWarp>
@@ -17778,10 +19603,10 @@
                 </mc:Choice>
                 <mc:Fallback>
                   <w:pict>
-                    <v:roundrect w14:anchorId="49F8AB0F" id="Rectangle: Rounded Corners 8" o:spid="_x0000_s1066" style="width:487pt;height:37.55pt;visibility:visible;mso-wrap-style:square;mso-left-percent:-10001;mso-top-percent:-10001;mso-position-horizontal:absolute;mso-position-horizontal-relative:char;mso-position-vertical:absolute;mso-position-vertical-relative:line;mso-left-percent:-10001;mso-top-percent:-10001;v-text-anchor:middle" arcsize="8774f" o:gfxdata="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" fillcolor="#d8d8d8 [2732]" stroked="f" strokeweight="1pt">
+                    <v:roundrect w14:anchorId="49F8AB0F" id="Rectangle: Rounded Corners 8" o:spid="_x0000_s1070" style="width:487pt;height:37.55pt;visibility:visible;mso-wrap-style:square;mso-left-percent:-10001;mso-top-percent:-10001;mso-position-horizontal:absolute;mso-position-horizontal-relative:char;mso-position-vertical:absolute;mso-position-vertical-relative:line;mso-left-percent:-10001;mso-top-percent:-10001;v-text-anchor:middle" arcsize="8774f" o:gfxdata="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" fillcolor="#d8d8d8 [2732]" stroked="f" strokeweight="1pt">
                       <v:fill opacity="16448f"/>
                       <v:stroke joinstyle="miter"/>
-                      <v:textbox>
+                      <v:textbox inset=",,,0">
                         <w:txbxContent>
                           <w:tbl>
                             <w:tblPr>
@@ -18000,7 +19825,7 @@
               <mc:AlternateContent>
                 <mc:Choice Requires="wps">
                   <w:drawing>
-                    <wp:inline distT="0" distB="0" distL="0" distR="0" wp14:anchorId="6F34249E" wp14:editId="35A483D3">
+                    <wp:inline distT="0" distB="0" distL="0" distR="0" wp14:anchorId="6F34249E" wp14:editId="37ACA975">
                       <wp:extent cx="6184900" cy="628153"/>
                       <wp:effectExtent l="0" t="0" r="0" b="0"/>
                       <wp:docPr id="9" name="Rectangle: Rounded Corners 9"/>
@@ -18213,7 +20038,7 @@
                                 </w:p>
                               </w:txbxContent>
                             </wps:txbx>
-                            <wps:bodyPr rot="0" spcFirstLastPara="0" vertOverflow="overflow" horzOverflow="overflow" vert="horz" wrap="square" lIns="91440" tIns="45720" rIns="91440" bIns="45720" numCol="1" spcCol="0" rtlCol="0" fromWordArt="0" anchor="ctr" anchorCtr="0" forceAA="0" compatLnSpc="1">
+                            <wps:bodyPr rot="0" spcFirstLastPara="0" vertOverflow="overflow" horzOverflow="overflow" vert="horz" wrap="square" lIns="91440" tIns="45720" rIns="91440" bIns="0" numCol="1" spcCol="0" rtlCol="0" fromWordArt="0" anchor="ctr" anchorCtr="0" forceAA="0" compatLnSpc="1">
                               <a:prstTxWarp prst="textNoShape">
                                 <a:avLst/>
                               </a:prstTxWarp>
@@ -18227,10 +20052,10 @@
                 </mc:Choice>
                 <mc:Fallback>
                   <w:pict>
-                    <v:roundrect w14:anchorId="6F34249E" id="Rectangle: Rounded Corners 9" o:spid="_x0000_s1067" style="width:487pt;height:49.45pt;visibility:visible;mso-wrap-style:square;mso-left-percent:-10001;mso-top-percent:-10001;mso-position-horizontal:absolute;mso-position-horizontal-relative:char;mso-position-vertical:absolute;mso-position-vertical-relative:line;mso-left-percent:-10001;mso-top-percent:-10001;v-text-anchor:middle" arcsize="8110f" o:gfxdata="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" fillcolor="#d8d8d8 [2732]" stroked="f" strokeweight="1pt">
+                    <v:roundrect w14:anchorId="6F34249E" id="Rectangle: Rounded Corners 9" o:spid="_x0000_s1071" style="width:487pt;height:49.45pt;visibility:visible;mso-wrap-style:square;mso-left-percent:-10001;mso-top-percent:-10001;mso-position-horizontal:absolute;mso-position-horizontal-relative:char;mso-position-vertical:absolute;mso-position-vertical-relative:line;mso-left-percent:-10001;mso-top-percent:-10001;v-text-anchor:middle" arcsize="8110f" o:gfxdata="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" fillcolor="#d8d8d8 [2732]" stroked="f" strokeweight="1pt">
                       <v:fill opacity="16448f"/>
                       <v:stroke joinstyle="miter"/>
-                      <v:textbox>
+                      <v:textbox inset=",,,0">
                         <w:txbxContent>
                           <w:tbl>
                             <w:tblPr>

--- a/files/CV-Marc_Klinger_01-2025.docx
+++ b/files/CV-Marc_Klinger_01-2025.docx
@@ -16027,7 +16027,7 @@
               <mc:AlternateContent>
                 <mc:Choice Requires="wps">
                   <w:drawing>
-                    <wp:inline distT="0" distB="0" distL="0" distR="0" wp14:anchorId="752EA9FE" wp14:editId="1A3C68AA">
+                    <wp:inline distT="0" distB="0" distL="0" distR="0" wp14:anchorId="6EF7B7F4" wp14:editId="3058EBA0">
                       <wp:extent cx="6184900" cy="452438"/>
                       <wp:effectExtent l="0" t="0" r="0" b="5080"/>
                       <wp:docPr id="1591977561" name="Rectangle: Rounded Corners 15"/>
@@ -16127,7 +16127,7 @@
                                             <w:color w:val="000000" w:themeColor="text1"/>
                                             <w:sz w:val="20"/>
                                           </w:rPr>
-                                          <w:t>6</w:t>
+                                          <w:t>2</w:t>
                                         </w:r>
                                         <w:r>
                                           <w:rPr>
@@ -16143,7 +16143,15 @@
                                             <w:color w:val="000000" w:themeColor="text1"/>
                                             <w:sz w:val="20"/>
                                           </w:rPr>
-                                          <w:t>03</w:t>
+                                          <w:t>0</w:t>
+                                        </w:r>
+                                        <w:r>
+                                          <w:rPr>
+                                            <w:rFonts w:ascii="Trebuchet MS" w:hAnsi="Trebuchet MS"/>
+                                            <w:color w:val="000000" w:themeColor="text1"/>
+                                            <w:sz w:val="20"/>
+                                          </w:rPr>
+                                          <w:t>1</w:t>
                                         </w:r>
                                         <w:r>
                                           <w:rPr>
@@ -16159,7 +16167,7 @@
                                             <w:color w:val="000000" w:themeColor="text1"/>
                                             <w:sz w:val="20"/>
                                           </w:rPr>
-                                          <w:t>2019</w:t>
+                                          <w:t>2020</w:t>
                                         </w:r>
                                       </w:p>
                                     </w:tc>
@@ -16308,7 +16316,554 @@
                 </mc:Choice>
                 <mc:Fallback>
                   <w:pict>
-                    <v:roundrect w14:anchorId="752EA9FE" id="_x0000_s1063" style="width:487pt;height:35.65pt;visibility:visible;mso-wrap-style:square;mso-left-percent:-10001;mso-top-percent:-10001;mso-position-horizontal:absolute;mso-position-horizontal-relative:char;mso-position-vertical:absolute;mso-position-vertical-relative:line;mso-left-percent:-10001;mso-top-percent:-10001;v-text-anchor:middle" arcsize="11447f" o:gfxdata="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" fillcolor="#d8d8d8 [2732]" stroked="f" strokeweight="1pt">
+                    <v:roundrect w14:anchorId="6EF7B7F4" id="_x0000_s1063" style="width:487pt;height:35.65pt;visibility:visible;mso-wrap-style:square;mso-left-percent:-10001;mso-top-percent:-10001;mso-position-horizontal:absolute;mso-position-horizontal-relative:char;mso-position-vertical:absolute;mso-position-vertical-relative:line;mso-left-percent:-10001;mso-top-percent:-10001;v-text-anchor:middle" arcsize="11447f" o:gfxdata="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" fillcolor="#d8d8d8 [2732]" stroked="f" strokeweight="1pt">
+                      <v:fill opacity="16448f"/>
+                      <v:stroke joinstyle="miter"/>
+                      <v:textbox>
+                        <w:txbxContent>
+                          <w:tbl>
+                            <w:tblPr>
+                              <w:tblStyle w:val="TableGrid"/>
+                              <w:tblW w:w="9574" w:type="dxa"/>
+                              <w:tblBorders>
+                                <w:top w:val="none" w:sz="0" w:space="0" w:color="auto"/>
+                                <w:left w:val="none" w:sz="0" w:space="0" w:color="auto"/>
+                                <w:bottom w:val="none" w:sz="0" w:space="0" w:color="auto"/>
+                                <w:right w:val="none" w:sz="0" w:space="0" w:color="auto"/>
+                                <w:insideH w:val="none" w:sz="0" w:space="0" w:color="auto"/>
+                                <w:insideV w:val="none" w:sz="0" w:space="0" w:color="auto"/>
+                              </w:tblBorders>
+                              <w:tblLook w:val="04A0" w:firstRow="1" w:lastRow="0" w:firstColumn="1" w:lastColumn="0" w:noHBand="0" w:noVBand="1"/>
+                            </w:tblPr>
+                            <w:tblGrid>
+                              <w:gridCol w:w="1701"/>
+                              <w:gridCol w:w="7873"/>
+                            </w:tblGrid>
+                            <w:tr>
+                              <w:trPr>
+                                <w:trHeight w:val="1610"/>
+                              </w:trPr>
+                              <w:tc>
+                                <w:tcPr>
+                                  <w:tcW w:w="1701" w:type="dxa"/>
+                                  <w:shd w:val="clear" w:color="auto" w:fill="auto"/>
+                                </w:tcPr>
+                                <w:p>
+                                  <w:pPr>
+                                    <w:spacing w:line="360" w:lineRule="auto"/>
+                                    <w:rPr>
+                                      <w:rFonts w:ascii="Trebuchet MS" w:hAnsi="Trebuchet MS"/>
+                                      <w:color w:val="000000" w:themeColor="text1"/>
+                                      <w:sz w:val="20"/>
+                                    </w:rPr>
+                                  </w:pPr>
+                                  <w:r>
+                                    <w:rPr>
+                                      <w:rFonts w:ascii="Trebuchet MS" w:hAnsi="Trebuchet MS"/>
+                                      <w:color w:val="000000" w:themeColor="text1"/>
+                                      <w:sz w:val="20"/>
+                                    </w:rPr>
+                                    <w:t>2</w:t>
+                                  </w:r>
+                                  <w:r>
+                                    <w:rPr>
+                                      <w:rFonts w:ascii="Trebuchet MS" w:hAnsi="Trebuchet MS"/>
+                                      <w:color w:val="000000" w:themeColor="text1"/>
+                                      <w:sz w:val="20"/>
+                                    </w:rPr>
+                                    <w:t>2</w:t>
+                                  </w:r>
+                                  <w:r>
+                                    <w:rPr>
+                                      <w:rFonts w:ascii="Trebuchet MS" w:hAnsi="Trebuchet MS"/>
+                                      <w:color w:val="000000" w:themeColor="text1"/>
+                                      <w:sz w:val="20"/>
+                                    </w:rPr>
+                                    <w:t>/</w:t>
+                                  </w:r>
+                                  <w:r>
+                                    <w:rPr>
+                                      <w:rFonts w:ascii="Trebuchet MS" w:hAnsi="Trebuchet MS"/>
+                                      <w:color w:val="000000" w:themeColor="text1"/>
+                                      <w:sz w:val="20"/>
+                                    </w:rPr>
+                                    <w:t>0</w:t>
+                                  </w:r>
+                                  <w:r>
+                                    <w:rPr>
+                                      <w:rFonts w:ascii="Trebuchet MS" w:hAnsi="Trebuchet MS"/>
+                                      <w:color w:val="000000" w:themeColor="text1"/>
+                                      <w:sz w:val="20"/>
+                                    </w:rPr>
+                                    <w:t>1</w:t>
+                                  </w:r>
+                                  <w:r>
+                                    <w:rPr>
+                                      <w:rFonts w:ascii="Trebuchet MS" w:hAnsi="Trebuchet MS"/>
+                                      <w:color w:val="000000" w:themeColor="text1"/>
+                                      <w:sz w:val="20"/>
+                                    </w:rPr>
+                                    <w:t>/</w:t>
+                                  </w:r>
+                                  <w:r>
+                                    <w:rPr>
+                                      <w:rFonts w:ascii="Trebuchet MS" w:hAnsi="Trebuchet MS"/>
+                                      <w:color w:val="000000" w:themeColor="text1"/>
+                                      <w:sz w:val="20"/>
+                                    </w:rPr>
+                                    <w:t>2020</w:t>
+                                  </w:r>
+                                </w:p>
+                              </w:tc>
+                              <w:tc>
+                                <w:tcPr>
+                                  <w:tcW w:w="7873" w:type="dxa"/>
+                                  <w:shd w:val="clear" w:color="auto" w:fill="auto"/>
+                                </w:tcPr>
+                                <w:p>
+                                  <w:pPr>
+                                    <w:spacing w:line="276" w:lineRule="auto"/>
+                                    <w:rPr>
+                                      <w:rFonts w:ascii="Trebuchet MS" w:hAnsi="Trebuchet MS"/>
+                                      <w:b/>
+                                      <w:color w:val="000000" w:themeColor="text1"/>
+                                      <w:sz w:val="20"/>
+                                      <w:lang w:val="de-DE"/>
+                                    </w:rPr>
+                                  </w:pPr>
+                                  <w:r>
+                                    <w:rPr>
+                                      <w:rFonts w:ascii="Trebuchet MS" w:hAnsi="Trebuchet MS"/>
+                                      <w:b/>
+                                      <w:color w:val="000000" w:themeColor="text1"/>
+                                      <w:sz w:val="20"/>
+                                    </w:rPr>
+                                    <w:t>German Physical Society Meeting</w:t>
+                                  </w:r>
+                                </w:p>
+                                <w:p>
+                                  <w:pPr>
+                                    <w:spacing w:line="360" w:lineRule="auto"/>
+                                    <w:rPr>
+                                      <w:rFonts w:ascii="Trebuchet MS" w:hAnsi="Trebuchet MS"/>
+                                      <w:color w:val="000000" w:themeColor="text1"/>
+                                      <w:sz w:val="20"/>
+                                      <w:lang w:val="de-DE"/>
+                                    </w:rPr>
+                                  </w:pPr>
+                                  <w:r>
+                                    <w:rPr>
+                                      <w:rFonts w:ascii="Trebuchet MS" w:hAnsi="Trebuchet MS"/>
+                                      <w:color w:val="000000" w:themeColor="text1"/>
+                                      <w:sz w:val="20"/>
+                                      <w:lang w:val="de-DE"/>
+                                    </w:rPr>
+                                    <w:t xml:space="preserve">FACT - </w:t>
+                                  </w:r>
+                                  <w:proofErr w:type="spellStart"/>
+                                  <w:r>
+                                    <w:rPr>
+                                      <w:rFonts w:ascii="Trebuchet MS" w:hAnsi="Trebuchet MS"/>
+                                      <w:color w:val="000000" w:themeColor="text1"/>
+                                      <w:sz w:val="20"/>
+                                      <w:lang w:val="de-DE"/>
+                                    </w:rPr>
+                                    <w:t>Spectral</w:t>
+                                  </w:r>
+                                  <w:proofErr w:type="spellEnd"/>
+                                  <w:r>
+                                    <w:rPr>
+                                      <w:rFonts w:ascii="Trebuchet MS" w:hAnsi="Trebuchet MS"/>
+                                      <w:color w:val="000000" w:themeColor="text1"/>
+                                      <w:sz w:val="20"/>
+                                      <w:lang w:val="de-DE"/>
+                                    </w:rPr>
+                                    <w:t xml:space="preserve"> </w:t>
+                                  </w:r>
+                                  <w:proofErr w:type="spellStart"/>
+                                  <w:r>
+                                    <w:rPr>
+                                      <w:rFonts w:ascii="Trebuchet MS" w:hAnsi="Trebuchet MS"/>
+                                      <w:color w:val="000000" w:themeColor="text1"/>
+                                      <w:sz w:val="20"/>
+                                      <w:lang w:val="de-DE"/>
+                                    </w:rPr>
+                                    <w:t>variability</w:t>
+                                  </w:r>
+                                  <w:proofErr w:type="spellEnd"/>
+                                  <w:r>
+                                    <w:rPr>
+                                      <w:rFonts w:ascii="Trebuchet MS" w:hAnsi="Trebuchet MS"/>
+                                      <w:color w:val="000000" w:themeColor="text1"/>
+                                      <w:sz w:val="20"/>
+                                      <w:lang w:val="de-DE"/>
+                                    </w:rPr>
+                                    <w:t xml:space="preserve"> </w:t>
+                                  </w:r>
+                                  <w:proofErr w:type="spellStart"/>
+                                  <w:r>
+                                    <w:rPr>
+                                      <w:rFonts w:ascii="Trebuchet MS" w:hAnsi="Trebuchet MS"/>
+                                      <w:color w:val="000000" w:themeColor="text1"/>
+                                      <w:sz w:val="20"/>
+                                      <w:lang w:val="de-DE"/>
+                                    </w:rPr>
+                                    <w:t>of</w:t>
+                                  </w:r>
+                                  <w:proofErr w:type="spellEnd"/>
+                                  <w:r>
+                                    <w:rPr>
+                                      <w:rFonts w:ascii="Trebuchet MS" w:hAnsi="Trebuchet MS"/>
+                                      <w:color w:val="000000" w:themeColor="text1"/>
+                                      <w:sz w:val="20"/>
+                                      <w:lang w:val="de-DE"/>
+                                    </w:rPr>
+                                    <w:t xml:space="preserve"> </w:t>
+                                  </w:r>
+                                  <w:proofErr w:type="spellStart"/>
+                                  <w:r>
+                                    <w:rPr>
+                                      <w:rFonts w:ascii="Trebuchet MS" w:hAnsi="Trebuchet MS"/>
+                                      <w:color w:val="000000" w:themeColor="text1"/>
+                                      <w:sz w:val="20"/>
+                                      <w:lang w:val="de-DE"/>
+                                    </w:rPr>
+                                    <w:t>TeV-blazars</w:t>
+                                  </w:r>
+                                  <w:proofErr w:type="spellEnd"/>
+                                </w:p>
+                              </w:tc>
+                            </w:tr>
+                          </w:tbl>
+                          <w:p>
+                            <w:pPr>
+                              <w:rPr>
+                                <w:color w:val="000000" w:themeColor="text1"/>
+                                <w:sz w:val="20"/>
+                                <w:lang w:val="de-DE"/>
+                              </w:rPr>
+                            </w:pPr>
+                          </w:p>
+                        </w:txbxContent>
+                      </v:textbox>
+                      <w10:anchorlock/>
+                    </v:roundrect>
+                  </w:pict>
+                </mc:Fallback>
+              </mc:AlternateContent>
+            </w:r>
+          </w:p>
+        </w:tc>
+      </w:tr>
+      <w:tr>
+        <w:tc>
+          <w:tcPr>
+            <w:tcW w:w="9966" w:type="dxa"/>
+          </w:tcPr>
+          <w:p>
+            <w:pPr>
+              <w:pStyle w:val="CVHeading"/>
+              <w:pBdr>
+                <w:top w:val="none" w:sz="0" w:space="0" w:color="auto"/>
+                <w:left w:val="none" w:sz="0" w:space="0" w:color="auto"/>
+                <w:bottom w:val="none" w:sz="0" w:space="0" w:color="auto"/>
+                <w:right w:val="none" w:sz="0" w:space="0" w:color="auto"/>
+                <w:between w:val="none" w:sz="0" w:space="0" w:color="auto"/>
+              </w:pBdr>
+              <w:spacing w:before="0" w:line="240" w:lineRule="auto"/>
+              <w:rPr>
+                <w:noProof/>
+              </w:rPr>
+            </w:pPr>
+            <w:r>
+              <w:rPr>
+                <w:noProof/>
+              </w:rPr>
+              <mc:AlternateContent>
+                <mc:Choice Requires="wps">
+                  <w:drawing>
+                    <wp:inline distT="0" distB="0" distL="0" distR="0" wp14:anchorId="55726D78" wp14:editId="21DE7388">
+                      <wp:extent cx="6184900" cy="452438"/>
+                      <wp:effectExtent l="0" t="0" r="0" b="5080"/>
+                      <wp:docPr id="917109729" name="Rectangle: Rounded Corners 15"/>
+                      <wp:cNvGraphicFramePr/>
+                      <a:graphic xmlns:a="http://schemas.openxmlformats.org/drawingml/2006/main">
+                        <a:graphicData uri="http://schemas.microsoft.com/office/word/2010/wordprocessingShape">
+                          <wps:wsp>
+                            <wps:cNvSpPr/>
+                            <wps:spPr>
+                              <a:xfrm>
+                                <a:off x="0" y="0"/>
+                                <a:ext cx="6184900" cy="452438"/>
+                              </a:xfrm>
+                              <a:prstGeom prst="roundRect">
+                                <a:avLst>
+                                  <a:gd name="adj" fmla="val 17466"/>
+                                </a:avLst>
+                              </a:prstGeom>
+                              <a:solidFill>
+                                <a:schemeClr val="bg1">
+                                  <a:lumMod val="85000"/>
+                                  <a:alpha val="25000"/>
+                                </a:schemeClr>
+                              </a:solidFill>
+                              <a:ln>
+                                <a:noFill/>
+                              </a:ln>
+                              <a:effectLst>
+                                <a:softEdge rad="0"/>
+                              </a:effectLst>
+                            </wps:spPr>
+                            <wps:style>
+                              <a:lnRef idx="2">
+                                <a:schemeClr val="accent1">
+                                  <a:shade val="50000"/>
+                                </a:schemeClr>
+                              </a:lnRef>
+                              <a:fillRef idx="1">
+                                <a:schemeClr val="accent1"/>
+                              </a:fillRef>
+                              <a:effectRef idx="0">
+                                <a:schemeClr val="accent1"/>
+                              </a:effectRef>
+                              <a:fontRef idx="minor">
+                                <a:schemeClr val="lt1"/>
+                              </a:fontRef>
+                            </wps:style>
+                            <wps:txbx>
+                              <w:txbxContent>
+                                <w:tbl>
+                                  <w:tblPr>
+                                    <w:tblStyle w:val="TableGrid"/>
+                                    <w:tblW w:w="9574" w:type="dxa"/>
+                                    <w:tblBorders>
+                                      <w:top w:val="none" w:sz="0" w:space="0" w:color="auto"/>
+                                      <w:left w:val="none" w:sz="0" w:space="0" w:color="auto"/>
+                                      <w:bottom w:val="none" w:sz="0" w:space="0" w:color="auto"/>
+                                      <w:right w:val="none" w:sz="0" w:space="0" w:color="auto"/>
+                                      <w:insideH w:val="none" w:sz="0" w:space="0" w:color="auto"/>
+                                      <w:insideV w:val="none" w:sz="0" w:space="0" w:color="auto"/>
+                                    </w:tblBorders>
+                                    <w:tblLook w:val="04A0" w:firstRow="1" w:lastRow="0" w:firstColumn="1" w:lastColumn="0" w:noHBand="0" w:noVBand="1"/>
+                                  </w:tblPr>
+                                  <w:tblGrid>
+                                    <w:gridCol w:w="1701"/>
+                                    <w:gridCol w:w="7873"/>
+                                  </w:tblGrid>
+                                  <w:tr>
+                                    <w:trPr>
+                                      <w:trHeight w:val="1610"/>
+                                    </w:trPr>
+                                    <w:tc>
+                                      <w:tcPr>
+                                        <w:tcW w:w="1701" w:type="dxa"/>
+                                        <w:shd w:val="clear" w:color="auto" w:fill="auto"/>
+                                      </w:tcPr>
+                                      <w:p>
+                                        <w:pPr>
+                                          <w:spacing w:line="360" w:lineRule="auto"/>
+                                          <w:rPr>
+                                            <w:rFonts w:ascii="Trebuchet MS" w:hAnsi="Trebuchet MS"/>
+                                            <w:color w:val="000000" w:themeColor="text1"/>
+                                            <w:sz w:val="20"/>
+                                          </w:rPr>
+                                        </w:pPr>
+                                        <w:r>
+                                          <w:rPr>
+                                            <w:rFonts w:ascii="Trebuchet MS" w:hAnsi="Trebuchet MS"/>
+                                            <w:color w:val="000000" w:themeColor="text1"/>
+                                            <w:sz w:val="20"/>
+                                          </w:rPr>
+                                          <w:t>2</w:t>
+                                        </w:r>
+                                        <w:r>
+                                          <w:rPr>
+                                            <w:rFonts w:ascii="Trebuchet MS" w:hAnsi="Trebuchet MS"/>
+                                            <w:color w:val="000000" w:themeColor="text1"/>
+                                            <w:sz w:val="20"/>
+                                          </w:rPr>
+                                          <w:t>6</w:t>
+                                        </w:r>
+                                        <w:r>
+                                          <w:rPr>
+                                            <w:rFonts w:ascii="Trebuchet MS" w:hAnsi="Trebuchet MS"/>
+                                            <w:color w:val="000000" w:themeColor="text1"/>
+                                            <w:sz w:val="20"/>
+                                          </w:rPr>
+                                          <w:t>/</w:t>
+                                        </w:r>
+                                        <w:r>
+                                          <w:rPr>
+                                            <w:rFonts w:ascii="Trebuchet MS" w:hAnsi="Trebuchet MS"/>
+                                            <w:color w:val="000000" w:themeColor="text1"/>
+                                            <w:sz w:val="20"/>
+                                          </w:rPr>
+                                          <w:t>03</w:t>
+                                        </w:r>
+                                        <w:r>
+                                          <w:rPr>
+                                            <w:rFonts w:ascii="Trebuchet MS" w:hAnsi="Trebuchet MS"/>
+                                            <w:color w:val="000000" w:themeColor="text1"/>
+                                            <w:sz w:val="20"/>
+                                          </w:rPr>
+                                          <w:t>/</w:t>
+                                        </w:r>
+                                        <w:r>
+                                          <w:rPr>
+                                            <w:rFonts w:ascii="Trebuchet MS" w:hAnsi="Trebuchet MS"/>
+                                            <w:color w:val="000000" w:themeColor="text1"/>
+                                            <w:sz w:val="20"/>
+                                          </w:rPr>
+                                          <w:t>2019</w:t>
+                                        </w:r>
+                                      </w:p>
+                                    </w:tc>
+                                    <w:tc>
+                                      <w:tcPr>
+                                        <w:tcW w:w="7873" w:type="dxa"/>
+                                        <w:shd w:val="clear" w:color="auto" w:fill="auto"/>
+                                      </w:tcPr>
+                                      <w:p>
+                                        <w:pPr>
+                                          <w:spacing w:line="276" w:lineRule="auto"/>
+                                          <w:rPr>
+                                            <w:rFonts w:ascii="Trebuchet MS" w:hAnsi="Trebuchet MS"/>
+                                            <w:b/>
+                                            <w:color w:val="000000" w:themeColor="text1"/>
+                                            <w:sz w:val="20"/>
+                                            <w:lang w:val="de-DE"/>
+                                          </w:rPr>
+                                        </w:pPr>
+                                        <w:r>
+                                          <w:rPr>
+                                            <w:rFonts w:ascii="Trebuchet MS" w:hAnsi="Trebuchet MS"/>
+                                            <w:b/>
+                                            <w:color w:val="000000" w:themeColor="text1"/>
+                                            <w:sz w:val="20"/>
+                                          </w:rPr>
+                                          <w:t>German Physical Society Meeting</w:t>
+                                        </w:r>
+                                      </w:p>
+                                      <w:p>
+                                        <w:pPr>
+                                          <w:spacing w:line="360" w:lineRule="auto"/>
+                                          <w:rPr>
+                                            <w:rFonts w:ascii="Trebuchet MS" w:hAnsi="Trebuchet MS"/>
+                                            <w:color w:val="000000" w:themeColor="text1"/>
+                                            <w:sz w:val="20"/>
+                                            <w:lang w:val="de-DE"/>
+                                          </w:rPr>
+                                        </w:pPr>
+                                        <w:r>
+                                          <w:rPr>
+                                            <w:rFonts w:ascii="Trebuchet MS" w:hAnsi="Trebuchet MS"/>
+                                            <w:color w:val="000000" w:themeColor="text1"/>
+                                            <w:sz w:val="20"/>
+                                            <w:lang w:val="de-DE"/>
+                                          </w:rPr>
+                                          <w:t xml:space="preserve">FACT - </w:t>
+                                        </w:r>
+                                        <w:proofErr w:type="spellStart"/>
+                                        <w:r>
+                                          <w:rPr>
+                                            <w:rFonts w:ascii="Trebuchet MS" w:hAnsi="Trebuchet MS"/>
+                                            <w:color w:val="000000" w:themeColor="text1"/>
+                                            <w:sz w:val="20"/>
+                                            <w:lang w:val="de-DE"/>
+                                          </w:rPr>
+                                          <w:t>Spectral</w:t>
+                                        </w:r>
+                                        <w:proofErr w:type="spellEnd"/>
+                                        <w:r>
+                                          <w:rPr>
+                                            <w:rFonts w:ascii="Trebuchet MS" w:hAnsi="Trebuchet MS"/>
+                                            <w:color w:val="000000" w:themeColor="text1"/>
+                                            <w:sz w:val="20"/>
+                                            <w:lang w:val="de-DE"/>
+                                          </w:rPr>
+                                          <w:t xml:space="preserve"> </w:t>
+                                        </w:r>
+                                        <w:proofErr w:type="spellStart"/>
+                                        <w:r>
+                                          <w:rPr>
+                                            <w:rFonts w:ascii="Trebuchet MS" w:hAnsi="Trebuchet MS"/>
+                                            <w:color w:val="000000" w:themeColor="text1"/>
+                                            <w:sz w:val="20"/>
+                                            <w:lang w:val="de-DE"/>
+                                          </w:rPr>
+                                          <w:t>variability</w:t>
+                                        </w:r>
+                                        <w:proofErr w:type="spellEnd"/>
+                                        <w:r>
+                                          <w:rPr>
+                                            <w:rFonts w:ascii="Trebuchet MS" w:hAnsi="Trebuchet MS"/>
+                                            <w:color w:val="000000" w:themeColor="text1"/>
+                                            <w:sz w:val="20"/>
+                                            <w:lang w:val="de-DE"/>
+                                          </w:rPr>
+                                          <w:t xml:space="preserve"> </w:t>
+                                        </w:r>
+                                        <w:proofErr w:type="spellStart"/>
+                                        <w:r>
+                                          <w:rPr>
+                                            <w:rFonts w:ascii="Trebuchet MS" w:hAnsi="Trebuchet MS"/>
+                                            <w:color w:val="000000" w:themeColor="text1"/>
+                                            <w:sz w:val="20"/>
+                                            <w:lang w:val="de-DE"/>
+                                          </w:rPr>
+                                          <w:t>of</w:t>
+                                        </w:r>
+                                        <w:proofErr w:type="spellEnd"/>
+                                        <w:r>
+                                          <w:rPr>
+                                            <w:rFonts w:ascii="Trebuchet MS" w:hAnsi="Trebuchet MS"/>
+                                            <w:color w:val="000000" w:themeColor="text1"/>
+                                            <w:sz w:val="20"/>
+                                            <w:lang w:val="de-DE"/>
+                                          </w:rPr>
+                                          <w:t xml:space="preserve"> </w:t>
+                                        </w:r>
+                                        <w:proofErr w:type="spellStart"/>
+                                        <w:r>
+                                          <w:rPr>
+                                            <w:rFonts w:ascii="Trebuchet MS" w:hAnsi="Trebuchet MS"/>
+                                            <w:color w:val="000000" w:themeColor="text1"/>
+                                            <w:sz w:val="20"/>
+                                            <w:lang w:val="de-DE"/>
+                                          </w:rPr>
+                                          <w:t>TeV-blazars</w:t>
+                                        </w:r>
+                                        <w:proofErr w:type="spellEnd"/>
+                                      </w:p>
+                                    </w:tc>
+                                  </w:tr>
+                                </w:tbl>
+                                <w:p>
+                                  <w:pPr>
+                                    <w:rPr>
+                                      <w:color w:val="000000" w:themeColor="text1"/>
+                                      <w:sz w:val="20"/>
+                                      <w:lang w:val="de-DE"/>
+                                    </w:rPr>
+                                  </w:pPr>
+                                </w:p>
+                              </w:txbxContent>
+                            </wps:txbx>
+                            <wps:bodyPr rot="0" spcFirstLastPara="0" vertOverflow="overflow" horzOverflow="overflow" vert="horz" wrap="square" lIns="91440" tIns="45720" rIns="91440" bIns="45720" numCol="1" spcCol="0" rtlCol="0" fromWordArt="0" anchor="ctr" anchorCtr="0" forceAA="0" compatLnSpc="1">
+                              <a:prstTxWarp prst="textNoShape">
+                                <a:avLst/>
+                              </a:prstTxWarp>
+                              <a:noAutofit/>
+                            </wps:bodyPr>
+                          </wps:wsp>
+                        </a:graphicData>
+                      </a:graphic>
+                    </wp:inline>
+                  </w:drawing>
+                </mc:Choice>
+                <mc:Fallback>
+                  <w:pict>
+                    <v:roundrect w14:anchorId="55726D78" id="_x0000_s1064" style="width:487pt;height:35.65pt;visibility:visible;mso-wrap-style:square;mso-left-percent:-10001;mso-top-percent:-10001;mso-position-horizontal:absolute;mso-position-horizontal-relative:char;mso-position-vertical:absolute;mso-position-vertical-relative:line;mso-left-percent:-10001;mso-top-percent:-10001;v-text-anchor:middle" arcsize="11447f" o:gfxdata="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" fillcolor="#d8d8d8 [2732]" stroked="f" strokeweight="1pt">
                       <v:fill opacity="16448f"/>
                       <v:stroke joinstyle="miter"/>
                       <v:textbox>
@@ -16552,6 +17107,18 @@
           <w:lang w:val="en-GB"/>
         </w:rPr>
       </w:pPr>
+    </w:p>
+    <w:p>
+      <w:pPr>
+        <w:rPr>
+          <w:rFonts w:ascii="Trebuchet MS" w:eastAsia="Calibri Light" w:hAnsi="Trebuchet MS" w:cs="Calibri Light"/>
+          <w:b/>
+          <w:color w:val="1F3864" w:themeColor="accent1" w:themeShade="80"/>
+          <w:sz w:val="26"/>
+          <w:szCs w:val="26"/>
+          <w:lang w:val="en-GB"/>
+        </w:rPr>
+      </w:pPr>
       <w:r>
         <w:rPr>
           <w:rFonts w:ascii="Trebuchet MS" w:eastAsia="Calibri Light" w:hAnsi="Trebuchet MS" w:cs="Calibri Light"/>
@@ -16561,6 +17128,31 @@
           <w:szCs w:val="26"/>
           <w:lang w:val="en-GB"/>
         </w:rPr>
+        <w:br w:type="page"/>
+      </w:r>
+    </w:p>
+    <w:p>
+      <w:pPr>
+        <w:spacing w:before="120"/>
+        <w:rPr>
+          <w:rFonts w:ascii="Trebuchet MS" w:eastAsia="Calibri Light" w:hAnsi="Trebuchet MS" w:cs="Calibri Light"/>
+          <w:b/>
+          <w:color w:val="1F3864" w:themeColor="accent1" w:themeShade="80"/>
+          <w:sz w:val="26"/>
+          <w:szCs w:val="26"/>
+          <w:lang w:val="en-GB"/>
+        </w:rPr>
+      </w:pPr>
+      <w:r>
+        <w:rPr>
+          <w:rFonts w:ascii="Trebuchet MS" w:eastAsia="Calibri Light" w:hAnsi="Trebuchet MS" w:cs="Calibri Light"/>
+          <w:b/>
+          <w:color w:val="1F3864" w:themeColor="accent1" w:themeShade="80"/>
+          <w:sz w:val="26"/>
+          <w:szCs w:val="26"/>
+          <w:lang w:val="en-GB"/>
+        </w:rPr>
+        <w:lastRenderedPageBreak/>
         <w:t>Posters</w:t>
       </w:r>
     </w:p>
@@ -16826,7 +17418,7 @@
                 </mc:Choice>
                 <mc:Fallback>
                   <w:pict>
-                    <v:roundrect w14:anchorId="1A88111C" id="_x0000_s1064" style="width:487pt;height:32.75pt;visibility:visible;mso-wrap-style:square;mso-left-percent:-10001;mso-top-percent:-10001;mso-position-horizontal:absolute;mso-position-horizontal-relative:char;mso-position-vertical:absolute;mso-position-vertical-relative:line;mso-left-percent:-10001;mso-top-percent:-10001;v-text-anchor:middle" arcsize="8774f" o:gfxdata="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" fillcolor="#d8d8d8 [2732]" stroked="f" strokeweight="1pt">
+                    <v:roundrect w14:anchorId="1A88111C" id="_x0000_s1065" style="width:487pt;height:32.75pt;visibility:visible;mso-wrap-style:square;mso-left-percent:-10001;mso-top-percent:-10001;mso-position-horizontal:absolute;mso-position-horizontal-relative:char;mso-position-vertical:absolute;mso-position-vertical-relative:line;mso-left-percent:-10001;mso-top-percent:-10001;v-text-anchor:middle" arcsize="8774f" o:gfxdata="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" fillcolor="#d8d8d8 [2732]" stroked="f" strokeweight="1pt">
                       <v:fill opacity="16448f"/>
                       <v:stroke joinstyle="miter"/>
                       <v:textbox inset=",,,0">
@@ -17245,7 +17837,7 @@
                 </mc:Choice>
                 <mc:Fallback>
                   <w:pict>
-                    <v:roundrect w14:anchorId="6CB7444F" id="_x0000_s1065" style="width:487pt;height:34.9pt;visibility:visible;mso-wrap-style:square;mso-left-percent:-10001;mso-top-percent:-10001;mso-position-horizontal:absolute;mso-position-horizontal-relative:char;mso-position-vertical:absolute;mso-position-vertical-relative:line;mso-left-percent:-10001;mso-top-percent:-10001;v-text-anchor:middle" arcsize="8774f" o:gfxdata="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" fillcolor="#d8d8d8 [2732]" stroked="f" strokeweight="1pt">
+                    <v:roundrect w14:anchorId="6CB7444F" id="_x0000_s1066" style="width:487pt;height:34.9pt;visibility:visible;mso-wrap-style:square;mso-left-percent:-10001;mso-top-percent:-10001;mso-position-horizontal:absolute;mso-position-horizontal-relative:char;mso-position-vertical:absolute;mso-position-vertical-relative:line;mso-left-percent:-10001;mso-top-percent:-10001;v-text-anchor:middle" arcsize="8774f" o:gfxdata="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" fillcolor="#d8d8d8 [2732]" stroked="f" strokeweight="1pt">
                       <v:fill opacity="16448f"/>
                       <v:stroke joinstyle="miter"/>
                       <v:textbox inset=",,,0">
@@ -17420,6 +18012,7 @@
         </w:tc>
       </w:tr>
     </w:tbl>
+    <w:bookmarkEnd w:id="0"/>
     <w:p>
       <w:pPr>
         <w:rPr>
@@ -17432,10 +18025,6 @@
         </w:rPr>
       </w:pPr>
       <w:r>
-        <w:br w:type="page"/>
-      </w:r>
-      <w:bookmarkEnd w:id="0"/>
-      <w:r>
         <w:rPr>
           <w:rFonts w:ascii="Trebuchet MS" w:eastAsia="Calibri Light" w:hAnsi="Trebuchet MS" w:cs="Calibri Light"/>
           <w:b/>
@@ -17444,7 +18033,6 @@
           <w:szCs w:val="26"/>
           <w:lang w:val="en-GB"/>
         </w:rPr>
-        <w:lastRenderedPageBreak/>
         <w:t>List of Publications</w:t>
       </w:r>
     </w:p>
@@ -17734,7 +18322,7 @@
                 </mc:Choice>
                 <mc:Fallback>
                   <w:pict>
-                    <v:roundrect w14:anchorId="5AA316ED" id="Rectangle: Rounded Corners 19" o:spid="_x0000_s1066" style="width:487pt;height:37.5pt;visibility:visible;mso-wrap-style:square;mso-left-percent:-10001;mso-top-percent:-10001;mso-position-horizontal:absolute;mso-position-horizontal-relative:char;mso-position-vertical:absolute;mso-position-vertical-relative:line;mso-left-percent:-10001;mso-top-percent:-10001;v-text-anchor:middle" arcsize="8774f" o:gfxdata="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" fillcolor="#d8d8d8 [2732]" stroked="f" strokeweight="1pt">
+                    <v:roundrect w14:anchorId="5AA316ED" id="Rectangle: Rounded Corners 19" o:spid="_x0000_s1067" style="width:487pt;height:37.5pt;visibility:visible;mso-wrap-style:square;mso-left-percent:-10001;mso-top-percent:-10001;mso-position-horizontal:absolute;mso-position-horizontal-relative:char;mso-position-vertical:absolute;mso-position-vertical-relative:line;mso-left-percent:-10001;mso-top-percent:-10001;v-text-anchor:middle" arcsize="8774f" o:gfxdata="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" fillcolor="#d8d8d8 [2732]" stroked="f" strokeweight="1pt">
                       <v:fill opacity="16448f"/>
                       <v:stroke joinstyle="miter"/>
                       <v:textbox inset=",,,0">
@@ -18257,7 +18845,7 @@
                 </mc:Choice>
                 <mc:Fallback>
                   <w:pict>
-                    <v:roundrect w14:anchorId="28DFE990" id="Rectangle: Rounded Corners 7" o:spid="_x0000_s1067" style="width:487pt;height:47.25pt;visibility:visible;mso-wrap-style:square;mso-left-percent:-10001;mso-top-percent:-10001;mso-position-horizontal:absolute;mso-position-horizontal-relative:char;mso-position-vertical:absolute;mso-position-vertical-relative:line;mso-left-percent:-10001;mso-top-percent:-10001;v-text-anchor:middle" arcsize="8774f" o:gfxdata="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" fillcolor="#d8d8d8 [2732]" stroked="f" strokeweight="1pt">
+                    <v:roundrect w14:anchorId="28DFE990" id="Rectangle: Rounded Corners 7" o:spid="_x0000_s1068" style="width:487pt;height:47.25pt;visibility:visible;mso-wrap-style:square;mso-left-percent:-10001;mso-top-percent:-10001;mso-position-horizontal:absolute;mso-position-horizontal-relative:char;mso-position-vertical:absolute;mso-position-vertical-relative:line;mso-left-percent:-10001;mso-top-percent:-10001;v-text-anchor:middle" arcsize="8774f" o:gfxdata="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" fillcolor="#d8d8d8 [2732]" stroked="f" strokeweight="1pt">
                       <v:fill opacity="16448f"/>
                       <v:stroke joinstyle="miter"/>
                       <v:textbox inset=",,,0">
@@ -18772,7 +19360,7 @@
                 </mc:Choice>
                 <mc:Fallback>
                   <w:pict>
-                    <v:roundrect w14:anchorId="600DE2B2" id="Rectangle: Rounded Corners 4" o:spid="_x0000_s1068" style="width:487pt;height:36.3pt;visibility:visible;mso-wrap-style:square;mso-left-percent:-10001;mso-top-percent:-10001;mso-position-horizontal:absolute;mso-position-horizontal-relative:char;mso-position-vertical:absolute;mso-position-vertical-relative:line;mso-left-percent:-10001;mso-top-percent:-10001;v-text-anchor:middle" arcsize="8774f" o:gfxdata="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" fillcolor="#d8d8d8 [2732]" stroked="f" strokeweight="1pt">
+                    <v:roundrect w14:anchorId="600DE2B2" id="Rectangle: Rounded Corners 4" o:spid="_x0000_s1069" style="width:487pt;height:36.3pt;visibility:visible;mso-wrap-style:square;mso-left-percent:-10001;mso-top-percent:-10001;mso-position-horizontal:absolute;mso-position-horizontal-relative:char;mso-position-vertical:absolute;mso-position-vertical-relative:line;mso-left-percent:-10001;mso-top-percent:-10001;v-text-anchor:middle" arcsize="8774f" o:gfxdata="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" fillcolor="#d8d8d8 [2732]" stroked="f" strokeweight="1pt">
                       <v:fill opacity="16448f"/>
                       <v:stroke joinstyle="miter"/>
                       <v:textbox inset=",,,0">
@@ -19189,7 +19777,7 @@
                 </mc:Choice>
                 <mc:Fallback>
                   <w:pict>
-                    <v:roundrect w14:anchorId="22F19A91" id="Rectangle: Rounded Corners 18" o:spid="_x0000_s1069" style="width:487pt;height:36.3pt;visibility:visible;mso-wrap-style:square;mso-left-percent:-10001;mso-top-percent:-10001;mso-position-horizontal:absolute;mso-position-horizontal-relative:char;mso-position-vertical:absolute;mso-position-vertical-relative:line;mso-left-percent:-10001;mso-top-percent:-10001;v-text-anchor:middle" arcsize="8774f" o:gfxdata="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" fillcolor="#d8d8d8 [2732]" stroked="f" strokeweight="1pt">
+                    <v:roundrect w14:anchorId="22F19A91" id="Rectangle: Rounded Corners 18" o:spid="_x0000_s1070" style="width:487pt;height:36.3pt;visibility:visible;mso-wrap-style:square;mso-left-percent:-10001;mso-top-percent:-10001;mso-position-horizontal:absolute;mso-position-horizontal-relative:char;mso-position-vertical:absolute;mso-position-vertical-relative:line;mso-left-percent:-10001;mso-top-percent:-10001;v-text-anchor:middle" arcsize="8774f" o:gfxdata="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" fillcolor="#d8d8d8 [2732]" stroked="f" strokeweight="1pt">
                       <v:fill opacity="16448f"/>
                       <v:stroke joinstyle="miter"/>
                       <v:textbox inset=",,,0">
@@ -19603,7 +20191,7 @@
                 </mc:Choice>
                 <mc:Fallback>
                   <w:pict>
-                    <v:roundrect w14:anchorId="49F8AB0F" id="Rectangle: Rounded Corners 8" o:spid="_x0000_s1070" style="width:487pt;height:37.55pt;visibility:visible;mso-wrap-style:square;mso-left-percent:-10001;mso-top-percent:-10001;mso-position-horizontal:absolute;mso-position-horizontal-relative:char;mso-position-vertical:absolute;mso-position-vertical-relative:line;mso-left-percent:-10001;mso-top-percent:-10001;v-text-anchor:middle" arcsize="8774f" o:gfxdata="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" fillcolor="#d8d8d8 [2732]" stroked="f" strokeweight="1pt">
+                    <v:roundrect w14:anchorId="49F8AB0F" id="Rectangle: Rounded Corners 8" o:spid="_x0000_s1071" style="width:487pt;height:37.55pt;visibility:visible;mso-wrap-style:square;mso-left-percent:-10001;mso-top-percent:-10001;mso-position-horizontal:absolute;mso-position-horizontal-relative:char;mso-position-vertical:absolute;mso-position-vertical-relative:line;mso-left-percent:-10001;mso-top-percent:-10001;v-text-anchor:middle" arcsize="8774f" o:gfxdata="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" fillcolor="#d8d8d8 [2732]" stroked="f" strokeweight="1pt">
                       <v:fill opacity="16448f"/>
                       <v:stroke joinstyle="miter"/>
                       <v:textbox inset=",,,0">
@@ -20052,7 +20640,7 @@
                 </mc:Choice>
                 <mc:Fallback>
                   <w:pict>
-                    <v:roundrect w14:anchorId="6F34249E" id="Rectangle: Rounded Corners 9" o:spid="_x0000_s1071" style="width:487pt;height:49.45pt;visibility:visible;mso-wrap-style:square;mso-left-percent:-10001;mso-top-percent:-10001;mso-position-horizontal:absolute;mso-position-horizontal-relative:char;mso-position-vertical:absolute;mso-position-vertical-relative:line;mso-left-percent:-10001;mso-top-percent:-10001;v-text-anchor:middle" arcsize="8110f" o:gfxdata="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" fillcolor="#d8d8d8 [2732]" stroked="f" strokeweight="1pt">
+                    <v:roundrect w14:anchorId="6F34249E" id="Rectangle: Rounded Corners 9" o:spid="_x0000_s1072" style="width:487pt;height:49.45pt;visibility:visible;mso-wrap-style:square;mso-left-percent:-10001;mso-top-percent:-10001;mso-position-horizontal:absolute;mso-position-horizontal-relative:char;mso-position-vertical:absolute;mso-position-vertical-relative:line;mso-left-percent:-10001;mso-top-percent:-10001;v-text-anchor:middle" arcsize="8110f" o:gfxdata="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" fillcolor="#d8d8d8 [2732]" stroked="f" strokeweight="1pt">
                       <v:fill opacity="16448f"/>
                       <v:stroke joinstyle="miter"/>
                       <v:textbox inset=",,,0">

--- a/files/CV-Marc_Klinger_01-2025.docx
+++ b/files/CV-Marc_Klinger_01-2025.docx
@@ -16027,7 +16027,7 @@
               <mc:AlternateContent>
                 <mc:Choice Requires="wps">
                   <w:drawing>
-                    <wp:inline distT="0" distB="0" distL="0" distR="0" wp14:anchorId="6EF7B7F4" wp14:editId="3058EBA0">
+                    <wp:inline distT="0" distB="0" distL="0" distR="0" wp14:anchorId="6EF7B7F4" wp14:editId="01DF3667">
                       <wp:extent cx="6184900" cy="452438"/>
                       <wp:effectExtent l="0" t="0" r="0" b="5080"/>
                       <wp:docPr id="1591977561" name="Rectangle: Rounded Corners 15"/>
@@ -16194,8 +16194,37 @@
                                             <w:color w:val="000000" w:themeColor="text1"/>
                                             <w:sz w:val="20"/>
                                           </w:rPr>
-                                          <w:t>German Physical Society Meeting</w:t>
-                                        </w:r>
+                                          <w:t>Theory Group</w:t>
+                                        </w:r>
+                                        <w:r>
+                                          <w:rPr>
+                                            <w:rFonts w:ascii="Trebuchet MS" w:hAnsi="Trebuchet MS"/>
+                                            <w:b/>
+                                            <w:color w:val="000000" w:themeColor="text1"/>
+                                            <w:sz w:val="20"/>
+                                          </w:rPr>
+                                          <w:t xml:space="preserve"> </w:t>
+                                        </w:r>
+                                        <w:r>
+                                          <w:rPr>
+                                            <w:rFonts w:ascii="Trebuchet MS" w:hAnsi="Trebuchet MS"/>
+                                            <w:b/>
+                                            <w:color w:val="000000" w:themeColor="text1"/>
+                                            <w:sz w:val="20"/>
+                                          </w:rPr>
+                                          <w:t xml:space="preserve">Seminar, DESY </w:t>
+                                        </w:r>
+                                        <w:proofErr w:type="spellStart"/>
+                                        <w:r>
+                                          <w:rPr>
+                                            <w:rFonts w:ascii="Trebuchet MS" w:hAnsi="Trebuchet MS"/>
+                                            <w:b/>
+                                            <w:color w:val="000000" w:themeColor="text1"/>
+                                            <w:sz w:val="20"/>
+                                          </w:rPr>
+                                          <w:t>Zeuthen</w:t>
+                                        </w:r>
+                                        <w:proofErr w:type="spellEnd"/>
                                       </w:p>
                                       <w:p>
                                         <w:pPr>
@@ -16214,79 +16243,71 @@
                                             <w:sz w:val="20"/>
                                             <w:lang w:val="de-DE"/>
                                           </w:rPr>
-                                          <w:t xml:space="preserve">FACT - </w:t>
-                                        </w:r>
-                                        <w:proofErr w:type="spellStart"/>
-                                        <w:r>
-                                          <w:rPr>
-                                            <w:rFonts w:ascii="Trebuchet MS" w:hAnsi="Trebuchet MS"/>
-                                            <w:color w:val="000000" w:themeColor="text1"/>
-                                            <w:sz w:val="20"/>
-                                            <w:lang w:val="de-DE"/>
-                                          </w:rPr>
-                                          <w:t>Spectral</w:t>
-                                        </w:r>
-                                        <w:proofErr w:type="spellEnd"/>
-                                        <w:r>
-                                          <w:rPr>
-                                            <w:rFonts w:ascii="Trebuchet MS" w:hAnsi="Trebuchet MS"/>
-                                            <w:color w:val="000000" w:themeColor="text1"/>
-                                            <w:sz w:val="20"/>
-                                            <w:lang w:val="de-DE"/>
-                                          </w:rPr>
-                                          <w:t xml:space="preserve"> </w:t>
-                                        </w:r>
-                                        <w:proofErr w:type="spellStart"/>
-                                        <w:r>
-                                          <w:rPr>
-                                            <w:rFonts w:ascii="Trebuchet MS" w:hAnsi="Trebuchet MS"/>
-                                            <w:color w:val="000000" w:themeColor="text1"/>
-                                            <w:sz w:val="20"/>
-                                            <w:lang w:val="de-DE"/>
-                                          </w:rPr>
-                                          <w:t>variability</w:t>
-                                        </w:r>
-                                        <w:proofErr w:type="spellEnd"/>
-                                        <w:r>
-                                          <w:rPr>
-                                            <w:rFonts w:ascii="Trebuchet MS" w:hAnsi="Trebuchet MS"/>
-                                            <w:color w:val="000000" w:themeColor="text1"/>
-                                            <w:sz w:val="20"/>
-                                            <w:lang w:val="de-DE"/>
-                                          </w:rPr>
-                                          <w:t xml:space="preserve"> </w:t>
-                                        </w:r>
-                                        <w:proofErr w:type="spellStart"/>
-                                        <w:r>
-                                          <w:rPr>
-                                            <w:rFonts w:ascii="Trebuchet MS" w:hAnsi="Trebuchet MS"/>
-                                            <w:color w:val="000000" w:themeColor="text1"/>
-                                            <w:sz w:val="20"/>
-                                            <w:lang w:val="de-DE"/>
-                                          </w:rPr>
-                                          <w:t>of</w:t>
-                                        </w:r>
-                                        <w:proofErr w:type="spellEnd"/>
-                                        <w:r>
-                                          <w:rPr>
-                                            <w:rFonts w:ascii="Trebuchet MS" w:hAnsi="Trebuchet MS"/>
-                                            <w:color w:val="000000" w:themeColor="text1"/>
-                                            <w:sz w:val="20"/>
-                                            <w:lang w:val="de-DE"/>
-                                          </w:rPr>
-                                          <w:t xml:space="preserve"> </w:t>
-                                        </w:r>
-                                        <w:proofErr w:type="spellStart"/>
-                                        <w:r>
-                                          <w:rPr>
-                                            <w:rFonts w:ascii="Trebuchet MS" w:hAnsi="Trebuchet MS"/>
-                                            <w:color w:val="000000" w:themeColor="text1"/>
-                                            <w:sz w:val="20"/>
-                                            <w:lang w:val="de-DE"/>
-                                          </w:rPr>
-                                          <w:t>TeV-blazars</w:t>
-                                        </w:r>
-                                        <w:proofErr w:type="spellEnd"/>
+                                          <w:t>B</w:t>
+                                        </w:r>
+                                        <w:r>
+                                          <w:rPr>
+                                            <w:rFonts w:ascii="Trebuchet MS" w:hAnsi="Trebuchet MS"/>
+                                            <w:color w:val="000000" w:themeColor="text1"/>
+                                            <w:sz w:val="20"/>
+                                            <w:lang w:val="en-US"/>
+                                          </w:rPr>
+                                          <w:t xml:space="preserve">lazar </w:t>
+                                        </w:r>
+                                        <w:r>
+                                          <w:rPr>
+                                            <w:rFonts w:ascii="Trebuchet MS" w:hAnsi="Trebuchet MS"/>
+                                            <w:color w:val="000000" w:themeColor="text1"/>
+                                            <w:sz w:val="20"/>
+                                            <w:lang w:val="en-US"/>
+                                          </w:rPr>
+                                          <w:t>V</w:t>
+                                        </w:r>
+                                        <w:r>
+                                          <w:rPr>
+                                            <w:rFonts w:ascii="Trebuchet MS" w:hAnsi="Trebuchet MS"/>
+                                            <w:color w:val="000000" w:themeColor="text1"/>
+                                            <w:sz w:val="20"/>
+                                            <w:lang w:val="en-US"/>
+                                          </w:rPr>
+                                          <w:t xml:space="preserve">ariability with </w:t>
+                                        </w:r>
+                                        <w:r>
+                                          <w:rPr>
+                                            <w:rFonts w:ascii="Trebuchet MS" w:hAnsi="Trebuchet MS"/>
+                                            <w:color w:val="000000" w:themeColor="text1"/>
+                                            <w:sz w:val="20"/>
+                                            <w:lang w:val="en-US"/>
+                                          </w:rPr>
+                                          <w:t>M</w:t>
+                                        </w:r>
+                                        <w:r>
+                                          <w:rPr>
+                                            <w:rFonts w:ascii="Trebuchet MS" w:hAnsi="Trebuchet MS"/>
+                                            <w:color w:val="000000" w:themeColor="text1"/>
+                                            <w:sz w:val="20"/>
+                                            <w:lang w:val="en-US"/>
+                                          </w:rPr>
+                                          <w:t xml:space="preserve">agnetic </w:t>
+                                        </w:r>
+                                        <w:r>
+                                          <w:rPr>
+                                            <w:rFonts w:ascii="Trebuchet MS" w:hAnsi="Trebuchet MS"/>
+                                            <w:color w:val="000000" w:themeColor="text1"/>
+                                            <w:sz w:val="20"/>
+                                            <w:lang w:val="en-US"/>
+                                          </w:rPr>
+                                          <w:t>R</w:t>
+                                        </w:r>
+                                        <w:r>
+                                          <w:rPr>
+                                            <w:rFonts w:ascii="Trebuchet MS" w:hAnsi="Trebuchet MS"/>
+                                            <w:color w:val="000000" w:themeColor="text1"/>
+                                            <w:sz w:val="20"/>
+                                            <w:lang w:val="en-US"/>
+                                          </w:rPr>
+                                          <w:t>econnection</w:t>
+                                        </w:r>
                                       </w:p>
                                     </w:tc>
                                   </w:tr>
@@ -16302,7 +16323,7 @@
                                 </w:p>
                               </w:txbxContent>
                             </wps:txbx>
-                            <wps:bodyPr rot="0" spcFirstLastPara="0" vertOverflow="overflow" horzOverflow="overflow" vert="horz" wrap="square" lIns="91440" tIns="45720" rIns="91440" bIns="45720" numCol="1" spcCol="0" rtlCol="0" fromWordArt="0" anchor="ctr" anchorCtr="0" forceAA="0" compatLnSpc="1">
+                            <wps:bodyPr rot="0" spcFirstLastPara="0" vertOverflow="overflow" horzOverflow="overflow" vert="horz" wrap="square" lIns="91440" tIns="45720" rIns="91440" bIns="0" numCol="1" spcCol="0" rtlCol="0" fromWordArt="0" anchor="ctr" anchorCtr="0" forceAA="0" compatLnSpc="1">
                               <a:prstTxWarp prst="textNoShape">
                                 <a:avLst/>
                               </a:prstTxWarp>
@@ -16316,10 +16337,10 @@
                 </mc:Choice>
                 <mc:Fallback>
                   <w:pict>
-                    <v:roundrect w14:anchorId="6EF7B7F4" id="_x0000_s1063" style="width:487pt;height:35.65pt;visibility:visible;mso-wrap-style:square;mso-left-percent:-10001;mso-top-percent:-10001;mso-position-horizontal:absolute;mso-position-horizontal-relative:char;mso-position-vertical:absolute;mso-position-vertical-relative:line;mso-left-percent:-10001;mso-top-percent:-10001;v-text-anchor:middle" arcsize="11447f" o:gfxdata="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" fillcolor="#d8d8d8 [2732]" stroked="f" strokeweight="1pt">
+                    <v:roundrect w14:anchorId="6EF7B7F4" id="_x0000_s1063" style="width:487pt;height:35.65pt;visibility:visible;mso-wrap-style:square;mso-left-percent:-10001;mso-top-percent:-10001;mso-position-horizontal:absolute;mso-position-horizontal-relative:char;mso-position-vertical:absolute;mso-position-vertical-relative:line;mso-left-percent:-10001;mso-top-percent:-10001;v-text-anchor:middle" arcsize="11447f" o:gfxdata="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" fillcolor="#d8d8d8 [2732]" stroked="f" strokeweight="1pt">
                       <v:fill opacity="16448f"/>
                       <v:stroke joinstyle="miter"/>
-                      <v:textbox>
+                      <v:textbox inset=",,,0">
                         <w:txbxContent>
                           <w:tbl>
                             <w:tblPr>
@@ -16438,8 +16459,37 @@
                                       <w:color w:val="000000" w:themeColor="text1"/>
                                       <w:sz w:val="20"/>
                                     </w:rPr>
-                                    <w:t>German Physical Society Meeting</w:t>
-                                  </w:r>
+                                    <w:t>Theory Group</w:t>
+                                  </w:r>
+                                  <w:r>
+                                    <w:rPr>
+                                      <w:rFonts w:ascii="Trebuchet MS" w:hAnsi="Trebuchet MS"/>
+                                      <w:b/>
+                                      <w:color w:val="000000" w:themeColor="text1"/>
+                                      <w:sz w:val="20"/>
+                                    </w:rPr>
+                                    <w:t xml:space="preserve"> </w:t>
+                                  </w:r>
+                                  <w:r>
+                                    <w:rPr>
+                                      <w:rFonts w:ascii="Trebuchet MS" w:hAnsi="Trebuchet MS"/>
+                                      <w:b/>
+                                      <w:color w:val="000000" w:themeColor="text1"/>
+                                      <w:sz w:val="20"/>
+                                    </w:rPr>
+                                    <w:t xml:space="preserve">Seminar, DESY </w:t>
+                                  </w:r>
+                                  <w:proofErr w:type="spellStart"/>
+                                  <w:r>
+                                    <w:rPr>
+                                      <w:rFonts w:ascii="Trebuchet MS" w:hAnsi="Trebuchet MS"/>
+                                      <w:b/>
+                                      <w:color w:val="000000" w:themeColor="text1"/>
+                                      <w:sz w:val="20"/>
+                                    </w:rPr>
+                                    <w:t>Zeuthen</w:t>
+                                  </w:r>
+                                  <w:proofErr w:type="spellEnd"/>
                                 </w:p>
                                 <w:p>
                                   <w:pPr>
@@ -16458,79 +16508,71 @@
                                       <w:sz w:val="20"/>
                                       <w:lang w:val="de-DE"/>
                                     </w:rPr>
-                                    <w:t xml:space="preserve">FACT - </w:t>
-                                  </w:r>
-                                  <w:proofErr w:type="spellStart"/>
-                                  <w:r>
-                                    <w:rPr>
-                                      <w:rFonts w:ascii="Trebuchet MS" w:hAnsi="Trebuchet MS"/>
-                                      <w:color w:val="000000" w:themeColor="text1"/>
-                                      <w:sz w:val="20"/>
-                                      <w:lang w:val="de-DE"/>
-                                    </w:rPr>
-                                    <w:t>Spectral</w:t>
-                                  </w:r>
-                                  <w:proofErr w:type="spellEnd"/>
-                                  <w:r>
-                                    <w:rPr>
-                                      <w:rFonts w:ascii="Trebuchet MS" w:hAnsi="Trebuchet MS"/>
-                                      <w:color w:val="000000" w:themeColor="text1"/>
-                                      <w:sz w:val="20"/>
-                                      <w:lang w:val="de-DE"/>
-                                    </w:rPr>
-                                    <w:t xml:space="preserve"> </w:t>
-                                  </w:r>
-                                  <w:proofErr w:type="spellStart"/>
-                                  <w:r>
-                                    <w:rPr>
-                                      <w:rFonts w:ascii="Trebuchet MS" w:hAnsi="Trebuchet MS"/>
-                                      <w:color w:val="000000" w:themeColor="text1"/>
-                                      <w:sz w:val="20"/>
-                                      <w:lang w:val="de-DE"/>
-                                    </w:rPr>
-                                    <w:t>variability</w:t>
-                                  </w:r>
-                                  <w:proofErr w:type="spellEnd"/>
-                                  <w:r>
-                                    <w:rPr>
-                                      <w:rFonts w:ascii="Trebuchet MS" w:hAnsi="Trebuchet MS"/>
-                                      <w:color w:val="000000" w:themeColor="text1"/>
-                                      <w:sz w:val="20"/>
-                                      <w:lang w:val="de-DE"/>
-                                    </w:rPr>
-                                    <w:t xml:space="preserve"> </w:t>
-                                  </w:r>
-                                  <w:proofErr w:type="spellStart"/>
-                                  <w:r>
-                                    <w:rPr>
-                                      <w:rFonts w:ascii="Trebuchet MS" w:hAnsi="Trebuchet MS"/>
-                                      <w:color w:val="000000" w:themeColor="text1"/>
-                                      <w:sz w:val="20"/>
-                                      <w:lang w:val="de-DE"/>
-                                    </w:rPr>
-                                    <w:t>of</w:t>
-                                  </w:r>
-                                  <w:proofErr w:type="spellEnd"/>
-                                  <w:r>
-                                    <w:rPr>
-                                      <w:rFonts w:ascii="Trebuchet MS" w:hAnsi="Trebuchet MS"/>
-                                      <w:color w:val="000000" w:themeColor="text1"/>
-                                      <w:sz w:val="20"/>
-                                      <w:lang w:val="de-DE"/>
-                                    </w:rPr>
-                                    <w:t xml:space="preserve"> </w:t>
-                                  </w:r>
-                                  <w:proofErr w:type="spellStart"/>
-                                  <w:r>
-                                    <w:rPr>
-                                      <w:rFonts w:ascii="Trebuchet MS" w:hAnsi="Trebuchet MS"/>
-                                      <w:color w:val="000000" w:themeColor="text1"/>
-                                      <w:sz w:val="20"/>
-                                      <w:lang w:val="de-DE"/>
-                                    </w:rPr>
-                                    <w:t>TeV-blazars</w:t>
-                                  </w:r>
-                                  <w:proofErr w:type="spellEnd"/>
+                                    <w:t>B</w:t>
+                                  </w:r>
+                                  <w:r>
+                                    <w:rPr>
+                                      <w:rFonts w:ascii="Trebuchet MS" w:hAnsi="Trebuchet MS"/>
+                                      <w:color w:val="000000" w:themeColor="text1"/>
+                                      <w:sz w:val="20"/>
+                                      <w:lang w:val="en-US"/>
+                                    </w:rPr>
+                                    <w:t xml:space="preserve">lazar </w:t>
+                                  </w:r>
+                                  <w:r>
+                                    <w:rPr>
+                                      <w:rFonts w:ascii="Trebuchet MS" w:hAnsi="Trebuchet MS"/>
+                                      <w:color w:val="000000" w:themeColor="text1"/>
+                                      <w:sz w:val="20"/>
+                                      <w:lang w:val="en-US"/>
+                                    </w:rPr>
+                                    <w:t>V</w:t>
+                                  </w:r>
+                                  <w:r>
+                                    <w:rPr>
+                                      <w:rFonts w:ascii="Trebuchet MS" w:hAnsi="Trebuchet MS"/>
+                                      <w:color w:val="000000" w:themeColor="text1"/>
+                                      <w:sz w:val="20"/>
+                                      <w:lang w:val="en-US"/>
+                                    </w:rPr>
+                                    <w:t xml:space="preserve">ariability with </w:t>
+                                  </w:r>
+                                  <w:r>
+                                    <w:rPr>
+                                      <w:rFonts w:ascii="Trebuchet MS" w:hAnsi="Trebuchet MS"/>
+                                      <w:color w:val="000000" w:themeColor="text1"/>
+                                      <w:sz w:val="20"/>
+                                      <w:lang w:val="en-US"/>
+                                    </w:rPr>
+                                    <w:t>M</w:t>
+                                  </w:r>
+                                  <w:r>
+                                    <w:rPr>
+                                      <w:rFonts w:ascii="Trebuchet MS" w:hAnsi="Trebuchet MS"/>
+                                      <w:color w:val="000000" w:themeColor="text1"/>
+                                      <w:sz w:val="20"/>
+                                      <w:lang w:val="en-US"/>
+                                    </w:rPr>
+                                    <w:t xml:space="preserve">agnetic </w:t>
+                                  </w:r>
+                                  <w:r>
+                                    <w:rPr>
+                                      <w:rFonts w:ascii="Trebuchet MS" w:hAnsi="Trebuchet MS"/>
+                                      <w:color w:val="000000" w:themeColor="text1"/>
+                                      <w:sz w:val="20"/>
+                                      <w:lang w:val="en-US"/>
+                                    </w:rPr>
+                                    <w:t>R</w:t>
+                                  </w:r>
+                                  <w:r>
+                                    <w:rPr>
+                                      <w:rFonts w:ascii="Trebuchet MS" w:hAnsi="Trebuchet MS"/>
+                                      <w:color w:val="000000" w:themeColor="text1"/>
+                                      <w:sz w:val="20"/>
+                                      <w:lang w:val="en-US"/>
+                                    </w:rPr>
+                                    <w:t>econnection</w:t>
+                                  </w:r>
                                 </w:p>
                               </w:tc>
                             </w:tr>
@@ -16791,7 +16833,16 @@
                                             <w:sz w:val="20"/>
                                             <w:lang w:val="de-DE"/>
                                           </w:rPr>
-                                          <w:t>variability</w:t>
+                                          <w:t>V</w:t>
+                                        </w:r>
+                                        <w:r>
+                                          <w:rPr>
+                                            <w:rFonts w:ascii="Trebuchet MS" w:hAnsi="Trebuchet MS"/>
+                                            <w:color w:val="000000" w:themeColor="text1"/>
+                                            <w:sz w:val="20"/>
+                                            <w:lang w:val="de-DE"/>
+                                          </w:rPr>
+                                          <w:t>ariability</w:t>
                                         </w:r>
                                         <w:proofErr w:type="spellEnd"/>
                                         <w:r>
@@ -16821,9 +16872,8 @@
                                             <w:sz w:val="20"/>
                                             <w:lang w:val="de-DE"/>
                                           </w:rPr>
-                                          <w:t xml:space="preserve"> </w:t>
-                                        </w:r>
-                                        <w:proofErr w:type="spellStart"/>
+                                          <w:t xml:space="preserve"> TeV-</w:t>
+                                        </w:r>
                                         <w:r>
                                           <w:rPr>
                                             <w:rFonts w:ascii="Trebuchet MS" w:hAnsi="Trebuchet MS"/>
@@ -16831,9 +16881,17 @@
                                             <w:sz w:val="20"/>
                                             <w:lang w:val="de-DE"/>
                                           </w:rPr>
-                                          <w:t>TeV-blazars</w:t>
-                                        </w:r>
-                                        <w:proofErr w:type="spellEnd"/>
+                                          <w:t>B</w:t>
+                                        </w:r>
+                                        <w:r>
+                                          <w:rPr>
+                                            <w:rFonts w:ascii="Trebuchet MS" w:hAnsi="Trebuchet MS"/>
+                                            <w:color w:val="000000" w:themeColor="text1"/>
+                                            <w:sz w:val="20"/>
+                                            <w:lang w:val="de-DE"/>
+                                          </w:rPr>
+                                          <w:t>lazars</w:t>
+                                        </w:r>
                                       </w:p>
                                     </w:tc>
                                   </w:tr>
@@ -17027,7 +17085,16 @@
                                       <w:sz w:val="20"/>
                                       <w:lang w:val="de-DE"/>
                                     </w:rPr>
-                                    <w:t>variability</w:t>
+                                    <w:t>V</w:t>
+                                  </w:r>
+                                  <w:r>
+                                    <w:rPr>
+                                      <w:rFonts w:ascii="Trebuchet MS" w:hAnsi="Trebuchet MS"/>
+                                      <w:color w:val="000000" w:themeColor="text1"/>
+                                      <w:sz w:val="20"/>
+                                      <w:lang w:val="de-DE"/>
+                                    </w:rPr>
+                                    <w:t>ariability</w:t>
                                   </w:r>
                                   <w:proofErr w:type="spellEnd"/>
                                   <w:r>
@@ -17057,9 +17124,8 @@
                                       <w:sz w:val="20"/>
                                       <w:lang w:val="de-DE"/>
                                     </w:rPr>
-                                    <w:t xml:space="preserve"> </w:t>
-                                  </w:r>
-                                  <w:proofErr w:type="spellStart"/>
+                                    <w:t xml:space="preserve"> TeV-</w:t>
+                                  </w:r>
                                   <w:r>
                                     <w:rPr>
                                       <w:rFonts w:ascii="Trebuchet MS" w:hAnsi="Trebuchet MS"/>
@@ -17067,9 +17133,17 @@
                                       <w:sz w:val="20"/>
                                       <w:lang w:val="de-DE"/>
                                     </w:rPr>
-                                    <w:t>TeV-blazars</w:t>
-                                  </w:r>
-                                  <w:proofErr w:type="spellEnd"/>
+                                    <w:t>B</w:t>
+                                  </w:r>
+                                  <w:r>
+                                    <w:rPr>
+                                      <w:rFonts w:ascii="Trebuchet MS" w:hAnsi="Trebuchet MS"/>
+                                      <w:color w:val="000000" w:themeColor="text1"/>
+                                      <w:sz w:val="20"/>
+                                      <w:lang w:val="de-DE"/>
+                                    </w:rPr>
+                                    <w:t>lazars</w:t>
+                                  </w:r>
                                 </w:p>
                               </w:tc>
                             </w:tr>
